--- a/project/PhamVietAn_KS24_CNTT2.docx
+++ b/project/PhamVietAn_KS24_CNTT2.docx
@@ -352,8 +352,10 @@
             <w:pStyle w:val="TOC1"/>
             <w:rPr>
               <w:rFonts w:asciiTheme="minorHAnsi" w:eastAsiaTheme="minorEastAsia" w:hAnsiTheme="minorHAnsi"/>
+              <w:b w:val="0"/>
+              <w:bCs w:val="0"/>
               <w:sz w:val="24"/>
-              <w:lang w:eastAsia="vi-VN"/>
+              <w:lang w:val="vi-VN" w:eastAsia="vi-VN"/>
             </w:rPr>
           </w:pPr>
           <w:r>
@@ -365,11 +367,10 @@
           <w:r>
             <w:fldChar w:fldCharType="separate"/>
           </w:r>
-          <w:hyperlink w:anchor="_Toc213743064" w:history="1">
+          <w:hyperlink w:anchor="_Toc213973508" w:history="1">
             <w:r>
               <w:rPr>
                 <w:rStyle w:val="Hyperlink"/>
-                <w:bCs w:val="0"/>
               </w:rPr>
               <w:t>Chương 1. Giới thiệu</w:t>
             </w:r>
@@ -389,7 +390,7 @@
               <w:rPr>
                 <w:webHidden/>
               </w:rPr>
-              <w:instrText xml:space="preserve"> PAGEREF _Toc213743064 \h </w:instrText>
+              <w:instrText xml:space="preserve"> PAGEREF _Toc213973508 \h </w:instrText>
             </w:r>
             <w:r>
               <w:rPr>
@@ -429,7 +430,7 @@
               <w:lang w:eastAsia="vi-VN"/>
             </w:rPr>
           </w:pPr>
-          <w:hyperlink w:anchor="_Toc213743065" w:history="1">
+          <w:hyperlink w:anchor="_Toc213973509" w:history="1">
             <w:r>
               <w:rPr>
                 <w:rStyle w:val="Hyperlink"/>
@@ -457,7 +458,7 @@
                 <w:noProof/>
                 <w:webHidden/>
               </w:rPr>
-              <w:instrText xml:space="preserve"> PAGEREF _Toc213743065 \h </w:instrText>
+              <w:instrText xml:space="preserve"> PAGEREF _Toc213973509 \h </w:instrText>
             </w:r>
             <w:r>
               <w:rPr>
@@ -501,7 +502,7 @@
               <w:lang w:eastAsia="vi-VN"/>
             </w:rPr>
           </w:pPr>
-          <w:hyperlink w:anchor="_Toc213743066" w:history="1">
+          <w:hyperlink w:anchor="_Toc213973510" w:history="1">
             <w:r>
               <w:rPr>
                 <w:rStyle w:val="Hyperlink"/>
@@ -528,7 +529,7 @@
                 <w:noProof/>
                 <w:webHidden/>
               </w:rPr>
-              <w:instrText xml:space="preserve"> PAGEREF _Toc213743066 \h </w:instrText>
+              <w:instrText xml:space="preserve"> PAGEREF _Toc213973510 \h </w:instrText>
             </w:r>
             <w:r>
               <w:rPr>
@@ -572,13 +573,11 @@
               <w:lang w:eastAsia="vi-VN"/>
             </w:rPr>
           </w:pPr>
-          <w:hyperlink w:anchor="_Toc213743067" w:history="1">
+          <w:hyperlink w:anchor="_Toc213973511" w:history="1">
             <w:r>
               <w:rPr>
                 <w:rStyle w:val="Hyperlink"/>
-                <w:bCs/>
-                <w:noProof/>
-                <w:lang w:val="en-US"/>
+                <w:noProof/>
               </w:rPr>
               <w:t>2.1. Bối cảnh</w:t>
             </w:r>
@@ -601,7 +600,7 @@
                 <w:noProof/>
                 <w:webHidden/>
               </w:rPr>
-              <w:instrText xml:space="preserve"> PAGEREF _Toc213743067 \h </w:instrText>
+              <w:instrText xml:space="preserve"> PAGEREF _Toc213973511 \h </w:instrText>
             </w:r>
             <w:r>
               <w:rPr>
@@ -645,13 +644,11 @@
               <w:lang w:eastAsia="vi-VN"/>
             </w:rPr>
           </w:pPr>
-          <w:hyperlink w:anchor="_Toc213743068" w:history="1">
+          <w:hyperlink w:anchor="_Toc213973512" w:history="1">
             <w:r>
               <w:rPr>
                 <w:rStyle w:val="Hyperlink"/>
-                <w:bCs/>
-                <w:noProof/>
-                <w:lang w:val="en-US"/>
+                <w:noProof/>
               </w:rPr>
               <w:t>2.2. Vấn đề cần giải quyết</w:t>
             </w:r>
@@ -674,7 +671,7 @@
                 <w:noProof/>
                 <w:webHidden/>
               </w:rPr>
-              <w:instrText xml:space="preserve"> PAGEREF _Toc213743068 \h </w:instrText>
+              <w:instrText xml:space="preserve"> PAGEREF _Toc213973512 \h </w:instrText>
             </w:r>
             <w:r>
               <w:rPr>
@@ -718,12 +715,11 @@
               <w:lang w:eastAsia="vi-VN"/>
             </w:rPr>
           </w:pPr>
-          <w:hyperlink w:anchor="_Toc213743069" w:history="1">
+          <w:hyperlink w:anchor="_Toc213973513" w:history="1">
             <w:r>
               <w:rPr>
                 <w:rStyle w:val="Hyperlink"/>
                 <w:noProof/>
-                <w:lang w:val="en-US"/>
               </w:rPr>
               <w:t>3. Phạm vi của hệ thống</w:t>
             </w:r>
@@ -746,7 +742,7 @@
                 <w:noProof/>
                 <w:webHidden/>
               </w:rPr>
-              <w:instrText xml:space="preserve"> PAGEREF _Toc213743069 \h </w:instrText>
+              <w:instrText xml:space="preserve"> PAGEREF _Toc213973513 \h </w:instrText>
             </w:r>
             <w:r>
               <w:rPr>
@@ -790,13 +786,11 @@
               <w:lang w:eastAsia="vi-VN"/>
             </w:rPr>
           </w:pPr>
-          <w:hyperlink w:anchor="_Toc213743070" w:history="1">
+          <w:hyperlink w:anchor="_Toc213973514" w:history="1">
             <w:r>
               <w:rPr>
                 <w:rStyle w:val="Hyperlink"/>
-                <w:bCs/>
-                <w:noProof/>
-                <w:lang w:val="en-US"/>
+                <w:noProof/>
               </w:rPr>
               <w:t>3.1. Phạm vi trong hệ thống (In-scope)</w:t>
             </w:r>
@@ -819,7 +813,7 @@
                 <w:noProof/>
                 <w:webHidden/>
               </w:rPr>
-              <w:instrText xml:space="preserve"> PAGEREF _Toc213743070 \h </w:instrText>
+              <w:instrText xml:space="preserve"> PAGEREF _Toc213973514 \h </w:instrText>
             </w:r>
             <w:r>
               <w:rPr>
@@ -863,11 +857,10 @@
               <w:lang w:eastAsia="vi-VN"/>
             </w:rPr>
           </w:pPr>
-          <w:hyperlink w:anchor="_Toc213743071" w:history="1">
+          <w:hyperlink w:anchor="_Toc213973515" w:history="1">
             <w:r>
               <w:rPr>
                 <w:rStyle w:val="Hyperlink"/>
-                <w:bCs/>
                 <w:noProof/>
               </w:rPr>
               <w:t>3.2. Phạm vi ngoài hệ thống (Out-of-scope)</w:t>
@@ -891,7 +884,7 @@
                 <w:noProof/>
                 <w:webHidden/>
               </w:rPr>
-              <w:instrText xml:space="preserve"> PAGEREF _Toc213743071 \h </w:instrText>
+              <w:instrText xml:space="preserve"> PAGEREF _Toc213973515 \h </w:instrText>
             </w:r>
             <w:r>
               <w:rPr>
@@ -927,11 +920,13 @@
             <w:pStyle w:val="TOC1"/>
             <w:rPr>
               <w:rFonts w:asciiTheme="minorHAnsi" w:eastAsiaTheme="minorEastAsia" w:hAnsiTheme="minorHAnsi"/>
+              <w:b w:val="0"/>
+              <w:bCs w:val="0"/>
               <w:sz w:val="24"/>
-              <w:lang w:eastAsia="vi-VN"/>
+              <w:lang w:val="vi-VN" w:eastAsia="vi-VN"/>
             </w:rPr>
           </w:pPr>
-          <w:hyperlink w:anchor="_Toc213743072" w:history="1">
+          <w:hyperlink w:anchor="_Toc213973516" w:history="1">
             <w:r>
               <w:rPr>
                 <w:rStyle w:val="Hyperlink"/>
@@ -954,7 +949,7 @@
               <w:rPr>
                 <w:webHidden/>
               </w:rPr>
-              <w:instrText xml:space="preserve"> PAGEREF _Toc213743072 \h </w:instrText>
+              <w:instrText xml:space="preserve"> PAGEREF _Toc213973516 \h </w:instrText>
             </w:r>
             <w:r>
               <w:rPr>
@@ -994,12 +989,11 @@
               <w:lang w:eastAsia="vi-VN"/>
             </w:rPr>
           </w:pPr>
-          <w:hyperlink w:anchor="_Toc213743073" w:history="1">
+          <w:hyperlink w:anchor="_Toc213973517" w:history="1">
             <w:r>
               <w:rPr>
                 <w:rStyle w:val="Hyperlink"/>
                 <w:noProof/>
-                <w:lang w:val="en-US"/>
               </w:rPr>
               <w:t>1. Bối cảnh sản phẩm</w:t>
             </w:r>
@@ -1022,7 +1016,7 @@
                 <w:noProof/>
                 <w:webHidden/>
               </w:rPr>
-              <w:instrText xml:space="preserve"> PAGEREF _Toc213743073 \h </w:instrText>
+              <w:instrText xml:space="preserve"> PAGEREF _Toc213973517 \h </w:instrText>
             </w:r>
             <w:r>
               <w:rPr>
@@ -1066,21 +1060,13 @@
               <w:lang w:eastAsia="vi-VN"/>
             </w:rPr>
           </w:pPr>
-          <w:hyperlink w:anchor="_Toc213743074" w:history="1">
+          <w:hyperlink w:anchor="_Toc213973518" w:history="1">
             <w:r>
               <w:rPr>
                 <w:rStyle w:val="Hyperlink"/>
                 <w:noProof/>
-                <w:lang w:val="en-US"/>
-              </w:rPr>
-              <w:t>2.</w:t>
-            </w:r>
-            <w:r>
-              <w:rPr>
-                <w:rStyle w:val="Hyperlink"/>
-                <w:noProof/>
-              </w:rPr>
-              <w:t xml:space="preserve"> Kiến trúc hệ thống</w:t>
+              </w:rPr>
+              <w:t>2. Kiến trúc hệ thống</w:t>
             </w:r>
             <w:r>
               <w:rPr>
@@ -1101,7 +1087,7 @@
                 <w:noProof/>
                 <w:webHidden/>
               </w:rPr>
-              <w:instrText xml:space="preserve"> PAGEREF _Toc213743074 \h </w:instrText>
+              <w:instrText xml:space="preserve"> PAGEREF _Toc213973518 \h </w:instrText>
             </w:r>
             <w:r>
               <w:rPr>
@@ -1145,7 +1131,7 @@
               <w:lang w:eastAsia="vi-VN"/>
             </w:rPr>
           </w:pPr>
-          <w:hyperlink w:anchor="_Toc213743075" w:history="1">
+          <w:hyperlink w:anchor="_Toc213973519" w:history="1">
             <w:r>
               <w:rPr>
                 <w:rStyle w:val="Hyperlink"/>
@@ -1173,7 +1159,7 @@
                 <w:noProof/>
                 <w:webHidden/>
               </w:rPr>
-              <w:instrText xml:space="preserve"> PAGEREF _Toc213743075 \h </w:instrText>
+              <w:instrText xml:space="preserve"> PAGEREF _Toc213973519 \h </w:instrText>
             </w:r>
             <w:r>
               <w:rPr>
@@ -1217,7 +1203,7 @@
               <w:lang w:eastAsia="vi-VN"/>
             </w:rPr>
           </w:pPr>
-          <w:hyperlink w:anchor="_Toc213743076" w:history="1">
+          <w:hyperlink w:anchor="_Toc213973520" w:history="1">
             <w:r>
               <w:rPr>
                 <w:rStyle w:val="Hyperlink"/>
@@ -1245,7 +1231,7 @@
                 <w:noProof/>
                 <w:webHidden/>
               </w:rPr>
-              <w:instrText xml:space="preserve"> PAGEREF _Toc213743076 \h </w:instrText>
+              <w:instrText xml:space="preserve"> PAGEREF _Toc213973520 \h </w:instrText>
             </w:r>
             <w:r>
               <w:rPr>
@@ -1270,6 +1256,128 @@
             <w:r>
               <w:rPr>
                 <w:noProof/>
+                <w:webHidden/>
+              </w:rPr>
+              <w:fldChar w:fldCharType="end"/>
+            </w:r>
+          </w:hyperlink>
+        </w:p>
+        <w:p>
+          <w:pPr>
+            <w:pStyle w:val="TOC1"/>
+            <w:rPr>
+              <w:rFonts w:asciiTheme="minorHAnsi" w:eastAsiaTheme="minorEastAsia" w:hAnsiTheme="minorHAnsi"/>
+              <w:b w:val="0"/>
+              <w:bCs w:val="0"/>
+              <w:sz w:val="24"/>
+              <w:lang w:val="vi-VN" w:eastAsia="vi-VN"/>
+            </w:rPr>
+          </w:pPr>
+          <w:hyperlink w:anchor="_Toc213973521" w:history="1">
+            <w:r>
+              <w:rPr>
+                <w:rStyle w:val="Hyperlink"/>
+              </w:rPr>
+              <w:t>5. Các ràng buộc nghiệp vụ</w:t>
+            </w:r>
+            <w:r>
+              <w:rPr>
+                <w:webHidden/>
+              </w:rPr>
+              <w:tab/>
+            </w:r>
+            <w:r>
+              <w:rPr>
+                <w:webHidden/>
+              </w:rPr>
+              <w:fldChar w:fldCharType="begin"/>
+            </w:r>
+            <w:r>
+              <w:rPr>
+                <w:webHidden/>
+              </w:rPr>
+              <w:instrText xml:space="preserve"> PAGEREF _Toc213973521 \h </w:instrText>
+            </w:r>
+            <w:r>
+              <w:rPr>
+                <w:webHidden/>
+              </w:rPr>
+            </w:r>
+            <w:r>
+              <w:rPr>
+                <w:webHidden/>
+              </w:rPr>
+              <w:fldChar w:fldCharType="separate"/>
+            </w:r>
+            <w:r>
+              <w:rPr>
+                <w:webHidden/>
+              </w:rPr>
+              <w:t>8</w:t>
+            </w:r>
+            <w:r>
+              <w:rPr>
+                <w:webHidden/>
+              </w:rPr>
+              <w:fldChar w:fldCharType="end"/>
+            </w:r>
+          </w:hyperlink>
+        </w:p>
+        <w:p>
+          <w:pPr>
+            <w:pStyle w:val="TOC1"/>
+            <w:rPr>
+              <w:rFonts w:asciiTheme="minorHAnsi" w:eastAsiaTheme="minorEastAsia" w:hAnsiTheme="minorHAnsi"/>
+              <w:b w:val="0"/>
+              <w:bCs w:val="0"/>
+              <w:sz w:val="24"/>
+              <w:lang w:val="vi-VN" w:eastAsia="vi-VN"/>
+            </w:rPr>
+          </w:pPr>
+          <w:hyperlink w:anchor="_Toc213973522" w:history="1">
+            <w:r>
+              <w:rPr>
+                <w:rStyle w:val="Hyperlink"/>
+              </w:rPr>
+              <w:t>Chương 3. Cấu trúc dữ liệu và hướng đối tượng</w:t>
+            </w:r>
+            <w:r>
+              <w:rPr>
+                <w:webHidden/>
+              </w:rPr>
+              <w:tab/>
+            </w:r>
+            <w:r>
+              <w:rPr>
+                <w:webHidden/>
+              </w:rPr>
+              <w:fldChar w:fldCharType="begin"/>
+            </w:r>
+            <w:r>
+              <w:rPr>
+                <w:webHidden/>
+              </w:rPr>
+              <w:instrText xml:space="preserve"> PAGEREF _Toc213973522 \h </w:instrText>
+            </w:r>
+            <w:r>
+              <w:rPr>
+                <w:webHidden/>
+              </w:rPr>
+            </w:r>
+            <w:r>
+              <w:rPr>
+                <w:webHidden/>
+              </w:rPr>
+              <w:fldChar w:fldCharType="separate"/>
+            </w:r>
+            <w:r>
+              <w:rPr>
+                <w:webHidden/>
+              </w:rPr>
+              <w:t>9</w:t>
+            </w:r>
+            <w:r>
+              <w:rPr>
                 <w:webHidden/>
               </w:rPr>
               <w:fldChar w:fldCharType="end"/>
@@ -1289,21 +1397,13 @@
               <w:lang w:eastAsia="vi-VN"/>
             </w:rPr>
           </w:pPr>
-          <w:hyperlink w:anchor="_Toc213743077" w:history="1">
+          <w:hyperlink w:anchor="_Toc213973523" w:history="1">
             <w:r>
               <w:rPr>
                 <w:rStyle w:val="Hyperlink"/>
                 <w:noProof/>
-                <w:lang w:val="en-US"/>
-              </w:rPr>
-              <w:t>5. Các ràng</w:t>
-            </w:r>
-            <w:r>
-              <w:rPr>
-                <w:rStyle w:val="Hyperlink"/>
-                <w:noProof/>
-              </w:rPr>
-              <w:t xml:space="preserve"> buộc nghiệp vụ</w:t>
+              </w:rPr>
+              <w:t>1. Sơ đồ thực thể - quan hệ (ERD)</w:t>
             </w:r>
             <w:r>
               <w:rPr>
@@ -1324,7 +1424,7 @@
                 <w:noProof/>
                 <w:webHidden/>
               </w:rPr>
-              <w:instrText xml:space="preserve"> PAGEREF _Toc213743077 \h </w:instrText>
+              <w:instrText xml:space="preserve"> PAGEREF _Toc213973523 \h </w:instrText>
             </w:r>
             <w:r>
               <w:rPr>
@@ -1344,70 +1444,11 @@
                 <w:noProof/>
                 <w:webHidden/>
               </w:rPr>
-              <w:t>8</w:t>
-            </w:r>
-            <w:r>
-              <w:rPr>
-                <w:noProof/>
-                <w:webHidden/>
-              </w:rPr>
-              <w:fldChar w:fldCharType="end"/>
-            </w:r>
-          </w:hyperlink>
-        </w:p>
-        <w:p>
-          <w:pPr>
-            <w:pStyle w:val="TOC1"/>
-            <w:rPr>
-              <w:rFonts w:asciiTheme="minorHAnsi" w:eastAsiaTheme="minorEastAsia" w:hAnsiTheme="minorHAnsi"/>
-              <w:sz w:val="24"/>
-              <w:lang w:eastAsia="vi-VN"/>
-            </w:rPr>
-          </w:pPr>
-          <w:hyperlink w:anchor="_Toc213743078" w:history="1">
-            <w:r>
-              <w:rPr>
-                <w:rStyle w:val="Hyperlink"/>
-              </w:rPr>
-              <w:t>Chương 3. Cấu trúc dữ liệu và hướng đối tượng</w:t>
-            </w:r>
-            <w:r>
-              <w:rPr>
-                <w:webHidden/>
-              </w:rPr>
-              <w:tab/>
-            </w:r>
-            <w:r>
-              <w:rPr>
-                <w:webHidden/>
-              </w:rPr>
-              <w:fldChar w:fldCharType="begin"/>
-            </w:r>
-            <w:r>
-              <w:rPr>
-                <w:webHidden/>
-              </w:rPr>
-              <w:instrText xml:space="preserve"> PAGEREF _Toc213743078 \h </w:instrText>
-            </w:r>
-            <w:r>
-              <w:rPr>
-                <w:webHidden/>
-              </w:rPr>
-            </w:r>
-            <w:r>
-              <w:rPr>
-                <w:webHidden/>
-              </w:rPr>
-              <w:fldChar w:fldCharType="separate"/>
-            </w:r>
-            <w:r>
-              <w:rPr>
-                <w:webHidden/>
-              </w:rPr>
               <w:t>9</w:t>
             </w:r>
             <w:r>
               <w:rPr>
+                <w:noProof/>
                 <w:webHidden/>
               </w:rPr>
               <w:fldChar w:fldCharType="end"/>
@@ -1427,14 +1468,14 @@
               <w:lang w:eastAsia="vi-VN"/>
             </w:rPr>
           </w:pPr>
-          <w:hyperlink w:anchor="_Toc213743079" w:history="1">
+          <w:hyperlink w:anchor="_Toc213973524" w:history="1">
             <w:r>
               <w:rPr>
                 <w:rStyle w:val="Hyperlink"/>
                 <w:noProof/>
                 <w:lang w:val="en-US"/>
               </w:rPr>
-              <w:t>1. Sơ đồ thực thể - quan hệ (ERD)</w:t>
+              <w:t>2. Quan hệ, Cardinality và Optionality</w:t>
             </w:r>
             <w:r>
               <w:rPr>
@@ -1455,7 +1496,7 @@
                 <w:noProof/>
                 <w:webHidden/>
               </w:rPr>
-              <w:instrText xml:space="preserve"> PAGEREF _Toc213743079 \h </w:instrText>
+              <w:instrText xml:space="preserve"> PAGEREF _Toc213973524 \h </w:instrText>
             </w:r>
             <w:r>
               <w:rPr>
@@ -1475,7 +1516,284 @@
                 <w:noProof/>
                 <w:webHidden/>
               </w:rPr>
-              <w:t>9</w:t>
+              <w:t>10</w:t>
+            </w:r>
+            <w:r>
+              <w:rPr>
+                <w:noProof/>
+                <w:webHidden/>
+              </w:rPr>
+              <w:fldChar w:fldCharType="end"/>
+            </w:r>
+          </w:hyperlink>
+        </w:p>
+        <w:p>
+          <w:pPr>
+            <w:pStyle w:val="TOC2"/>
+            <w:tabs>
+              <w:tab w:val="right" w:leader="dot" w:pos="9062"/>
+            </w:tabs>
+            <w:rPr>
+              <w:rFonts w:asciiTheme="minorHAnsi" w:eastAsiaTheme="minorEastAsia" w:hAnsiTheme="minorHAnsi"/>
+              <w:noProof/>
+              <w:sz w:val="24"/>
+              <w:lang w:eastAsia="vi-VN"/>
+            </w:rPr>
+          </w:pPr>
+          <w:hyperlink w:anchor="_Toc213973525" w:history="1">
+            <w:r>
+              <w:rPr>
+                <w:rStyle w:val="Hyperlink"/>
+                <w:noProof/>
+                <w:lang w:val="en-US"/>
+              </w:rPr>
+              <w:t>3. Biểu đồ lớp</w:t>
+            </w:r>
+            <w:r>
+              <w:rPr>
+                <w:noProof/>
+                <w:webHidden/>
+              </w:rPr>
+              <w:tab/>
+            </w:r>
+            <w:r>
+              <w:rPr>
+                <w:noProof/>
+                <w:webHidden/>
+              </w:rPr>
+              <w:fldChar w:fldCharType="begin"/>
+            </w:r>
+            <w:r>
+              <w:rPr>
+                <w:noProof/>
+                <w:webHidden/>
+              </w:rPr>
+              <w:instrText xml:space="preserve"> PAGEREF _Toc213973525 \h </w:instrText>
+            </w:r>
+            <w:r>
+              <w:rPr>
+                <w:noProof/>
+                <w:webHidden/>
+              </w:rPr>
+            </w:r>
+            <w:r>
+              <w:rPr>
+                <w:noProof/>
+                <w:webHidden/>
+              </w:rPr>
+              <w:fldChar w:fldCharType="separate"/>
+            </w:r>
+            <w:r>
+              <w:rPr>
+                <w:noProof/>
+                <w:webHidden/>
+              </w:rPr>
+              <w:t>11</w:t>
+            </w:r>
+            <w:r>
+              <w:rPr>
+                <w:noProof/>
+                <w:webHidden/>
+              </w:rPr>
+              <w:fldChar w:fldCharType="end"/>
+            </w:r>
+          </w:hyperlink>
+        </w:p>
+        <w:p>
+          <w:pPr>
+            <w:pStyle w:val="TOC1"/>
+            <w:rPr>
+              <w:rFonts w:asciiTheme="minorHAnsi" w:eastAsiaTheme="minorEastAsia" w:hAnsiTheme="minorHAnsi"/>
+              <w:b w:val="0"/>
+              <w:bCs w:val="0"/>
+              <w:sz w:val="24"/>
+              <w:lang w:val="vi-VN" w:eastAsia="vi-VN"/>
+            </w:rPr>
+          </w:pPr>
+          <w:hyperlink w:anchor="_Toc213973526" w:history="1">
+            <w:r>
+              <w:rPr>
+                <w:rStyle w:val="Hyperlink"/>
+              </w:rPr>
+              <w:t>Chương 4. Thiết kế hành vi</w:t>
+            </w:r>
+            <w:r>
+              <w:rPr>
+                <w:webHidden/>
+              </w:rPr>
+              <w:tab/>
+            </w:r>
+            <w:r>
+              <w:rPr>
+                <w:webHidden/>
+              </w:rPr>
+              <w:fldChar w:fldCharType="begin"/>
+            </w:r>
+            <w:r>
+              <w:rPr>
+                <w:webHidden/>
+              </w:rPr>
+              <w:instrText xml:space="preserve"> PAGEREF _Toc213973526 \h </w:instrText>
+            </w:r>
+            <w:r>
+              <w:rPr>
+                <w:webHidden/>
+              </w:rPr>
+            </w:r>
+            <w:r>
+              <w:rPr>
+                <w:webHidden/>
+              </w:rPr>
+              <w:fldChar w:fldCharType="separate"/>
+            </w:r>
+            <w:r>
+              <w:rPr>
+                <w:webHidden/>
+              </w:rPr>
+              <w:t>11</w:t>
+            </w:r>
+            <w:r>
+              <w:rPr>
+                <w:webHidden/>
+              </w:rPr>
+              <w:fldChar w:fldCharType="end"/>
+            </w:r>
+          </w:hyperlink>
+        </w:p>
+        <w:p>
+          <w:pPr>
+            <w:pStyle w:val="TOC2"/>
+            <w:tabs>
+              <w:tab w:val="right" w:leader="dot" w:pos="9062"/>
+            </w:tabs>
+            <w:rPr>
+              <w:rFonts w:asciiTheme="minorHAnsi" w:eastAsiaTheme="minorEastAsia" w:hAnsiTheme="minorHAnsi"/>
+              <w:noProof/>
+              <w:sz w:val="24"/>
+              <w:lang w:eastAsia="vi-VN"/>
+            </w:rPr>
+          </w:pPr>
+          <w:hyperlink w:anchor="_Toc213973527" w:history="1">
+            <w:r>
+              <w:rPr>
+                <w:rStyle w:val="Hyperlink"/>
+                <w:noProof/>
+                <w:lang w:val="en-US"/>
+              </w:rPr>
+              <w:t>1. Đặc tả Use Case</w:t>
+            </w:r>
+            <w:r>
+              <w:rPr>
+                <w:noProof/>
+                <w:webHidden/>
+              </w:rPr>
+              <w:tab/>
+            </w:r>
+            <w:r>
+              <w:rPr>
+                <w:noProof/>
+                <w:webHidden/>
+              </w:rPr>
+              <w:fldChar w:fldCharType="begin"/>
+            </w:r>
+            <w:r>
+              <w:rPr>
+                <w:noProof/>
+                <w:webHidden/>
+              </w:rPr>
+              <w:instrText xml:space="preserve"> PAGEREF _Toc213973527 \h </w:instrText>
+            </w:r>
+            <w:r>
+              <w:rPr>
+                <w:noProof/>
+                <w:webHidden/>
+              </w:rPr>
+            </w:r>
+            <w:r>
+              <w:rPr>
+                <w:noProof/>
+                <w:webHidden/>
+              </w:rPr>
+              <w:fldChar w:fldCharType="separate"/>
+            </w:r>
+            <w:r>
+              <w:rPr>
+                <w:noProof/>
+                <w:webHidden/>
+              </w:rPr>
+              <w:t>11</w:t>
+            </w:r>
+            <w:r>
+              <w:rPr>
+                <w:noProof/>
+                <w:webHidden/>
+              </w:rPr>
+              <w:fldChar w:fldCharType="end"/>
+            </w:r>
+          </w:hyperlink>
+        </w:p>
+        <w:p>
+          <w:pPr>
+            <w:pStyle w:val="TOC2"/>
+            <w:tabs>
+              <w:tab w:val="right" w:leader="dot" w:pos="9062"/>
+            </w:tabs>
+            <w:rPr>
+              <w:rFonts w:asciiTheme="minorHAnsi" w:eastAsiaTheme="minorEastAsia" w:hAnsiTheme="minorHAnsi"/>
+              <w:noProof/>
+              <w:sz w:val="24"/>
+              <w:lang w:eastAsia="vi-VN"/>
+            </w:rPr>
+          </w:pPr>
+          <w:hyperlink w:anchor="_Toc213973528" w:history="1">
+            <w:r>
+              <w:rPr>
+                <w:rStyle w:val="Hyperlink"/>
+                <w:noProof/>
+                <w:lang w:val="en-US"/>
+              </w:rPr>
+              <w:t>2. Biểu đồ tuần tự</w:t>
+            </w:r>
+            <w:r>
+              <w:rPr>
+                <w:noProof/>
+                <w:webHidden/>
+              </w:rPr>
+              <w:tab/>
+            </w:r>
+            <w:r>
+              <w:rPr>
+                <w:noProof/>
+                <w:webHidden/>
+              </w:rPr>
+              <w:fldChar w:fldCharType="begin"/>
+            </w:r>
+            <w:r>
+              <w:rPr>
+                <w:noProof/>
+                <w:webHidden/>
+              </w:rPr>
+              <w:instrText xml:space="preserve"> PAGEREF _Toc213973528 \h </w:instrText>
+            </w:r>
+            <w:r>
+              <w:rPr>
+                <w:noProof/>
+                <w:webHidden/>
+              </w:rPr>
+            </w:r>
+            <w:r>
+              <w:rPr>
+                <w:noProof/>
+                <w:webHidden/>
+              </w:rPr>
+              <w:fldChar w:fldCharType="separate"/>
+            </w:r>
+            <w:r>
+              <w:rPr>
+                <w:noProof/>
+                <w:webHidden/>
+              </w:rPr>
+              <w:t>16</w:t>
             </w:r>
             <w:r>
               <w:rPr>
@@ -1528,7 +1846,7 @@
         <w:pStyle w:val="Heading1"/>
       </w:pPr>
       <w:bookmarkStart w:id="0" w:name="_Toc213742940"/>
-      <w:bookmarkStart w:id="1" w:name="_Toc213743064"/>
+      <w:bookmarkStart w:id="1" w:name="_Toc213973508"/>
       <w:r>
         <w:lastRenderedPageBreak/>
         <w:t>Chương 1. Giới thiệu</w:t>
@@ -1545,7 +1863,7 @@
         </w:rPr>
       </w:pPr>
       <w:bookmarkStart w:id="2" w:name="_Toc213742941"/>
-      <w:bookmarkStart w:id="3" w:name="_Toc213743065"/>
+      <w:bookmarkStart w:id="3" w:name="_Toc213973509"/>
       <w:r>
         <w:rPr>
           <w:szCs w:val="28"/>
@@ -1615,7 +1933,7 @@
         </w:rPr>
       </w:pPr>
       <w:bookmarkStart w:id="4" w:name="_Toc213742942"/>
-      <w:bookmarkStart w:id="5" w:name="_Toc213743066"/>
+      <w:bookmarkStart w:id="5" w:name="_Toc213973510"/>
       <w:r>
         <w:rPr>
           <w:szCs w:val="28"/>
@@ -1636,7 +1954,7 @@
         <w:pStyle w:val="Heading3"/>
       </w:pPr>
       <w:bookmarkStart w:id="6" w:name="_Toc213742943"/>
-      <w:bookmarkStart w:id="7" w:name="_Toc213743067"/>
+      <w:bookmarkStart w:id="7" w:name="_Toc213973511"/>
       <w:r>
         <w:t>2.1. Bối cảnh</w:t>
       </w:r>
@@ -1774,7 +2092,7 @@
         <w:pStyle w:val="Heading3"/>
       </w:pPr>
       <w:bookmarkStart w:id="8" w:name="_Toc213742944"/>
-      <w:bookmarkStart w:id="9" w:name="_Toc213743068"/>
+      <w:bookmarkStart w:id="9" w:name="_Toc213973512"/>
       <w:r>
         <w:lastRenderedPageBreak/>
         <w:t>2.2. Vấn đề cần giải quyết</w:t>
@@ -1812,7 +2130,7 @@
         </w:rPr>
       </w:pPr>
       <w:bookmarkStart w:id="10" w:name="_Toc213742945"/>
-      <w:bookmarkStart w:id="11" w:name="_Toc213743069"/>
+      <w:bookmarkStart w:id="11" w:name="_Toc213973513"/>
       <w:r>
         <w:rPr>
           <w:szCs w:val="28"/>
@@ -1827,7 +2145,7 @@
         <w:pStyle w:val="Heading3"/>
       </w:pPr>
       <w:bookmarkStart w:id="12" w:name="_Toc213742946"/>
-      <w:bookmarkStart w:id="13" w:name="_Toc213743070"/>
+      <w:bookmarkStart w:id="13" w:name="_Toc213973514"/>
       <w:r>
         <w:t>3.1. Phạm vi trong hệ thống (In-scope)</w:t>
       </w:r>
@@ -1926,7 +2244,7 @@
         <w:pStyle w:val="Heading3"/>
       </w:pPr>
       <w:bookmarkStart w:id="14" w:name="_Toc213742947"/>
-      <w:bookmarkStart w:id="15" w:name="_Toc213743071"/>
+      <w:bookmarkStart w:id="15" w:name="_Toc213973515"/>
       <w:r>
         <w:t>3.2. Phạm vi ngoài hệ thống (Out-of-scope)</w:t>
       </w:r>
@@ -1977,7 +2295,7 @@
         <w:pStyle w:val="Heading1"/>
       </w:pPr>
       <w:bookmarkStart w:id="16" w:name="_Toc213742948"/>
-      <w:bookmarkStart w:id="17" w:name="_Toc213743072"/>
+      <w:bookmarkStart w:id="17" w:name="_Toc213973516"/>
       <w:r>
         <w:lastRenderedPageBreak/>
         <w:t>Chương 2</w:t>
@@ -1996,7 +2314,7 @@
         <w:pStyle w:val="Heading2"/>
       </w:pPr>
       <w:bookmarkStart w:id="18" w:name="_Toc213742949"/>
-      <w:bookmarkStart w:id="19" w:name="_Toc213743073"/>
+      <w:bookmarkStart w:id="19" w:name="_Toc213973517"/>
       <w:r>
         <w:t>1.</w:t>
       </w:r>
@@ -2023,7 +2341,7 @@
         <w:pStyle w:val="Heading2"/>
       </w:pPr>
       <w:bookmarkStart w:id="20" w:name="_Toc213742950"/>
-      <w:bookmarkStart w:id="21" w:name="_Toc213743074"/>
+      <w:bookmarkStart w:id="21" w:name="_Toc213973518"/>
       <w:r>
         <w:t>2.</w:t>
       </w:r>
@@ -2188,7 +2506,7 @@
         </w:rPr>
       </w:pPr>
       <w:bookmarkStart w:id="22" w:name="_Toc213742951"/>
-      <w:bookmarkStart w:id="23" w:name="_Toc213743075"/>
+      <w:bookmarkStart w:id="23" w:name="_Toc213973519"/>
       <w:r>
         <w:rPr>
           <w:lang w:val="en-US"/>
@@ -2394,7 +2712,7 @@
         </w:rPr>
       </w:pPr>
       <w:bookmarkStart w:id="24" w:name="_Toc213742952"/>
-      <w:bookmarkStart w:id="25" w:name="_Toc213743076"/>
+      <w:bookmarkStart w:id="25" w:name="_Toc213973520"/>
       <w:r>
         <w:rPr>
           <w:lang w:val="en-US"/>
@@ -2501,7 +2819,6 @@
         <w:t>Hệ thống tương tác thông qua các use case Cảnh báo và Báo cáo, hoặc đồng bộ dữ liệu theo chuẩn tích hợp; đặc điểm là không thao tác tay mà gửi/nhận dữ liệu tự động, phải được giới hạn quyền, xác thực và ghi log như một actor chính thức. Ba nhóm này liên kết với nhau: nhân viên kho thao tác, quản lý kho kiểm soát, hệ thống hỗ trợ tự động hóa và giám sát.</w:t>
       </w:r>
       <w:bookmarkStart w:id="26" w:name="_Toc213742953"/>
-      <w:bookmarkStart w:id="27" w:name="_Toc213743077"/>
     </w:p>
     <w:p>
       <w:pPr>
@@ -2510,6 +2827,7 @@
           <w:lang w:val="en-US"/>
         </w:rPr>
       </w:pPr>
+      <w:bookmarkStart w:id="27" w:name="_Toc213973521"/>
       <w:r>
         <w:rPr>
           <w:lang w:val="en-US"/>
@@ -3007,7 +3325,7 @@
         <w:pStyle w:val="Heading1"/>
       </w:pPr>
       <w:bookmarkStart w:id="28" w:name="_Toc213742954"/>
-      <w:bookmarkStart w:id="29" w:name="_Toc213743078"/>
+      <w:bookmarkStart w:id="29" w:name="_Toc213973522"/>
       <w:r>
         <w:t xml:space="preserve">Chương 3. </w:t>
       </w:r>
@@ -3022,7 +3340,7 @@
         <w:pStyle w:val="Heading2"/>
       </w:pPr>
       <w:bookmarkStart w:id="30" w:name="_Toc213742955"/>
-      <w:bookmarkStart w:id="31" w:name="_Toc213743079"/>
+      <w:bookmarkStart w:id="31" w:name="_Toc213973523"/>
       <w:r>
         <w:t>1. Sơ đồ thực thể - quan hệ (ERD)</w:t>
       </w:r>
@@ -3072,6 +3390,7 @@
       </w:pPr>
       <w:r>
         <w:rPr>
+          <w:noProof/>
           <w:lang w:val="en-US"/>
         </w:rPr>
         <w:lastRenderedPageBreak/>
@@ -3139,12 +3458,14 @@
           <w:lang w:val="en-US"/>
         </w:rPr>
       </w:pPr>
+      <w:bookmarkStart w:id="32" w:name="_Toc213973524"/>
       <w:r>
         <w:rPr>
           <w:lang w:val="en-US"/>
         </w:rPr>
         <w:t>2. Quan hệ, Cardinality và Optionality</w:t>
       </w:r>
+      <w:bookmarkEnd w:id="32"/>
     </w:p>
     <w:tbl>
       <w:tblPr>
@@ -3769,18 +4090,12 @@
         <w:t xml:space="preserve">. </w:t>
       </w:r>
       <w:r>
-        <w:rPr>
-          <w:lang w:val="en-US"/>
-        </w:rPr>
         <w:t>M</w:t>
       </w:r>
       <w:r>
         <w:t>ỗi chứng từ có nhiều dòng chi tiết</w:t>
       </w:r>
       <w:r>
-        <w:rPr>
-          <w:lang w:val="en-US"/>
-        </w:rPr>
         <w:t>.</w:t>
       </w:r>
       <w:r>
@@ -3821,9 +4136,6 @@
       <w:pPr>
         <w:ind w:firstLine="720"/>
         <w:jc w:val="both"/>
-        <w:rPr>
-          <w:lang w:val="en-US"/>
-        </w:rPr>
       </w:pPr>
       <w:r>
         <w:lastRenderedPageBreak/>
@@ -3894,23 +4206,31 @@
           <w:lang w:val="en-US"/>
         </w:rPr>
       </w:pPr>
+      <w:bookmarkStart w:id="33" w:name="_Toc213973525"/>
       <w:r>
         <w:rPr>
           <w:lang w:val="en-US"/>
         </w:rPr>
-        <w:t xml:space="preserve">3. Biểu đồ lớp </w:t>
-      </w:r>
-    </w:p>
-    <w:p>
-      <w:pPr>
+        <w:t>3. Biểu đồ lớp</w:t>
+      </w:r>
+      <w:bookmarkEnd w:id="33"/>
+      <w:r>
         <w:rPr>
           <w:lang w:val="en-US"/>
         </w:rPr>
-      </w:pPr>
-      <w:r>
+        <w:t xml:space="preserve"> </w:t>
+      </w:r>
+    </w:p>
+    <w:p>
+      <w:pPr>
         <w:rPr>
           <w:lang w:val="en-US"/>
         </w:rPr>
+      </w:pPr>
+      <w:r>
+        <w:rPr>
+          <w:lang w:val="en-US"/>
+        </w:rPr>
         <w:t>(coming</w:t>
       </w:r>
       <w:r>
@@ -3933,12 +4253,14 @@
           <w:lang w:val="en-US"/>
         </w:rPr>
       </w:pPr>
+      <w:bookmarkStart w:id="34" w:name="_Toc213973526"/>
       <w:r>
         <w:rPr>
           <w:lang w:val="en-US"/>
         </w:rPr>
         <w:t>Chương 4. Thiết kế hành vi</w:t>
       </w:r>
+      <w:bookmarkEnd w:id="34"/>
     </w:p>
     <w:p>
       <w:pPr>
@@ -3947,12 +4269,14 @@
           <w:lang w:val="en-US"/>
         </w:rPr>
       </w:pPr>
+      <w:bookmarkStart w:id="35" w:name="_Toc213973527"/>
       <w:r>
         <w:rPr>
           <w:lang w:val="en-US"/>
         </w:rPr>
         <w:t>1. Đặc tả Use Case</w:t>
       </w:r>
+      <w:bookmarkEnd w:id="35"/>
     </w:p>
     <w:p>
       <w:pPr>
@@ -4396,9 +4720,6 @@
           <w:p>
             <w:pPr>
               <w:spacing w:after="0"/>
-              <w:rPr>
-                <w:lang w:val="en-US"/>
-              </w:rPr>
             </w:pPr>
             <w:r>
               <w:t xml:space="preserve">Dữ liệu không hợp lệ → báo lỗi, yêu cầu sửa; </w:t>
@@ -4407,9 +4728,6 @@
           <w:p>
             <w:pPr>
               <w:spacing w:after="0"/>
-              <w:rPr>
-                <w:lang w:val="en-US"/>
-              </w:rPr>
             </w:pPr>
             <w:r>
               <w:t xml:space="preserve">lỗi lưu dữ liệu → không cập nhật tồn kho; </w:t>
@@ -4451,6 +4769,7 @@
       </w:pPr>
       <w:r>
         <w:rPr>
+          <w:noProof/>
           <w:lang w:val="en-US"/>
         </w:rPr>
         <w:drawing>
@@ -4997,20 +5316,11 @@
         <w:rPr>
           <w:b/>
           <w:bCs/>
-          <w:lang w:val="en-US"/>
-        </w:rPr>
-      </w:pPr>
-    </w:p>
-    <w:p>
-      <w:pPr>
-        <w:rPr>
-          <w:lang w:val="en-US"/>
-        </w:rPr>
-      </w:pPr>
-      <w:r>
-        <w:rPr>
-          <w:lang w:val="en-US"/>
-        </w:rPr>
+        </w:rPr>
+      </w:pPr>
+    </w:p>
+    <w:p>
+      <w:r>
         <w:br w:type="page"/>
       </w:r>
     </w:p>
@@ -5041,6 +5351,7 @@
         <w:rPr>
           <w:b/>
           <w:bCs/>
+          <w:noProof/>
           <w:lang w:val="en-US"/>
         </w:rPr>
         <w:drawing>
@@ -5577,9 +5888,6 @@
           <w:p>
             <w:pPr>
               <w:spacing w:after="0"/>
-              <w:rPr>
-                <w:lang w:val="en-US"/>
-              </w:rPr>
             </w:pPr>
             <w:r>
               <w:t xml:space="preserve">Thiếu số thực tế → yêu cầu nhập; </w:t>
@@ -5588,9 +5896,6 @@
           <w:p>
             <w:pPr>
               <w:spacing w:after="0"/>
-              <w:rPr>
-                <w:lang w:val="en-US"/>
-              </w:rPr>
             </w:pPr>
             <w:r>
               <w:t xml:space="preserve">QuanLyKho từ chối → không cập nhật tồn; </w:t>
@@ -5607,26 +5912,86 @@
         </w:tc>
       </w:tr>
     </w:tbl>
-    <w:p/>
-    <w:p>
-      <w:r>
-        <w:br w:type="page"/>
-      </w:r>
-    </w:p>
-    <w:p>
-      <w:pPr>
+    <w:p>
+      <w:pPr>
+        <w:rPr>
+          <w:lang w:val="en-US"/>
+        </w:rPr>
+      </w:pPr>
+      <w:r>
         <w:rPr>
           <w:b/>
           <w:bCs/>
+        </w:rPr>
+        <w:t>Biểu đồ Tuần tự minh họa (Sequence Diagram):</w:t>
+      </w:r>
+    </w:p>
+    <w:p>
+      <w:pPr>
+        <w:rPr>
           <w:lang w:val="en-US"/>
         </w:rPr>
       </w:pPr>
       <w:r>
+        <w:rPr>
+          <w:lang w:val="en-US"/>
+        </w:rPr>
+        <w:drawing>
+          <wp:inline distT="0" distB="0" distL="0" distR="0" wp14:anchorId="29268B66" wp14:editId="2AB34B50">
+            <wp:extent cx="5760720" cy="3407410"/>
+            <wp:effectExtent l="0" t="0" r="0" b="2540"/>
+            <wp:docPr id="10979136" name="Picture 1" descr="A diagram of a diagram&#10;&#10;AI-generated content may be incorrect."/>
+            <wp:cNvGraphicFramePr>
+              <a:graphicFrameLocks xmlns:a="http://schemas.openxmlformats.org/drawingml/2006/main" noChangeAspect="1"/>
+            </wp:cNvGraphicFramePr>
+            <a:graphic xmlns:a="http://schemas.openxmlformats.org/drawingml/2006/main">
+              <a:graphicData uri="http://schemas.openxmlformats.org/drawingml/2006/picture">
+                <pic:pic xmlns:pic="http://schemas.openxmlformats.org/drawingml/2006/picture">
+                  <pic:nvPicPr>
+                    <pic:cNvPr id="10979136" name="Picture 1" descr="A diagram of a diagram&#10;&#10;AI-generated content may be incorrect."/>
+                    <pic:cNvPicPr/>
+                  </pic:nvPicPr>
+                  <pic:blipFill>
+                    <a:blip r:embed="rId13"/>
+                    <a:stretch>
+                      <a:fillRect/>
+                    </a:stretch>
+                  </pic:blipFill>
+                  <pic:spPr>
+                    <a:xfrm>
+                      <a:off x="0" y="0"/>
+                      <a:ext cx="5760720" cy="3407410"/>
+                    </a:xfrm>
+                    <a:prstGeom prst="rect">
+                      <a:avLst/>
+                    </a:prstGeom>
+                  </pic:spPr>
+                </pic:pic>
+              </a:graphicData>
+            </a:graphic>
+          </wp:inline>
+        </w:drawing>
+      </w:r>
+    </w:p>
+    <w:p>
+      <w:pPr>
+        <w:rPr>
+          <w:lang w:val="en-US"/>
+        </w:rPr>
+      </w:pPr>
+    </w:p>
+    <w:p>
+      <w:pPr>
         <w:rPr>
           <w:b/>
           <w:bCs/>
         </w:rPr>
-        <w:lastRenderedPageBreak/>
+      </w:pPr>
+      <w:r>
+        <w:rPr>
+          <w:b/>
+          <w:bCs/>
+        </w:rPr>
         <w:t>UC-04: Cảnh báo tồn kho thấp</w:t>
       </w:r>
     </w:p>
@@ -5782,6 +6147,7 @@
               <w:spacing w:after="0"/>
             </w:pPr>
             <w:r>
+              <w:lastRenderedPageBreak/>
               <w:t>Mục tiêu</w:t>
             </w:r>
           </w:p>
@@ -6086,10 +6452,16 @@
           <w:lang w:val="en-US"/>
         </w:rPr>
       </w:pPr>
-    </w:p>
-    <w:p>
-      <w:pPr>
-        <w:pStyle w:val="Heading2"/>
+      <w:r>
+        <w:rPr>
+          <w:b/>
+          <w:bCs/>
+        </w:rPr>
+        <w:t>Biểu đồ Tuần tự minh họa (Sequence Diagram):</w:t>
+      </w:r>
+    </w:p>
+    <w:p>
+      <w:pPr>
         <w:rPr>
           <w:lang w:val="en-US"/>
         </w:rPr>
@@ -6098,18 +6470,45 @@
         <w:rPr>
           <w:lang w:val="en-US"/>
         </w:rPr>
-        <w:t>2. Biểu đồ tuần tự</w:t>
-      </w:r>
-    </w:p>
-    <w:p>
-      <w:pPr>
-        <w:rPr>
-          <w:lang w:val="en-US"/>
-        </w:rPr>
-      </w:pPr>
+        <w:drawing>
+          <wp:inline distT="0" distB="0" distL="0" distR="0" wp14:anchorId="1C4E93E9" wp14:editId="1FFB599E">
+            <wp:extent cx="5760720" cy="3450590"/>
+            <wp:effectExtent l="0" t="0" r="0" b="0"/>
+            <wp:docPr id="623816801" name="Picture 1" descr="A diagram of a diagram&#10;&#10;AI-generated content may be incorrect."/>
+            <wp:cNvGraphicFramePr>
+              <a:graphicFrameLocks xmlns:a="http://schemas.openxmlformats.org/drawingml/2006/main" noChangeAspect="1"/>
+            </wp:cNvGraphicFramePr>
+            <a:graphic xmlns:a="http://schemas.openxmlformats.org/drawingml/2006/main">
+              <a:graphicData uri="http://schemas.openxmlformats.org/drawingml/2006/picture">
+                <pic:pic xmlns:pic="http://schemas.openxmlformats.org/drawingml/2006/picture">
+                  <pic:nvPicPr>
+                    <pic:cNvPr id="623816801" name="Picture 1" descr="A diagram of a diagram&#10;&#10;AI-generated content may be incorrect."/>
+                    <pic:cNvPicPr/>
+                  </pic:nvPicPr>
+                  <pic:blipFill>
+                    <a:blip r:embed="rId14"/>
+                    <a:stretch>
+                      <a:fillRect/>
+                    </a:stretch>
+                  </pic:blipFill>
+                  <pic:spPr>
+                    <a:xfrm>
+                      <a:off x="0" y="0"/>
+                      <a:ext cx="5760720" cy="3450590"/>
+                    </a:xfrm>
+                    <a:prstGeom prst="rect">
+                      <a:avLst/>
+                    </a:prstGeom>
+                  </pic:spPr>
+                </pic:pic>
+              </a:graphicData>
+            </a:graphic>
+          </wp:inline>
+        </w:drawing>
+      </w:r>
     </w:p>
     <w:sectPr>
-      <w:footerReference w:type="default" r:id="rId13"/>
+      <w:footerReference w:type="default" r:id="rId15"/>
       <w:pgSz w:w="11907" w:h="16840" w:code="9"/>
       <w:pgMar w:top="1134" w:right="1134" w:bottom="1134" w:left="1701" w:header="720" w:footer="720" w:gutter="0"/>
       <w:cols w:space="720"/>
@@ -7250,7 +7649,7 @@
   <w:style w:type="paragraph" w:default="1" w:styleId="Normal">
     <w:name w:val="Normal"/>
     <w:qFormat/>
-    <w:rsid w:val="002706FE"/>
+    <w:rsid w:val="00E0280C"/>
   </w:style>
   <w:style w:type="paragraph" w:styleId="Heading1">
     <w:name w:val="heading 1"/>
@@ -7450,6 +7849,7 @@
   <w:style w:type="character" w:default="1" w:styleId="DefaultParagraphFont">
     <w:name w:val="Default Paragraph Font"/>
     <w:uiPriority w:val="1"/>
+    <w:semiHidden/>
     <w:unhideWhenUsed/>
   </w:style>
   <w:style w:type="table" w:default="1" w:styleId="TableNormal">

--- a/project/PhamVietAn_KS24_CNTT2.docx
+++ b/project/PhamVietAn_KS24_CNTT2.docx
@@ -367,7 +367,7 @@
           <w:r>
             <w:fldChar w:fldCharType="separate"/>
           </w:r>
-          <w:hyperlink w:anchor="_Toc213973508" w:history="1">
+          <w:hyperlink w:anchor="_Toc214252914" w:history="1">
             <w:r>
               <w:rPr>
                 <w:rStyle w:val="Hyperlink"/>
@@ -390,7 +390,7 @@
               <w:rPr>
                 <w:webHidden/>
               </w:rPr>
-              <w:instrText xml:space="preserve"> PAGEREF _Toc213973508 \h </w:instrText>
+              <w:instrText xml:space="preserve"> PAGEREF _Toc214252914 \h </w:instrText>
             </w:r>
             <w:r>
               <w:rPr>
@@ -430,7 +430,7 @@
               <w:lang w:eastAsia="vi-VN"/>
             </w:rPr>
           </w:pPr>
-          <w:hyperlink w:anchor="_Toc213973509" w:history="1">
+          <w:hyperlink w:anchor="_Toc214252915" w:history="1">
             <w:r>
               <w:rPr>
                 <w:rStyle w:val="Hyperlink"/>
@@ -458,7 +458,7 @@
                 <w:noProof/>
                 <w:webHidden/>
               </w:rPr>
-              <w:instrText xml:space="preserve"> PAGEREF _Toc213973509 \h </w:instrText>
+              <w:instrText xml:space="preserve"> PAGEREF _Toc214252915 \h </w:instrText>
             </w:r>
             <w:r>
               <w:rPr>
@@ -502,7 +502,7 @@
               <w:lang w:eastAsia="vi-VN"/>
             </w:rPr>
           </w:pPr>
-          <w:hyperlink w:anchor="_Toc213973510" w:history="1">
+          <w:hyperlink w:anchor="_Toc214252916" w:history="1">
             <w:r>
               <w:rPr>
                 <w:rStyle w:val="Hyperlink"/>
@@ -529,7 +529,7 @@
                 <w:noProof/>
                 <w:webHidden/>
               </w:rPr>
-              <w:instrText xml:space="preserve"> PAGEREF _Toc213973510 \h </w:instrText>
+              <w:instrText xml:space="preserve"> PAGEREF _Toc214252916 \h </w:instrText>
             </w:r>
             <w:r>
               <w:rPr>
@@ -573,7 +573,7 @@
               <w:lang w:eastAsia="vi-VN"/>
             </w:rPr>
           </w:pPr>
-          <w:hyperlink w:anchor="_Toc213973511" w:history="1">
+          <w:hyperlink w:anchor="_Toc214252917" w:history="1">
             <w:r>
               <w:rPr>
                 <w:rStyle w:val="Hyperlink"/>
@@ -600,7 +600,7 @@
                 <w:noProof/>
                 <w:webHidden/>
               </w:rPr>
-              <w:instrText xml:space="preserve"> PAGEREF _Toc213973511 \h </w:instrText>
+              <w:instrText xml:space="preserve"> PAGEREF _Toc214252917 \h </w:instrText>
             </w:r>
             <w:r>
               <w:rPr>
@@ -644,7 +644,7 @@
               <w:lang w:eastAsia="vi-VN"/>
             </w:rPr>
           </w:pPr>
-          <w:hyperlink w:anchor="_Toc213973512" w:history="1">
+          <w:hyperlink w:anchor="_Toc214252918" w:history="1">
             <w:r>
               <w:rPr>
                 <w:rStyle w:val="Hyperlink"/>
@@ -671,7 +671,7 @@
                 <w:noProof/>
                 <w:webHidden/>
               </w:rPr>
-              <w:instrText xml:space="preserve"> PAGEREF _Toc213973512 \h </w:instrText>
+              <w:instrText xml:space="preserve"> PAGEREF _Toc214252918 \h </w:instrText>
             </w:r>
             <w:r>
               <w:rPr>
@@ -691,7 +691,7 @@
                 <w:noProof/>
                 <w:webHidden/>
               </w:rPr>
-              <w:t>4</w:t>
+              <w:t>3</w:t>
             </w:r>
             <w:r>
               <w:rPr>
@@ -715,7 +715,7 @@
               <w:lang w:eastAsia="vi-VN"/>
             </w:rPr>
           </w:pPr>
-          <w:hyperlink w:anchor="_Toc213973513" w:history="1">
+          <w:hyperlink w:anchor="_Toc214252919" w:history="1">
             <w:r>
               <w:rPr>
                 <w:rStyle w:val="Hyperlink"/>
@@ -742,7 +742,7 @@
                 <w:noProof/>
                 <w:webHidden/>
               </w:rPr>
-              <w:instrText xml:space="preserve"> PAGEREF _Toc213973513 \h </w:instrText>
+              <w:instrText xml:space="preserve"> PAGEREF _Toc214252919 \h </w:instrText>
             </w:r>
             <w:r>
               <w:rPr>
@@ -786,7 +786,7 @@
               <w:lang w:eastAsia="vi-VN"/>
             </w:rPr>
           </w:pPr>
-          <w:hyperlink w:anchor="_Toc213973514" w:history="1">
+          <w:hyperlink w:anchor="_Toc214252920" w:history="1">
             <w:r>
               <w:rPr>
                 <w:rStyle w:val="Hyperlink"/>
@@ -813,7 +813,7 @@
                 <w:noProof/>
                 <w:webHidden/>
               </w:rPr>
-              <w:instrText xml:space="preserve"> PAGEREF _Toc213973514 \h </w:instrText>
+              <w:instrText xml:space="preserve"> PAGEREF _Toc214252920 \h </w:instrText>
             </w:r>
             <w:r>
               <w:rPr>
@@ -857,7 +857,7 @@
               <w:lang w:eastAsia="vi-VN"/>
             </w:rPr>
           </w:pPr>
-          <w:hyperlink w:anchor="_Toc213973515" w:history="1">
+          <w:hyperlink w:anchor="_Toc214252921" w:history="1">
             <w:r>
               <w:rPr>
                 <w:rStyle w:val="Hyperlink"/>
@@ -884,7 +884,7 @@
                 <w:noProof/>
                 <w:webHidden/>
               </w:rPr>
-              <w:instrText xml:space="preserve"> PAGEREF _Toc213973515 \h </w:instrText>
+              <w:instrText xml:space="preserve"> PAGEREF _Toc214252921 \h </w:instrText>
             </w:r>
             <w:r>
               <w:rPr>
@@ -904,72 +904,11 @@
                 <w:noProof/>
                 <w:webHidden/>
               </w:rPr>
-              <w:t>4</w:t>
-            </w:r>
-            <w:r>
-              <w:rPr>
-                <w:noProof/>
-                <w:webHidden/>
-              </w:rPr>
-              <w:fldChar w:fldCharType="end"/>
-            </w:r>
-          </w:hyperlink>
-        </w:p>
-        <w:p>
-          <w:pPr>
-            <w:pStyle w:val="TOC1"/>
-            <w:rPr>
-              <w:rFonts w:asciiTheme="minorHAnsi" w:eastAsiaTheme="minorEastAsia" w:hAnsiTheme="minorHAnsi"/>
-              <w:b w:val="0"/>
-              <w:bCs w:val="0"/>
-              <w:sz w:val="24"/>
-              <w:lang w:val="vi-VN" w:eastAsia="vi-VN"/>
-            </w:rPr>
-          </w:pPr>
-          <w:hyperlink w:anchor="_Toc213973516" w:history="1">
-            <w:r>
-              <w:rPr>
-                <w:rStyle w:val="Hyperlink"/>
-              </w:rPr>
-              <w:t>Chương 2. Mô tả tổng quan</w:t>
-            </w:r>
-            <w:r>
-              <w:rPr>
-                <w:webHidden/>
-              </w:rPr>
-              <w:tab/>
-            </w:r>
-            <w:r>
-              <w:rPr>
-                <w:webHidden/>
-              </w:rPr>
-              <w:fldChar w:fldCharType="begin"/>
-            </w:r>
-            <w:r>
-              <w:rPr>
-                <w:webHidden/>
-              </w:rPr>
-              <w:instrText xml:space="preserve"> PAGEREF _Toc213973516 \h </w:instrText>
-            </w:r>
-            <w:r>
-              <w:rPr>
-                <w:webHidden/>
-              </w:rPr>
-            </w:r>
-            <w:r>
-              <w:rPr>
-                <w:webHidden/>
-              </w:rPr>
-              <w:fldChar w:fldCharType="separate"/>
-            </w:r>
-            <w:r>
-              <w:rPr>
-                <w:webHidden/>
-              </w:rPr>
               <w:t>5</w:t>
             </w:r>
             <w:r>
               <w:rPr>
+                <w:noProof/>
                 <w:webHidden/>
               </w:rPr>
               <w:fldChar w:fldCharType="end"/>
@@ -989,13 +928,14 @@
               <w:lang w:eastAsia="vi-VN"/>
             </w:rPr>
           </w:pPr>
-          <w:hyperlink w:anchor="_Toc213973517" w:history="1">
+          <w:hyperlink w:anchor="_Toc214252922" w:history="1">
             <w:r>
               <w:rPr>
                 <w:rStyle w:val="Hyperlink"/>
                 <w:noProof/>
-              </w:rPr>
-              <w:t>1. Bối cảnh sản phẩm</w:t>
+                <w:lang w:val="en-US"/>
+              </w:rPr>
+              <w:t>4. Định nghĩa, từ viết tắt</w:t>
             </w:r>
             <w:r>
               <w:rPr>
@@ -1016,7 +956,7 @@
                 <w:noProof/>
                 <w:webHidden/>
               </w:rPr>
-              <w:instrText xml:space="preserve"> PAGEREF _Toc213973517 \h </w:instrText>
+              <w:instrText xml:space="preserve"> PAGEREF _Toc214252922 \h </w:instrText>
             </w:r>
             <w:r>
               <w:rPr>
@@ -1041,6 +981,67 @@
             <w:r>
               <w:rPr>
                 <w:noProof/>
+                <w:webHidden/>
+              </w:rPr>
+              <w:fldChar w:fldCharType="end"/>
+            </w:r>
+          </w:hyperlink>
+        </w:p>
+        <w:p>
+          <w:pPr>
+            <w:pStyle w:val="TOC1"/>
+            <w:rPr>
+              <w:rFonts w:asciiTheme="minorHAnsi" w:eastAsiaTheme="minorEastAsia" w:hAnsiTheme="minorHAnsi"/>
+              <w:b w:val="0"/>
+              <w:bCs w:val="0"/>
+              <w:sz w:val="24"/>
+              <w:lang w:val="vi-VN" w:eastAsia="vi-VN"/>
+            </w:rPr>
+          </w:pPr>
+          <w:hyperlink w:anchor="_Toc214252923" w:history="1">
+            <w:r>
+              <w:rPr>
+                <w:rStyle w:val="Hyperlink"/>
+              </w:rPr>
+              <w:t>Chương 2. Mô tả tổng quan</w:t>
+            </w:r>
+            <w:r>
+              <w:rPr>
+                <w:webHidden/>
+              </w:rPr>
+              <w:tab/>
+            </w:r>
+            <w:r>
+              <w:rPr>
+                <w:webHidden/>
+              </w:rPr>
+              <w:fldChar w:fldCharType="begin"/>
+            </w:r>
+            <w:r>
+              <w:rPr>
+                <w:webHidden/>
+              </w:rPr>
+              <w:instrText xml:space="preserve"> PAGEREF _Toc214252923 \h </w:instrText>
+            </w:r>
+            <w:r>
+              <w:rPr>
+                <w:webHidden/>
+              </w:rPr>
+            </w:r>
+            <w:r>
+              <w:rPr>
+                <w:webHidden/>
+              </w:rPr>
+              <w:fldChar w:fldCharType="separate"/>
+            </w:r>
+            <w:r>
+              <w:rPr>
+                <w:webHidden/>
+              </w:rPr>
+              <w:t>6</w:t>
+            </w:r>
+            <w:r>
+              <w:rPr>
                 <w:webHidden/>
               </w:rPr>
               <w:fldChar w:fldCharType="end"/>
@@ -1060,13 +1061,13 @@
               <w:lang w:eastAsia="vi-VN"/>
             </w:rPr>
           </w:pPr>
-          <w:hyperlink w:anchor="_Toc213973518" w:history="1">
+          <w:hyperlink w:anchor="_Toc214252924" w:history="1">
             <w:r>
               <w:rPr>
                 <w:rStyle w:val="Hyperlink"/>
                 <w:noProof/>
               </w:rPr>
-              <w:t>2. Kiến trúc hệ thống</w:t>
+              <w:t>1. Bối cảnh sản phẩm</w:t>
             </w:r>
             <w:r>
               <w:rPr>
@@ -1087,7 +1088,7 @@
                 <w:noProof/>
                 <w:webHidden/>
               </w:rPr>
-              <w:instrText xml:space="preserve"> PAGEREF _Toc213973518 \h </w:instrText>
+              <w:instrText xml:space="preserve"> PAGEREF _Toc214252924 \h </w:instrText>
             </w:r>
             <w:r>
               <w:rPr>
@@ -1107,7 +1108,7 @@
                 <w:noProof/>
                 <w:webHidden/>
               </w:rPr>
-              <w:t>5</w:t>
+              <w:t>6</w:t>
             </w:r>
             <w:r>
               <w:rPr>
@@ -1131,14 +1132,13 @@
               <w:lang w:eastAsia="vi-VN"/>
             </w:rPr>
           </w:pPr>
-          <w:hyperlink w:anchor="_Toc213973519" w:history="1">
+          <w:hyperlink w:anchor="_Toc214252925" w:history="1">
             <w:r>
               <w:rPr>
                 <w:rStyle w:val="Hyperlink"/>
                 <w:noProof/>
-                <w:lang w:val="en-US"/>
-              </w:rPr>
-              <w:t>3. Các chức năng chính của hệ thống</w:t>
+              </w:rPr>
+              <w:t>2. Kiến trúc hệ thống</w:t>
             </w:r>
             <w:r>
               <w:rPr>
@@ -1159,7 +1159,7 @@
                 <w:noProof/>
                 <w:webHidden/>
               </w:rPr>
-              <w:instrText xml:space="preserve"> PAGEREF _Toc213973519 \h </w:instrText>
+              <w:instrText xml:space="preserve"> PAGEREF _Toc214252925 \h </w:instrText>
             </w:r>
             <w:r>
               <w:rPr>
@@ -1203,14 +1203,14 @@
               <w:lang w:eastAsia="vi-VN"/>
             </w:rPr>
           </w:pPr>
-          <w:hyperlink w:anchor="_Toc213973520" w:history="1">
+          <w:hyperlink w:anchor="_Toc214252926" w:history="1">
             <w:r>
               <w:rPr>
                 <w:rStyle w:val="Hyperlink"/>
                 <w:noProof/>
                 <w:lang w:val="en-US"/>
               </w:rPr>
-              <w:t>4. Đặc điểm người dùng (Actors)</w:t>
+              <w:t>3. Các chức năng chính của hệ thống</w:t>
             </w:r>
             <w:r>
               <w:rPr>
@@ -1231,7 +1231,7 @@
                 <w:noProof/>
                 <w:webHidden/>
               </w:rPr>
-              <w:instrText xml:space="preserve"> PAGEREF _Toc213973520 \h </w:instrText>
+              <w:instrText xml:space="preserve"> PAGEREF _Toc214252926 \h </w:instrText>
             </w:r>
             <w:r>
               <w:rPr>
@@ -1251,133 +1251,11 @@
                 <w:noProof/>
                 <w:webHidden/>
               </w:rPr>
-              <w:t>8</w:t>
-            </w:r>
-            <w:r>
-              <w:rPr>
-                <w:noProof/>
-                <w:webHidden/>
-              </w:rPr>
-              <w:fldChar w:fldCharType="end"/>
-            </w:r>
-          </w:hyperlink>
-        </w:p>
-        <w:p>
-          <w:pPr>
-            <w:pStyle w:val="TOC1"/>
-            <w:rPr>
-              <w:rFonts w:asciiTheme="minorHAnsi" w:eastAsiaTheme="minorEastAsia" w:hAnsiTheme="minorHAnsi"/>
-              <w:b w:val="0"/>
-              <w:bCs w:val="0"/>
-              <w:sz w:val="24"/>
-              <w:lang w:val="vi-VN" w:eastAsia="vi-VN"/>
-            </w:rPr>
-          </w:pPr>
-          <w:hyperlink w:anchor="_Toc213973521" w:history="1">
-            <w:r>
-              <w:rPr>
-                <w:rStyle w:val="Hyperlink"/>
-              </w:rPr>
-              <w:t>5. Các ràng buộc nghiệp vụ</w:t>
-            </w:r>
-            <w:r>
-              <w:rPr>
-                <w:webHidden/>
-              </w:rPr>
-              <w:tab/>
-            </w:r>
-            <w:r>
-              <w:rPr>
-                <w:webHidden/>
-              </w:rPr>
-              <w:fldChar w:fldCharType="begin"/>
-            </w:r>
-            <w:r>
-              <w:rPr>
-                <w:webHidden/>
-              </w:rPr>
-              <w:instrText xml:space="preserve"> PAGEREF _Toc213973521 \h </w:instrText>
-            </w:r>
-            <w:r>
-              <w:rPr>
-                <w:webHidden/>
-              </w:rPr>
-            </w:r>
-            <w:r>
-              <w:rPr>
-                <w:webHidden/>
-              </w:rPr>
-              <w:fldChar w:fldCharType="separate"/>
-            </w:r>
-            <w:r>
-              <w:rPr>
-                <w:webHidden/>
-              </w:rPr>
-              <w:t>8</w:t>
-            </w:r>
-            <w:r>
-              <w:rPr>
-                <w:webHidden/>
-              </w:rPr>
-              <w:fldChar w:fldCharType="end"/>
-            </w:r>
-          </w:hyperlink>
-        </w:p>
-        <w:p>
-          <w:pPr>
-            <w:pStyle w:val="TOC1"/>
-            <w:rPr>
-              <w:rFonts w:asciiTheme="minorHAnsi" w:eastAsiaTheme="minorEastAsia" w:hAnsiTheme="minorHAnsi"/>
-              <w:b w:val="0"/>
-              <w:bCs w:val="0"/>
-              <w:sz w:val="24"/>
-              <w:lang w:val="vi-VN" w:eastAsia="vi-VN"/>
-            </w:rPr>
-          </w:pPr>
-          <w:hyperlink w:anchor="_Toc213973522" w:history="1">
-            <w:r>
-              <w:rPr>
-                <w:rStyle w:val="Hyperlink"/>
-              </w:rPr>
-              <w:t>Chương 3. Cấu trúc dữ liệu và hướng đối tượng</w:t>
-            </w:r>
-            <w:r>
-              <w:rPr>
-                <w:webHidden/>
-              </w:rPr>
-              <w:tab/>
-            </w:r>
-            <w:r>
-              <w:rPr>
-                <w:webHidden/>
-              </w:rPr>
-              <w:fldChar w:fldCharType="begin"/>
-            </w:r>
-            <w:r>
-              <w:rPr>
-                <w:webHidden/>
-              </w:rPr>
-              <w:instrText xml:space="preserve"> PAGEREF _Toc213973522 \h </w:instrText>
-            </w:r>
-            <w:r>
-              <w:rPr>
-                <w:webHidden/>
-              </w:rPr>
-            </w:r>
-            <w:r>
-              <w:rPr>
-                <w:webHidden/>
-              </w:rPr>
-              <w:fldChar w:fldCharType="separate"/>
-            </w:r>
-            <w:r>
-              <w:rPr>
-                <w:webHidden/>
-              </w:rPr>
-              <w:t>9</w:t>
-            </w:r>
-            <w:r>
-              <w:rPr>
+              <w:t>7</w:t>
+            </w:r>
+            <w:r>
+              <w:rPr>
+                <w:noProof/>
                 <w:webHidden/>
               </w:rPr>
               <w:fldChar w:fldCharType="end"/>
@@ -1397,13 +1275,14 @@
               <w:lang w:eastAsia="vi-VN"/>
             </w:rPr>
           </w:pPr>
-          <w:hyperlink w:anchor="_Toc213973523" w:history="1">
+          <w:hyperlink w:anchor="_Toc214252927" w:history="1">
             <w:r>
               <w:rPr>
                 <w:rStyle w:val="Hyperlink"/>
                 <w:noProof/>
-              </w:rPr>
-              <w:t>1. Sơ đồ thực thể - quan hệ (ERD)</w:t>
+                <w:lang w:val="en-US"/>
+              </w:rPr>
+              <w:t>4. Đặc điểm người dùng (Actors)</w:t>
             </w:r>
             <w:r>
               <w:rPr>
@@ -1424,7 +1303,7 @@
                 <w:noProof/>
                 <w:webHidden/>
               </w:rPr>
-              <w:instrText xml:space="preserve"> PAGEREF _Toc213973523 \h </w:instrText>
+              <w:instrText xml:space="preserve"> PAGEREF _Toc214252927 \h </w:instrText>
             </w:r>
             <w:r>
               <w:rPr>
@@ -1444,7 +1323,7 @@
                 <w:noProof/>
                 <w:webHidden/>
               </w:rPr>
-              <w:t>9</w:t>
+              <w:t>8</w:t>
             </w:r>
             <w:r>
               <w:rPr>
@@ -1468,14 +1347,13 @@
               <w:lang w:eastAsia="vi-VN"/>
             </w:rPr>
           </w:pPr>
-          <w:hyperlink w:anchor="_Toc213973524" w:history="1">
+          <w:hyperlink w:anchor="_Toc214252928" w:history="1">
             <w:r>
               <w:rPr>
                 <w:rStyle w:val="Hyperlink"/>
                 <w:noProof/>
-                <w:lang w:val="en-US"/>
-              </w:rPr>
-              <w:t>2. Quan hệ, Cardinality và Optionality</w:t>
+              </w:rPr>
+              <w:t>5. Các ràng buộc</w:t>
             </w:r>
             <w:r>
               <w:rPr>
@@ -1496,7 +1374,7 @@
                 <w:noProof/>
                 <w:webHidden/>
               </w:rPr>
-              <w:instrText xml:space="preserve"> PAGEREF _Toc213973524 \h </w:instrText>
+              <w:instrText xml:space="preserve"> PAGEREF _Toc214252928 \h </w:instrText>
             </w:r>
             <w:r>
               <w:rPr>
@@ -1516,11 +1394,72 @@
                 <w:noProof/>
                 <w:webHidden/>
               </w:rPr>
+              <w:t>9</w:t>
+            </w:r>
+            <w:r>
+              <w:rPr>
+                <w:noProof/>
+                <w:webHidden/>
+              </w:rPr>
+              <w:fldChar w:fldCharType="end"/>
+            </w:r>
+          </w:hyperlink>
+        </w:p>
+        <w:p>
+          <w:pPr>
+            <w:pStyle w:val="TOC1"/>
+            <w:rPr>
+              <w:rFonts w:asciiTheme="minorHAnsi" w:eastAsiaTheme="minorEastAsia" w:hAnsiTheme="minorHAnsi"/>
+              <w:b w:val="0"/>
+              <w:bCs w:val="0"/>
+              <w:sz w:val="24"/>
+              <w:lang w:val="vi-VN" w:eastAsia="vi-VN"/>
+            </w:rPr>
+          </w:pPr>
+          <w:hyperlink w:anchor="_Toc214252929" w:history="1">
+            <w:r>
+              <w:rPr>
+                <w:rStyle w:val="Hyperlink"/>
+              </w:rPr>
+              <w:t>Chương 3. Yêu cầu cụ thể</w:t>
+            </w:r>
+            <w:r>
+              <w:rPr>
+                <w:webHidden/>
+              </w:rPr>
+              <w:tab/>
+            </w:r>
+            <w:r>
+              <w:rPr>
+                <w:webHidden/>
+              </w:rPr>
+              <w:fldChar w:fldCharType="begin"/>
+            </w:r>
+            <w:r>
+              <w:rPr>
+                <w:webHidden/>
+              </w:rPr>
+              <w:instrText xml:space="preserve"> PAGEREF _Toc214252929 \h </w:instrText>
+            </w:r>
+            <w:r>
+              <w:rPr>
+                <w:webHidden/>
+              </w:rPr>
+            </w:r>
+            <w:r>
+              <w:rPr>
+                <w:webHidden/>
+              </w:rPr>
+              <w:fldChar w:fldCharType="separate"/>
+            </w:r>
+            <w:r>
+              <w:rPr>
+                <w:webHidden/>
+              </w:rPr>
               <w:t>10</w:t>
             </w:r>
             <w:r>
               <w:rPr>
-                <w:noProof/>
                 <w:webHidden/>
               </w:rPr>
               <w:fldChar w:fldCharType="end"/>
@@ -1540,14 +1479,14 @@
               <w:lang w:eastAsia="vi-VN"/>
             </w:rPr>
           </w:pPr>
-          <w:hyperlink w:anchor="_Toc213973525" w:history="1">
+          <w:hyperlink w:anchor="_Toc214252930" w:history="1">
             <w:r>
               <w:rPr>
                 <w:rStyle w:val="Hyperlink"/>
                 <w:noProof/>
                 <w:lang w:val="en-US"/>
               </w:rPr>
-              <w:t>3. Biểu đồ lớp</w:t>
+              <w:t>1. Yêu cầu về Giao diện Người dùng</w:t>
             </w:r>
             <w:r>
               <w:rPr>
@@ -1568,7 +1507,7 @@
                 <w:noProof/>
                 <w:webHidden/>
               </w:rPr>
-              <w:instrText xml:space="preserve"> PAGEREF _Toc213973525 \h </w:instrText>
+              <w:instrText xml:space="preserve"> PAGEREF _Toc214252930 \h </w:instrText>
             </w:r>
             <w:r>
               <w:rPr>
@@ -1588,72 +1527,11 @@
                 <w:noProof/>
                 <w:webHidden/>
               </w:rPr>
-              <w:t>11</w:t>
-            </w:r>
-            <w:r>
-              <w:rPr>
-                <w:noProof/>
-                <w:webHidden/>
-              </w:rPr>
-              <w:fldChar w:fldCharType="end"/>
-            </w:r>
-          </w:hyperlink>
-        </w:p>
-        <w:p>
-          <w:pPr>
-            <w:pStyle w:val="TOC1"/>
-            <w:rPr>
-              <w:rFonts w:asciiTheme="minorHAnsi" w:eastAsiaTheme="minorEastAsia" w:hAnsiTheme="minorHAnsi"/>
-              <w:b w:val="0"/>
-              <w:bCs w:val="0"/>
-              <w:sz w:val="24"/>
-              <w:lang w:val="vi-VN" w:eastAsia="vi-VN"/>
-            </w:rPr>
-          </w:pPr>
-          <w:hyperlink w:anchor="_Toc213973526" w:history="1">
-            <w:r>
-              <w:rPr>
-                <w:rStyle w:val="Hyperlink"/>
-              </w:rPr>
-              <w:t>Chương 4. Thiết kế hành vi</w:t>
-            </w:r>
-            <w:r>
-              <w:rPr>
-                <w:webHidden/>
-              </w:rPr>
-              <w:tab/>
-            </w:r>
-            <w:r>
-              <w:rPr>
-                <w:webHidden/>
-              </w:rPr>
-              <w:fldChar w:fldCharType="begin"/>
-            </w:r>
-            <w:r>
-              <w:rPr>
-                <w:webHidden/>
-              </w:rPr>
-              <w:instrText xml:space="preserve"> PAGEREF _Toc213973526 \h </w:instrText>
-            </w:r>
-            <w:r>
-              <w:rPr>
-                <w:webHidden/>
-              </w:rPr>
-            </w:r>
-            <w:r>
-              <w:rPr>
-                <w:webHidden/>
-              </w:rPr>
-              <w:fldChar w:fldCharType="separate"/>
-            </w:r>
-            <w:r>
-              <w:rPr>
-                <w:webHidden/>
-              </w:rPr>
-              <w:t>11</w:t>
-            </w:r>
-            <w:r>
-              <w:rPr>
+              <w:t>10</w:t>
+            </w:r>
+            <w:r>
+              <w:rPr>
+                <w:noProof/>
                 <w:webHidden/>
               </w:rPr>
               <w:fldChar w:fldCharType="end"/>
@@ -1673,14 +1551,14 @@
               <w:lang w:eastAsia="vi-VN"/>
             </w:rPr>
           </w:pPr>
-          <w:hyperlink w:anchor="_Toc213973527" w:history="1">
+          <w:hyperlink w:anchor="_Toc214252931" w:history="1">
             <w:r>
               <w:rPr>
                 <w:rStyle w:val="Hyperlink"/>
                 <w:noProof/>
                 <w:lang w:val="en-US"/>
               </w:rPr>
-              <w:t>1. Đặc tả Use Case</w:t>
+              <w:t>2. Yêu cầu Chức năng</w:t>
             </w:r>
             <w:r>
               <w:rPr>
@@ -1701,7 +1579,7 @@
                 <w:noProof/>
                 <w:webHidden/>
               </w:rPr>
-              <w:instrText xml:space="preserve"> PAGEREF _Toc213973527 \h </w:instrText>
+              <w:instrText xml:space="preserve"> PAGEREF _Toc214252931 \h </w:instrText>
             </w:r>
             <w:r>
               <w:rPr>
@@ -1722,6 +1600,301 @@
                 <w:webHidden/>
               </w:rPr>
               <w:t>11</w:t>
+            </w:r>
+            <w:r>
+              <w:rPr>
+                <w:noProof/>
+                <w:webHidden/>
+              </w:rPr>
+              <w:fldChar w:fldCharType="end"/>
+            </w:r>
+          </w:hyperlink>
+        </w:p>
+        <w:p>
+          <w:pPr>
+            <w:pStyle w:val="TOC3"/>
+            <w:tabs>
+              <w:tab w:val="right" w:leader="dot" w:pos="9062"/>
+            </w:tabs>
+            <w:rPr>
+              <w:rFonts w:asciiTheme="minorHAnsi" w:eastAsiaTheme="minorEastAsia" w:hAnsiTheme="minorHAnsi"/>
+              <w:noProof/>
+              <w:sz w:val="24"/>
+              <w:lang w:eastAsia="vi-VN"/>
+            </w:rPr>
+          </w:pPr>
+          <w:hyperlink w:anchor="_Toc214252932" w:history="1">
+            <w:r>
+              <w:rPr>
+                <w:rStyle w:val="Hyperlink"/>
+                <w:noProof/>
+                <w:lang w:val="en-US"/>
+              </w:rPr>
+              <w:t>2.1. UC-01: Nhập kho hàng</w:t>
+            </w:r>
+            <w:r>
+              <w:rPr>
+                <w:noProof/>
+                <w:webHidden/>
+              </w:rPr>
+              <w:tab/>
+            </w:r>
+            <w:r>
+              <w:rPr>
+                <w:noProof/>
+                <w:webHidden/>
+              </w:rPr>
+              <w:fldChar w:fldCharType="begin"/>
+            </w:r>
+            <w:r>
+              <w:rPr>
+                <w:noProof/>
+                <w:webHidden/>
+              </w:rPr>
+              <w:instrText xml:space="preserve"> PAGEREF _Toc214252932 \h </w:instrText>
+            </w:r>
+            <w:r>
+              <w:rPr>
+                <w:noProof/>
+                <w:webHidden/>
+              </w:rPr>
+            </w:r>
+            <w:r>
+              <w:rPr>
+                <w:noProof/>
+                <w:webHidden/>
+              </w:rPr>
+              <w:fldChar w:fldCharType="separate"/>
+            </w:r>
+            <w:r>
+              <w:rPr>
+                <w:noProof/>
+                <w:webHidden/>
+              </w:rPr>
+              <w:t>11</w:t>
+            </w:r>
+            <w:r>
+              <w:rPr>
+                <w:noProof/>
+                <w:webHidden/>
+              </w:rPr>
+              <w:fldChar w:fldCharType="end"/>
+            </w:r>
+          </w:hyperlink>
+        </w:p>
+        <w:p>
+          <w:pPr>
+            <w:pStyle w:val="TOC3"/>
+            <w:tabs>
+              <w:tab w:val="right" w:leader="dot" w:pos="9062"/>
+            </w:tabs>
+            <w:rPr>
+              <w:rFonts w:asciiTheme="minorHAnsi" w:eastAsiaTheme="minorEastAsia" w:hAnsiTheme="minorHAnsi"/>
+              <w:noProof/>
+              <w:sz w:val="24"/>
+              <w:lang w:eastAsia="vi-VN"/>
+            </w:rPr>
+          </w:pPr>
+          <w:hyperlink w:anchor="_Toc214252933" w:history="1">
+            <w:r>
+              <w:rPr>
+                <w:rStyle w:val="Hyperlink"/>
+                <w:noProof/>
+                <w:lang w:val="en-US"/>
+              </w:rPr>
+              <w:t>2.2. UC-02: Xuất kho</w:t>
+            </w:r>
+            <w:r>
+              <w:rPr>
+                <w:noProof/>
+                <w:webHidden/>
+              </w:rPr>
+              <w:tab/>
+            </w:r>
+            <w:r>
+              <w:rPr>
+                <w:noProof/>
+                <w:webHidden/>
+              </w:rPr>
+              <w:fldChar w:fldCharType="begin"/>
+            </w:r>
+            <w:r>
+              <w:rPr>
+                <w:noProof/>
+                <w:webHidden/>
+              </w:rPr>
+              <w:instrText xml:space="preserve"> PAGEREF _Toc214252933 \h </w:instrText>
+            </w:r>
+            <w:r>
+              <w:rPr>
+                <w:noProof/>
+                <w:webHidden/>
+              </w:rPr>
+            </w:r>
+            <w:r>
+              <w:rPr>
+                <w:noProof/>
+                <w:webHidden/>
+              </w:rPr>
+              <w:fldChar w:fldCharType="separate"/>
+            </w:r>
+            <w:r>
+              <w:rPr>
+                <w:noProof/>
+                <w:webHidden/>
+              </w:rPr>
+              <w:t>13</w:t>
+            </w:r>
+            <w:r>
+              <w:rPr>
+                <w:noProof/>
+                <w:webHidden/>
+              </w:rPr>
+              <w:fldChar w:fldCharType="end"/>
+            </w:r>
+          </w:hyperlink>
+        </w:p>
+        <w:p>
+          <w:pPr>
+            <w:pStyle w:val="TOC3"/>
+            <w:tabs>
+              <w:tab w:val="right" w:leader="dot" w:pos="9062"/>
+            </w:tabs>
+            <w:rPr>
+              <w:rFonts w:asciiTheme="minorHAnsi" w:eastAsiaTheme="minorEastAsia" w:hAnsiTheme="minorHAnsi"/>
+              <w:noProof/>
+              <w:sz w:val="24"/>
+              <w:lang w:eastAsia="vi-VN"/>
+            </w:rPr>
+          </w:pPr>
+          <w:hyperlink w:anchor="_Toc214252934" w:history="1">
+            <w:r>
+              <w:rPr>
+                <w:rStyle w:val="Hyperlink"/>
+                <w:noProof/>
+                <w:lang w:val="en-US"/>
+              </w:rPr>
+              <w:t>2.3. UC-03: Kiểm kê</w:t>
+            </w:r>
+            <w:r>
+              <w:rPr>
+                <w:noProof/>
+                <w:webHidden/>
+              </w:rPr>
+              <w:tab/>
+            </w:r>
+            <w:r>
+              <w:rPr>
+                <w:noProof/>
+                <w:webHidden/>
+              </w:rPr>
+              <w:fldChar w:fldCharType="begin"/>
+            </w:r>
+            <w:r>
+              <w:rPr>
+                <w:noProof/>
+                <w:webHidden/>
+              </w:rPr>
+              <w:instrText xml:space="preserve"> PAGEREF _Toc214252934 \h </w:instrText>
+            </w:r>
+            <w:r>
+              <w:rPr>
+                <w:noProof/>
+                <w:webHidden/>
+              </w:rPr>
+            </w:r>
+            <w:r>
+              <w:rPr>
+                <w:noProof/>
+                <w:webHidden/>
+              </w:rPr>
+              <w:fldChar w:fldCharType="separate"/>
+            </w:r>
+            <w:r>
+              <w:rPr>
+                <w:noProof/>
+                <w:webHidden/>
+              </w:rPr>
+              <w:t>15</w:t>
+            </w:r>
+            <w:r>
+              <w:rPr>
+                <w:noProof/>
+                <w:webHidden/>
+              </w:rPr>
+              <w:fldChar w:fldCharType="end"/>
+            </w:r>
+          </w:hyperlink>
+        </w:p>
+        <w:p>
+          <w:pPr>
+            <w:pStyle w:val="TOC3"/>
+            <w:tabs>
+              <w:tab w:val="right" w:leader="dot" w:pos="9062"/>
+            </w:tabs>
+            <w:rPr>
+              <w:rFonts w:asciiTheme="minorHAnsi" w:eastAsiaTheme="minorEastAsia" w:hAnsiTheme="minorHAnsi"/>
+              <w:noProof/>
+              <w:sz w:val="24"/>
+              <w:lang w:eastAsia="vi-VN"/>
+            </w:rPr>
+          </w:pPr>
+          <w:hyperlink w:anchor="_Toc214252935" w:history="1">
+            <w:r>
+              <w:rPr>
+                <w:rStyle w:val="Hyperlink"/>
+                <w:noProof/>
+                <w:lang w:val="en-US"/>
+              </w:rPr>
+              <w:t xml:space="preserve">2.4. </w:t>
+            </w:r>
+            <w:r>
+              <w:rPr>
+                <w:rStyle w:val="Hyperlink"/>
+                <w:noProof/>
+              </w:rPr>
+              <w:t>UC-04: Cảnh báo tồn kho thấp</w:t>
+            </w:r>
+            <w:r>
+              <w:rPr>
+                <w:noProof/>
+                <w:webHidden/>
+              </w:rPr>
+              <w:tab/>
+            </w:r>
+            <w:r>
+              <w:rPr>
+                <w:noProof/>
+                <w:webHidden/>
+              </w:rPr>
+              <w:fldChar w:fldCharType="begin"/>
+            </w:r>
+            <w:r>
+              <w:rPr>
+                <w:noProof/>
+                <w:webHidden/>
+              </w:rPr>
+              <w:instrText xml:space="preserve"> PAGEREF _Toc214252935 \h </w:instrText>
+            </w:r>
+            <w:r>
+              <w:rPr>
+                <w:noProof/>
+                <w:webHidden/>
+              </w:rPr>
+            </w:r>
+            <w:r>
+              <w:rPr>
+                <w:noProof/>
+                <w:webHidden/>
+              </w:rPr>
+              <w:fldChar w:fldCharType="separate"/>
+            </w:r>
+            <w:r>
+              <w:rPr>
+                <w:noProof/>
+                <w:webHidden/>
+              </w:rPr>
+              <w:t>17</w:t>
             </w:r>
             <w:r>
               <w:rPr>
@@ -1745,14 +1918,29 @@
               <w:lang w:eastAsia="vi-VN"/>
             </w:rPr>
           </w:pPr>
-          <w:hyperlink w:anchor="_Toc213973528" w:history="1">
+          <w:hyperlink w:anchor="_Toc214252936" w:history="1">
             <w:r>
               <w:rPr>
                 <w:rStyle w:val="Hyperlink"/>
                 <w:noProof/>
+              </w:rPr>
+              <w:t>3. Yêu cầu phi chức năng</w:t>
+            </w:r>
+            <w:r>
+              <w:rPr>
+                <w:rStyle w:val="Hyperlink"/>
+                <w:noProof/>
                 <w:lang w:val="en-US"/>
               </w:rPr>
-              <w:t>2. Biểu đồ tuần tự</w:t>
+              <w:t xml:space="preserve"> </w:t>
+            </w:r>
+            <w:r>
+              <w:rPr>
+                <w:rStyle w:val="Hyperlink"/>
+                <w:bCs/>
+                <w:noProof/>
+              </w:rPr>
+              <w:t>(Non-functional Requirements)</w:t>
             </w:r>
             <w:r>
               <w:rPr>
@@ -1773,7 +1961,7 @@
                 <w:noProof/>
                 <w:webHidden/>
               </w:rPr>
-              <w:instrText xml:space="preserve"> PAGEREF _Toc213973528 \h </w:instrText>
+              <w:instrText xml:space="preserve"> PAGEREF _Toc214252936 \h </w:instrText>
             </w:r>
             <w:r>
               <w:rPr>
@@ -1793,7 +1981,86 @@
                 <w:noProof/>
                 <w:webHidden/>
               </w:rPr>
-              <w:t>16</w:t>
+              <w:t>19</w:t>
+            </w:r>
+            <w:r>
+              <w:rPr>
+                <w:noProof/>
+                <w:webHidden/>
+              </w:rPr>
+              <w:fldChar w:fldCharType="end"/>
+            </w:r>
+          </w:hyperlink>
+        </w:p>
+        <w:p>
+          <w:pPr>
+            <w:pStyle w:val="TOC2"/>
+            <w:tabs>
+              <w:tab w:val="right" w:leader="dot" w:pos="9062"/>
+            </w:tabs>
+            <w:rPr>
+              <w:rFonts w:asciiTheme="minorHAnsi" w:eastAsiaTheme="minorEastAsia" w:hAnsiTheme="minorHAnsi"/>
+              <w:noProof/>
+              <w:sz w:val="24"/>
+              <w:lang w:eastAsia="vi-VN"/>
+            </w:rPr>
+          </w:pPr>
+          <w:hyperlink w:anchor="_Toc214252937" w:history="1">
+            <w:r>
+              <w:rPr>
+                <w:rStyle w:val="Hyperlink"/>
+                <w:noProof/>
+              </w:rPr>
+              <w:t xml:space="preserve">4. </w:t>
+            </w:r>
+            <w:r>
+              <w:rPr>
+                <w:rStyle w:val="Hyperlink"/>
+                <w:bCs/>
+                <w:noProof/>
+              </w:rPr>
+              <w:t>Yêu cầu về Cơ sở dữ liệu Logic</w:t>
+            </w:r>
+            <w:r>
+              <w:rPr>
+                <w:noProof/>
+                <w:webHidden/>
+              </w:rPr>
+              <w:tab/>
+            </w:r>
+            <w:r>
+              <w:rPr>
+                <w:noProof/>
+                <w:webHidden/>
+              </w:rPr>
+              <w:fldChar w:fldCharType="begin"/>
+            </w:r>
+            <w:r>
+              <w:rPr>
+                <w:noProof/>
+                <w:webHidden/>
+              </w:rPr>
+              <w:instrText xml:space="preserve"> PAGEREF _Toc214252937 \h </w:instrText>
+            </w:r>
+            <w:r>
+              <w:rPr>
+                <w:noProof/>
+                <w:webHidden/>
+              </w:rPr>
+            </w:r>
+            <w:r>
+              <w:rPr>
+                <w:noProof/>
+                <w:webHidden/>
+              </w:rPr>
+              <w:fldChar w:fldCharType="separate"/>
+            </w:r>
+            <w:r>
+              <w:rPr>
+                <w:noProof/>
+                <w:webHidden/>
+              </w:rPr>
+              <w:t>20</w:t>
             </w:r>
             <w:r>
               <w:rPr>
@@ -1846,7 +2113,7 @@
         <w:pStyle w:val="Heading1"/>
       </w:pPr>
       <w:bookmarkStart w:id="0" w:name="_Toc213742940"/>
-      <w:bookmarkStart w:id="1" w:name="_Toc213973508"/>
+      <w:bookmarkStart w:id="1" w:name="_Toc214252914"/>
       <w:r>
         <w:lastRenderedPageBreak/>
         <w:t>Chương 1. Giới thiệu</w:t>
@@ -1863,7 +2130,7 @@
         </w:rPr>
       </w:pPr>
       <w:bookmarkStart w:id="2" w:name="_Toc213742941"/>
-      <w:bookmarkStart w:id="3" w:name="_Toc213973509"/>
+      <w:bookmarkStart w:id="3" w:name="_Toc214252915"/>
       <w:r>
         <w:rPr>
           <w:szCs w:val="28"/>
@@ -1885,47 +2152,72 @@
       <w:pPr>
         <w:ind w:firstLine="720"/>
         <w:jc w:val="both"/>
+      </w:pPr>
+      <w:r>
+        <w:t>Tài liệu</w:t>
+      </w:r>
+      <w:r>
+        <w:rPr>
+          <w:lang w:val="en-US"/>
+        </w:rPr>
+        <w:t xml:space="preserve"> này</w:t>
+      </w:r>
+      <w:r>
+        <w:t xml:space="preserve"> đặc tả chi tiết các yêu cầu chức năng và phi chức năng cho dự án </w:t>
+      </w:r>
+      <w:r>
+        <w:rPr>
+          <w:b/>
+          <w:bCs/>
+        </w:rPr>
+        <w:t>"Hệ thống Quản lý Kho Hàng" (</w:t>
+      </w:r>
+      <w:r>
         <w:rPr>
           <w:b/>
           <w:bCs/>
           <w:szCs w:val="28"/>
         </w:rPr>
-      </w:pPr>
-      <w:r>
-        <w:rPr>
-          <w:szCs w:val="28"/>
-        </w:rPr>
-        <w:t xml:space="preserve">Tài liệu đặc tả yêu cầu phần mềm này mô tả chi tiết các yêu cầu cho </w:t>
+        <w:t>Warehouse Management System - WMS</w:t>
+      </w:r>
+      <w:r>
+        <w:t xml:space="preserve">) của doanh nghiệp. Tài liệu này đóng vai trò là </w:t>
       </w:r>
       <w:r>
         <w:rPr>
           <w:b/>
           <w:bCs/>
-          <w:szCs w:val="28"/>
-        </w:rPr>
-        <w:t xml:space="preserve">Hệ thống Quản lý kho hàng (Warehouse Management System – WMS) </w:t>
-      </w:r>
-      <w:r>
-        <w:rPr>
-          <w:szCs w:val="28"/>
-        </w:rPr>
-        <w:t xml:space="preserve">của doanh nghiệp. </w:t>
-      </w:r>
-      <w:r>
-        <w:rPr>
-          <w:szCs w:val="28"/>
-        </w:rPr>
-        <w:t>Hệ thống được xây dựng với mục đích thay thế phương pháp quản lý thủ công cà các file Excel rời rạc đang được sử dụng tại doanh nghiệp, nhằm cung cấp một nền tảng tập trung, chính xác và có khả năng kiểm soát toàn bộ vòng đời hàng hoá trong kho.</w:t>
-      </w:r>
-      <w:r>
-        <w:rPr>
-          <w:szCs w:val="28"/>
-        </w:rPr>
-        <w:t xml:space="preserve"> Tài liệu SRS này đóng vai trò là cơ sở thống nhất giữa các bên liên quan về chức năng, phạm vi, dữ liệu, quy trình và các ràng buộc của hệ thống; là nền tảng cho các hoạt động phân tích, thiết kế kiến trúc, thiết kế cơ sở dữ liệu, phát triển chức năng, tích hợp với hệ thống khác, kiểm thử, nghiệm thu, vận hành và mở rộng trong tương lai. Mục tiêu cốt lõi là đảm bảo hệ thống mới xử lý được các vấn đề đã tồn tại lâu dài như sai lệch tồn kho, thiếu khả năng truy vết, hiệu suất xử lý thấp và không có cơ chế cảnh báo, từ đó nâng cao độ tin cậy dữ liệu và hiệu quả vận hành kho.</w:t>
+        </w:rPr>
+        <w:t>cơ sở thống nhất</w:t>
+      </w:r>
+      <w:r>
+        <w:t xml:space="preserve"> và là nguồn tham chiếu chính thức cho tất cả các bên liên quan, nhằm định nghĩa rõ ràng về chức năng, phạm vi, dữ liệu, quy trình và các ràng buộc của hệ thống.</w:t>
       </w:r>
     </w:p>
     <w:p>
       <w:pPr>
+        <w:ind w:firstLine="720"/>
+        <w:jc w:val="both"/>
+        <w:rPr>
+          <w:lang w:val="en-US"/>
+        </w:rPr>
+      </w:pPr>
+      <w:r>
+        <w:t xml:space="preserve">Mục đích của hệ thống WMS là </w:t>
+      </w:r>
+      <w:r>
+        <w:rPr>
+          <w:b/>
+          <w:bCs/>
+        </w:rPr>
+        <w:t>thay thế phương pháp quản lý thủ công và các file Excel rời rạc</w:t>
+      </w:r>
+      <w:r>
+        <w:t xml:space="preserve"> đang được sử dụng, nhằm cung cấp một nền tảng tập trung và chính xác. Hệ thống được xây dựng nhằm giải quyết các vấn đề đã tồn tại lâu dài như: sai lệch tồn kho, thiếu khả năng truy vết, và hiệu suất xử lý thấp. Từ đó, hệ thống sẽ nâng cao độ tin cậy dữ liệu và hiệu quả vận hành kho.</w:t>
+      </w:r>
+    </w:p>
+    <w:p>
+      <w:pPr>
         <w:pStyle w:val="Heading2"/>
         <w:jc w:val="both"/>
         <w:rPr>
@@ -1933,7 +2225,7 @@
         </w:rPr>
       </w:pPr>
       <w:bookmarkStart w:id="4" w:name="_Toc213742942"/>
-      <w:bookmarkStart w:id="5" w:name="_Toc213973510"/>
+      <w:bookmarkStart w:id="5" w:name="_Toc214252916"/>
       <w:r>
         <w:rPr>
           <w:szCs w:val="28"/>
@@ -1954,7 +2246,7 @@
         <w:pStyle w:val="Heading3"/>
       </w:pPr>
       <w:bookmarkStart w:id="6" w:name="_Toc213742943"/>
-      <w:bookmarkStart w:id="7" w:name="_Toc213973511"/>
+      <w:bookmarkStart w:id="7" w:name="_Toc214252917"/>
       <w:r>
         <w:t>2.1. Bối cảnh</w:t>
       </w:r>
@@ -1973,128 +2265,39 @@
         <w:rPr>
           <w:szCs w:val="28"/>
         </w:rPr>
-        <w:t>Trong bối cảnh hiện tại, doanh nghiệp quản lý số lượng lớn mã hàng (SKU) thông qua sổ sách cá nhân hoặc các tệp Excel không đồng bộ, phụ thuộc nhiều vào kinh nghiệm chủ quan của thủ kho trong quá trình nhận hàng, sắp xếp, lưu trữ, xuất kho và kiểm kê. Thực trạng này dẫn đến nhiều hệ quả: số liệu tồn kho thường xuyên không khớp thực tế, xuất hiện tình trạng hết hàng trên thực tế trong khi hệ thống ghi còn hoặc ngược lại</w:t>
+        <w:t xml:space="preserve"> </w:t>
+      </w:r>
+      <w:r>
+        <w:rPr>
+          <w:szCs w:val="28"/>
+        </w:rPr>
+        <w:t xml:space="preserve">Công ty hiện đang quản lý một kho hàng với quy mô hàng ngàn mã sản phẩm (SKU) khác nhau. Toàn bộ hoạt động kho (nhập, xuất, lưu trữ, kiểm kê) đang được vận hành chủ yếu bằng </w:t>
+      </w:r>
+      <w:r>
+        <w:rPr>
+          <w:b/>
+          <w:bCs/>
+          <w:szCs w:val="28"/>
+        </w:rPr>
+        <w:t>phương pháp thủ công</w:t>
+      </w:r>
+      <w:r>
+        <w:rPr>
+          <w:szCs w:val="28"/>
+        </w:rPr>
+        <w:t>, phụ thuộc vào sổ sách giấy tờ và các file Excel phân mảnh, thiếu liên kết.</w:t>
       </w:r>
     </w:p>
     <w:p>
       <w:pPr>
-        <w:ind w:firstLine="720"/>
-        <w:jc w:val="both"/>
-        <w:rPr>
-          <w:szCs w:val="28"/>
-        </w:rPr>
-      </w:pPr>
-      <w:r>
-        <w:rPr>
-          <w:szCs w:val="28"/>
-        </w:rPr>
-        <w:t>Q</w:t>
-      </w:r>
-      <w:r>
-        <w:rPr>
-          <w:szCs w:val="28"/>
-        </w:rPr>
-        <w:t>uy trình tìm kiếm và xuất hàng mất thời gian do không có sơ đồ vị trí chuẩn, ảnh hưởng đến tốc độ xử lý đơn hàng</w:t>
-      </w:r>
-      <w:r>
-        <w:rPr>
-          <w:szCs w:val="28"/>
-        </w:rPr>
-        <w:t>.</w:t>
-      </w:r>
-      <w:r>
-        <w:rPr>
-          <w:szCs w:val="28"/>
-        </w:rPr>
-        <w:t xml:space="preserve"> </w:t>
-      </w:r>
-      <w:r>
-        <w:rPr>
-          <w:szCs w:val="28"/>
-        </w:rPr>
-        <w:t>V</w:t>
-      </w:r>
-      <w:r>
-        <w:rPr>
-          <w:szCs w:val="28"/>
-        </w:rPr>
-        <w:t>iệc truy vết theo lô, hạn sử dụng, nguồn gốc lô hàng gặp nhiều khó khăn, gây rủi ro lớn cho các mặt hàng yêu cầu tuân thủ nguyên tắc FIFO/FEFO</w:t>
-      </w:r>
-      <w:r>
-        <w:rPr>
-          <w:szCs w:val="28"/>
-        </w:rPr>
-        <w:t>.</w:t>
-      </w:r>
-      <w:r>
-        <w:rPr>
-          <w:szCs w:val="28"/>
-        </w:rPr>
-        <w:t xml:space="preserve"> </w:t>
-      </w:r>
-    </w:p>
-    <w:p>
-      <w:pPr>
-        <w:ind w:firstLine="720"/>
-        <w:jc w:val="both"/>
-        <w:rPr>
-          <w:szCs w:val="28"/>
-        </w:rPr>
-      </w:pPr>
-      <w:r>
-        <w:rPr>
-          <w:szCs w:val="28"/>
-        </w:rPr>
-        <w:t>K</w:t>
-      </w:r>
-      <w:r>
-        <w:rPr>
-          <w:szCs w:val="28"/>
-        </w:rPr>
-        <w:t>hông có cơ chế tự động cảnh báo khi tồn kho xuống dưới ngưỡng an toàn hoặc sản phẩm sắp hết hạn, dẫn tới thất thoát doanh thu và nguy cơ phân phối hàng kém chất lượng</w:t>
-      </w:r>
-      <w:r>
-        <w:rPr>
-          <w:szCs w:val="28"/>
-        </w:rPr>
-        <w:t>.</w:t>
-      </w:r>
-      <w:r>
-        <w:rPr>
-          <w:szCs w:val="28"/>
-        </w:rPr>
-        <w:t xml:space="preserve"> </w:t>
-      </w:r>
-    </w:p>
-    <w:p>
-      <w:pPr>
-        <w:ind w:firstLine="720"/>
-        <w:jc w:val="both"/>
-        <w:rPr>
-          <w:szCs w:val="28"/>
-        </w:rPr>
-      </w:pPr>
-      <w:r>
-        <w:rPr>
-          <w:szCs w:val="28"/>
-        </w:rPr>
-        <w:t>D</w:t>
-      </w:r>
-      <w:r>
-        <w:rPr>
-          <w:szCs w:val="28"/>
-        </w:rPr>
-        <w:t xml:space="preserve">ữ liệu kho không được đồng bộ với các hệ thống mua hàng, bán hàng, kế toán, khiến việc nhập liệu thủ công lặp lại, dễ sai sót và thiếu một nguồn dữ liệu chuẩn thống nhất. </w:t>
-      </w:r>
-    </w:p>
-    <w:p>
-      <w:pPr>
         <w:pStyle w:val="Heading3"/>
+        <w:rPr>
+          <w:lang w:val="en-US"/>
+        </w:rPr>
       </w:pPr>
       <w:bookmarkStart w:id="8" w:name="_Toc213742944"/>
-      <w:bookmarkStart w:id="9" w:name="_Toc213973512"/>
-      <w:r>
-        <w:lastRenderedPageBreak/>
+      <w:bookmarkStart w:id="9" w:name="_Toc214252918"/>
+      <w:r>
         <w:t>2.2. Vấn đề cần giải quyết</w:t>
       </w:r>
       <w:bookmarkEnd w:id="8"/>
@@ -2104,25 +2307,178 @@
       <w:pPr>
         <w:ind w:firstLine="720"/>
         <w:jc w:val="both"/>
-        <w:rPr>
-          <w:szCs w:val="28"/>
-        </w:rPr>
-      </w:pPr>
-      <w:r>
-        <w:rPr>
-          <w:szCs w:val="28"/>
-        </w:rPr>
-        <w:t>Vấn</w:t>
-      </w:r>
-      <w:r>
-        <w:rPr>
-          <w:szCs w:val="28"/>
-        </w:rPr>
-        <w:t xml:space="preserve"> đề cần giải quyết không chỉ là tin học hóa quy trình mà là xây dựng một hệ thống quản lý kho tập trung, có khả năng phản ánh tức thời tồn kho thực tế, hỗ trợ truy vết lô và hạn dùng, áp dụng quy tắc xuất hàng phù hợp, tự động cảnh báo rủi ro và cung cấp thông tin đáng tin cậy cho các bộ phận liên quan và ban lãnh đạo.</w:t>
+      </w:pPr>
+      <w:r>
+        <w:rPr>
+          <w:b/>
+          <w:bCs/>
+        </w:rPr>
+        <w:t>Hạn chế của Phương pháp Thủ công</w:t>
+      </w:r>
+      <w:r>
+        <w:rPr>
+          <w:b/>
+          <w:bCs/>
+          <w:lang w:val="en-US"/>
+        </w:rPr>
+        <w:t xml:space="preserve">: </w:t>
+      </w:r>
+      <w:r>
+        <w:t>Mặc dù phương pháp này có thể đã đáp ứng được</w:t>
+      </w:r>
+      <w:r>
+        <w:rPr>
+          <w:lang w:val="en-US"/>
+        </w:rPr>
+        <w:t xml:space="preserve"> tất cả các</w:t>
+      </w:r>
+      <w:r>
+        <w:t xml:space="preserve"> </w:t>
+      </w:r>
+      <w:r>
+        <w:rPr>
+          <w:lang w:val="en-US"/>
+        </w:rPr>
+        <w:t>nhu cầu</w:t>
+      </w:r>
+      <w:r>
+        <w:t xml:space="preserve"> trong quá khứ, nhưng khi quy mô kinh doanh và độ phức tạp của đơn hàng ngày càng tăng, mô hình quản lý hiện tại đã bộc lộ nhiều </w:t>
+      </w:r>
+      <w:r>
+        <w:rPr>
+          <w:b/>
+          <w:bCs/>
+        </w:rPr>
+        <w:t>điểm yếu chí mạng</w:t>
+      </w:r>
+      <w:r>
+        <w:t>, gây ảnh hưởng trực tiếp đến hiệu quả kinh doanh:</w:t>
       </w:r>
     </w:p>
     <w:p>
       <w:pPr>
+        <w:numPr>
+          <w:ilvl w:val="0"/>
+          <w:numId w:val="8"/>
+        </w:numPr>
+        <w:jc w:val="both"/>
+      </w:pPr>
+      <w:r>
+        <w:rPr>
+          <w:b/>
+          <w:bCs/>
+        </w:rPr>
+        <w:t>Tính chính xác dữ liệu bằng không (hoặc rất thấp):</w:t>
+      </w:r>
+      <w:r>
+        <w:t xml:space="preserve"> Việc nhập liệu thủ công lặp đi lặp lại là nguyên nhân gốc rễ của các sai sót mang tính hệ thống (nhầm mã hàng, sai lệch số lượng, trùng lặp dữ liệu). Điều này dẫn đến tình trạng </w:t>
+      </w:r>
+      <w:r>
+        <w:rPr>
+          <w:b/>
+          <w:bCs/>
+        </w:rPr>
+        <w:t>"kho ảo"</w:t>
+      </w:r>
+      <w:r>
+        <w:t xml:space="preserve"> </w:t>
+      </w:r>
+      <w:r>
+        <w:t>số liệu trên giấy tờ không bao giờ khớp với hàng hóa thực tế trong kho.</w:t>
+      </w:r>
+    </w:p>
+    <w:p>
+      <w:pPr>
+        <w:numPr>
+          <w:ilvl w:val="0"/>
+          <w:numId w:val="8"/>
+        </w:numPr>
+        <w:jc w:val="both"/>
+      </w:pPr>
+      <w:r>
+        <w:rPr>
+          <w:b/>
+          <w:bCs/>
+        </w:rPr>
+        <w:t>Hiệu suất vận hành trì trệ:</w:t>
+      </w:r>
+      <w:r>
+        <w:t xml:space="preserve"> Quy trình nghiệp vụ phụ thuộc quá nhiều vào sức người. Nhân viên kho mất rất nhiều thời gian cho các tác vụ cơ bản như: tìm kiếm vị trí sản phẩm, xác nhận tồn kho khả dụng để xử lý đơn hàng, và kiểm kê cuối kỳ. Điều này gây </w:t>
+      </w:r>
+      <w:r>
+        <w:rPr>
+          <w:b/>
+          <w:bCs/>
+        </w:rPr>
+        <w:t>tắc nghẽn</w:t>
+      </w:r>
+      <w:r>
+        <w:t xml:space="preserve"> và làm chậm toàn bộ chuỗi cung ứng, từ đó trễ hẹn giao hàng với khách hàng.</w:t>
+      </w:r>
+    </w:p>
+    <w:p>
+      <w:pPr>
+        <w:numPr>
+          <w:ilvl w:val="0"/>
+          <w:numId w:val="8"/>
+        </w:numPr>
+        <w:jc w:val="both"/>
+      </w:pPr>
+      <w:r>
+        <w:rPr>
+          <w:b/>
+          <w:bCs/>
+        </w:rPr>
+        <w:lastRenderedPageBreak/>
+        <w:t>Mất kiểm soát và tăng rủi ro:</w:t>
+      </w:r>
+      <w:r>
+        <w:t xml:space="preserve"> Hệ thống thủ công hoàn toàn </w:t>
+      </w:r>
+      <w:r>
+        <w:rPr>
+          <w:b/>
+          <w:bCs/>
+        </w:rPr>
+        <w:t>"bó tay"</w:t>
+      </w:r>
+      <w:r>
+        <w:t xml:space="preserve"> với các yêu cầu quản lý nâng cao như truy vết hàng hóa theo Lô</w:t>
+      </w:r>
+      <w:r>
+        <w:t xml:space="preserve"> hàng</w:t>
+      </w:r>
+      <w:r>
+        <w:t xml:space="preserve"> (Batch/Lot) hoặc theo dõi Hạn sử dụng (Expiry Date). Công ty không có khả năng cảnh báo tự động khi hàng tồn kho sắp chạm ngưỡng an toàn (tồn tối thiểu) hoặc nguy cơ hết hạn, dẫn đến rủi ro lớn về thất thoát hàng hóa và mất vốn.</w:t>
+      </w:r>
+    </w:p>
+    <w:p>
+      <w:pPr>
+        <w:ind w:firstLine="720"/>
+        <w:jc w:val="both"/>
+      </w:pPr>
+      <w:r>
+        <w:t xml:space="preserve">Những vấn đề trên cho thấy nhu cầu cấp thiết phải thay thế hệ thống thủ công. Việc xây dựng một hệ thống WMS tập trung, ứng dụng mã vạch để tự động hóa, và cung cấp dữ liệu </w:t>
+      </w:r>
+      <w:r>
+        <w:rPr>
+          <w:b/>
+          <w:bCs/>
+        </w:rPr>
+        <w:t>đáng tin cậy theo thời gian thực</w:t>
+      </w:r>
+      <w:r>
+        <w:t xml:space="preserve"> là điều kiện tiên quyết để giải quyết các vấn </w:t>
+      </w:r>
+      <w:r>
+        <w:t>đ</w:t>
+      </w:r>
+      <w:r>
+        <w:t>ề tồn đọng và tối ưu hóa vận hành kho.</w:t>
+      </w:r>
+    </w:p>
+    <w:p>
+      <w:pPr>
         <w:pStyle w:val="Heading2"/>
         <w:jc w:val="both"/>
         <w:rPr>
@@ -2130,7 +2486,7 @@
         </w:rPr>
       </w:pPr>
       <w:bookmarkStart w:id="10" w:name="_Toc213742945"/>
-      <w:bookmarkStart w:id="11" w:name="_Toc213973513"/>
+      <w:bookmarkStart w:id="11" w:name="_Toc214252919"/>
       <w:r>
         <w:rPr>
           <w:szCs w:val="28"/>
@@ -2143,9 +2499,13 @@
     <w:p>
       <w:pPr>
         <w:pStyle w:val="Heading3"/>
+        <w:jc w:val="both"/>
+        <w:rPr>
+          <w:lang w:val="en-US"/>
+        </w:rPr>
       </w:pPr>
       <w:bookmarkStart w:id="12" w:name="_Toc213742946"/>
-      <w:bookmarkStart w:id="13" w:name="_Toc213973514"/>
+      <w:bookmarkStart w:id="13" w:name="_Toc214252920"/>
       <w:r>
         <w:t>3.1. Phạm vi trong hệ thống (In-scope)</w:t>
       </w:r>
@@ -2156,95 +2516,541 @@
       <w:pPr>
         <w:ind w:firstLine="720"/>
         <w:jc w:val="both"/>
-      </w:pPr>
-      <w:r>
-        <w:t>Hệ thống Quản lý Kho Hàng trong phiên bản này tập trung vào toàn bộ các hoạt động nghiệp vụ diễn ra bên trong kho và các giao tiếp trực tiếp với kho. Cụ thể, hệ thống cho phép quản lý danh mục hàng hóa, đơn vị tính, kho, khu vực, kệ, vị trí, nhà cung cấp và các ngưỡng tồn kho.</w:t>
+        <w:rPr>
+          <w:lang w:val="en-US"/>
+        </w:rPr>
+      </w:pPr>
+      <w:r>
+        <w:rPr>
+          <w:lang w:val="en-US"/>
+        </w:rPr>
+        <w:t>Hệ thống WMS tập trung vào việc quả lý, tự động hoá toàn bộ các hoạt động nghiệp vụ diễn ra bên trong kho hàng</w:t>
       </w:r>
     </w:p>
     <w:p>
       <w:pPr>
-        <w:ind w:firstLine="720"/>
+        <w:pStyle w:val="ListParagraph"/>
+        <w:numPr>
+          <w:ilvl w:val="0"/>
+          <w:numId w:val="9"/>
+        </w:numPr>
         <w:jc w:val="both"/>
-      </w:pPr>
-      <w:r>
-        <w:t>Tiếp nhận và xử lý nghiệp vụ nhập kho từ đơn mua hàng hoặc phiếu nhập trực tiếp, ghi nhận số lượng thực nhập, thông tin lô và hạn sử dụng (nếu có), cập nhật tồn kho ngay khi xác nhận</w:t>
+        <w:rPr>
+          <w:b/>
+          <w:bCs/>
+          <w:lang w:val="en-US"/>
+        </w:rPr>
+      </w:pPr>
+      <w:r>
+        <w:rPr>
+          <w:b/>
+          <w:bCs/>
+          <w:lang w:val="en-US"/>
+        </w:rPr>
+        <w:t>Module quản lý danh mục (Master Data)</w:t>
       </w:r>
     </w:p>
     <w:p>
       <w:pPr>
-        <w:ind w:firstLine="720"/>
+        <w:pStyle w:val="ListParagraph"/>
+        <w:numPr>
+          <w:ilvl w:val="0"/>
+          <w:numId w:val="11"/>
+        </w:numPr>
         <w:jc w:val="both"/>
-      </w:pPr>
-      <w:r>
-        <w:t>H</w:t>
-      </w:r>
-      <w:r>
-        <w:t>ỗ trợ sắp xếp và lưu trữ hàng vào các vị trí cụ thể, ghi nhận điều chuyển nội bộ giữa các khu vực, kệ, vị trí</w:t>
+        <w:rPr>
+          <w:lang w:val="en-US"/>
+        </w:rPr>
+      </w:pPr>
+      <w:r>
+        <w:rPr>
+          <w:lang w:val="en-US"/>
+        </w:rPr>
+        <w:t>Quản lý thông tin chi ti</w:t>
+      </w:r>
+      <w:r>
+        <w:rPr>
+          <w:lang w:val="en-US"/>
+        </w:rPr>
+        <w:t>ết về hàng hoá</w:t>
+      </w:r>
+      <w:r>
+        <w:rPr>
+          <w:lang w:val="en-US"/>
+        </w:rPr>
+        <w:t>.</w:t>
       </w:r>
     </w:p>
     <w:p>
       <w:pPr>
-        <w:ind w:firstLine="720"/>
+        <w:pStyle w:val="ListParagraph"/>
+        <w:numPr>
+          <w:ilvl w:val="0"/>
+          <w:numId w:val="11"/>
+        </w:numPr>
         <w:jc w:val="both"/>
-      </w:pPr>
-      <w:r>
-        <w:t xml:space="preserve">Xử </w:t>
-      </w:r>
-      <w:r>
-        <w:t>lý yêu cầu xuất kho cho bán hàng, điều chuyển hoặc sản xuất, kiểm tra tồn kho khả dụng và áp dụng quy tắc FIFO/FEFO với các mặt hàng cần quản lý lô, đồng thời cập nhật tồn kho theo thời gian thực</w:t>
+        <w:rPr>
+          <w:lang w:val="en-US"/>
+        </w:rPr>
+      </w:pPr>
+      <w:r>
+        <w:rPr>
+          <w:lang w:val="en-US"/>
+        </w:rPr>
+        <w:t>Quản lý đơn vị t</w:t>
+      </w:r>
+      <w:r>
+        <w:rPr>
+          <w:lang w:val="en-US"/>
+        </w:rPr>
+        <w:t>ính</w:t>
+      </w:r>
+      <w:r>
+        <w:rPr>
+          <w:lang w:val="en-US"/>
+        </w:rPr>
+        <w:t>.</w:t>
       </w:r>
     </w:p>
     <w:p>
       <w:pPr>
-        <w:ind w:firstLine="720"/>
+        <w:pStyle w:val="ListParagraph"/>
+        <w:numPr>
+          <w:ilvl w:val="0"/>
+          <w:numId w:val="11"/>
+        </w:numPr>
         <w:jc w:val="both"/>
-      </w:pPr>
-      <w:r>
-        <w:t xml:space="preserve">Phục </w:t>
-      </w:r>
-      <w:r>
-        <w:t>vụ kiểm kê định kỳ hoặc đột xuất, ghi nhận số liệu thực tế, đối chiếu với tồn hệ thống và lập phiếu điều chỉnh tồn kho theo quy trình phê duyệt</w:t>
-      </w:r>
-      <w:r>
+        <w:rPr>
+          <w:lang w:val="en-US"/>
+        </w:rPr>
+      </w:pPr>
+      <w:r>
+        <w:rPr>
+          <w:lang w:val="en-US"/>
+        </w:rPr>
+        <w:t>Quản lý cấu trúc kho hàng</w:t>
+      </w:r>
+      <w:r>
+        <w:rPr>
+          <w:lang w:val="en-US"/>
+        </w:rPr>
         <w:t>.</w:t>
-      </w:r>
-      <w:r>
-        <w:t xml:space="preserve"> </w:t>
       </w:r>
     </w:p>
     <w:p>
       <w:pPr>
-        <w:ind w:firstLine="720"/>
+        <w:pStyle w:val="ListParagraph"/>
+        <w:numPr>
+          <w:ilvl w:val="0"/>
+          <w:numId w:val="11"/>
+        </w:numPr>
         <w:jc w:val="both"/>
-      </w:pPr>
-      <w:r>
-        <w:t>Theo dõi và truy vết lô hàng, hạn sử dụng, lịch sử nhập xuất theo lô</w:t>
-      </w:r>
-      <w:r>
-        <w:t>,</w:t>
-      </w:r>
-      <w:r>
-        <w:t xml:space="preserve"> cung cấp báo cáo về tồn kho, luân chuyển, hàng chậm luân chuyển, cảnh báo tồn dưới ngưỡng và hàng sắp hết hạn</w:t>
-      </w:r>
-      <w:r>
+        <w:rPr>
+          <w:lang w:val="en-US"/>
+        </w:rPr>
+      </w:pPr>
+      <w:r>
+        <w:rPr>
+          <w:lang w:val="en-US"/>
+        </w:rPr>
+        <w:t>Thiết lập các ngưỡng tồn kho an toàn</w:t>
+      </w:r>
+      <w:r>
+        <w:rPr>
+          <w:lang w:val="en-US"/>
+        </w:rPr>
         <w:t>.</w:t>
-      </w:r>
-      <w:r>
-        <w:t xml:space="preserve"> </w:t>
-      </w:r>
-      <w:r>
-        <w:t>Q</w:t>
-      </w:r>
-      <w:r>
-        <w:t>uản lý người dùng, phân quyền theo vai trò</w:t>
       </w:r>
     </w:p>
     <w:p>
       <w:pPr>
+        <w:pStyle w:val="ListParagraph"/>
+        <w:numPr>
+          <w:ilvl w:val="0"/>
+          <w:numId w:val="9"/>
+        </w:numPr>
+        <w:jc w:val="both"/>
+        <w:rPr>
+          <w:b/>
+          <w:bCs/>
+          <w:lang w:val="en-US"/>
+        </w:rPr>
+      </w:pPr>
+      <w:r>
+        <w:rPr>
+          <w:b/>
+          <w:bCs/>
+          <w:lang w:val="en-US"/>
+        </w:rPr>
+        <w:t>Module Nghiệp vụ nhập kho (Inboun)</w:t>
+      </w:r>
+    </w:p>
+    <w:p>
+      <w:pPr>
+        <w:pStyle w:val="ListParagraph"/>
+        <w:numPr>
+          <w:ilvl w:val="0"/>
+          <w:numId w:val="13"/>
+        </w:numPr>
+        <w:jc w:val="both"/>
+        <w:rPr>
+          <w:lang w:val="en-US"/>
+        </w:rPr>
+      </w:pPr>
+      <w:r>
+        <w:rPr>
+          <w:lang w:val="en-US"/>
+        </w:rPr>
+        <w:t>Tiếp nhận và xử lý phiếu nhập kho.</w:t>
+      </w:r>
+    </w:p>
+    <w:p>
+      <w:pPr>
+        <w:pStyle w:val="ListParagraph"/>
+        <w:numPr>
+          <w:ilvl w:val="0"/>
+          <w:numId w:val="13"/>
+        </w:numPr>
+        <w:jc w:val="both"/>
+        <w:rPr>
+          <w:lang w:val="en-US"/>
+        </w:rPr>
+      </w:pPr>
+      <w:r>
+        <w:rPr>
+          <w:lang w:val="en-US"/>
+        </w:rPr>
+        <w:t xml:space="preserve">Ghi nhận số lượng thực nhập, </w:t>
+      </w:r>
+      <w:r>
+        <w:rPr>
+          <w:b/>
+          <w:bCs/>
+        </w:rPr>
+        <w:t>quản lý Lô (Batch/Lot)</w:t>
+      </w:r>
+      <w:r>
+        <w:t xml:space="preserve"> và </w:t>
+      </w:r>
+      <w:r>
+        <w:rPr>
+          <w:b/>
+          <w:bCs/>
+        </w:rPr>
+        <w:t>Hạn sử dụng (Expiry Date)</w:t>
+      </w:r>
+      <w:r>
+        <w:rPr>
+          <w:b/>
+          <w:bCs/>
+          <w:lang w:val="en-US"/>
+        </w:rPr>
+        <w:t xml:space="preserve"> </w:t>
+      </w:r>
+      <w:r>
+        <w:t>đối với các mặt hàng có yêu cầu.</w:t>
+      </w:r>
+    </w:p>
+    <w:p>
+      <w:pPr>
+        <w:pStyle w:val="ListParagraph"/>
+        <w:numPr>
+          <w:ilvl w:val="0"/>
+          <w:numId w:val="13"/>
+        </w:numPr>
+        <w:jc w:val="both"/>
+        <w:rPr>
+          <w:lang w:val="en-US"/>
+        </w:rPr>
+      </w:pPr>
+      <w:r>
+        <w:t>Hỗ trợ nghiệp vụ cất hàng (Put-away) vào các vị trí lưu trữ cụ thể và tự động cập nhật tồn kho.</w:t>
+      </w:r>
+    </w:p>
+    <w:p>
+      <w:pPr>
+        <w:pStyle w:val="ListParagraph"/>
+        <w:numPr>
+          <w:ilvl w:val="0"/>
+          <w:numId w:val="9"/>
+        </w:numPr>
+        <w:jc w:val="both"/>
+        <w:rPr>
+          <w:b/>
+          <w:bCs/>
+          <w:lang w:val="en-US"/>
+        </w:rPr>
+      </w:pPr>
+      <w:r>
+        <w:rPr>
+          <w:b/>
+          <w:bCs/>
+          <w:lang w:val="en-US"/>
+        </w:rPr>
+        <w:t>Module Nghiệp vụ xuất kho</w:t>
+      </w:r>
+      <w:r>
+        <w:rPr>
+          <w:b/>
+          <w:bCs/>
+          <w:lang w:val="en-US"/>
+        </w:rPr>
+        <w:t xml:space="preserve"> (Outbound)</w:t>
+      </w:r>
+    </w:p>
+    <w:p>
+      <w:pPr>
+        <w:pStyle w:val="ListParagraph"/>
+        <w:numPr>
+          <w:ilvl w:val="0"/>
+          <w:numId w:val="14"/>
+        </w:numPr>
+        <w:jc w:val="both"/>
+        <w:rPr>
+          <w:lang w:val="en-US"/>
+        </w:rPr>
+      </w:pPr>
+      <w:r>
+        <w:t>Tiếp nhận và xử lý yêu cầu xuất kho</w:t>
+      </w:r>
+      <w:r>
+        <w:rPr>
+          <w:lang w:val="en-US"/>
+        </w:rPr>
+        <w:t>.</w:t>
+      </w:r>
+    </w:p>
+    <w:p>
+      <w:pPr>
+        <w:pStyle w:val="ListParagraph"/>
+        <w:numPr>
+          <w:ilvl w:val="0"/>
+          <w:numId w:val="14"/>
+        </w:numPr>
+        <w:jc w:val="both"/>
+        <w:rPr>
+          <w:lang w:val="en-US"/>
+        </w:rPr>
+      </w:pPr>
+      <w:r>
+        <w:t>Kiểm tra tồn kho khả dụng và đề xuất vị trí lấy hàng</w:t>
+      </w:r>
+      <w:r>
+        <w:rPr>
+          <w:lang w:val="en-US"/>
+        </w:rPr>
+        <w:t>.</w:t>
+      </w:r>
+    </w:p>
+    <w:p>
+      <w:pPr>
+        <w:pStyle w:val="ListParagraph"/>
+        <w:numPr>
+          <w:ilvl w:val="0"/>
+          <w:numId w:val="14"/>
+        </w:numPr>
+        <w:jc w:val="both"/>
+        <w:rPr>
+          <w:lang w:val="en-US"/>
+        </w:rPr>
+      </w:pPr>
+      <w:r>
+        <w:t xml:space="preserve">Tự động áp dụng các quy tắc xuất kho như </w:t>
+      </w:r>
+      <w:r>
+        <w:rPr>
+          <w:b/>
+          <w:bCs/>
+        </w:rPr>
+        <w:t>FIFO (Nhập trước - Xuất trước) / FEFO (Hết hạn trước - Xuất trước)</w:t>
+      </w:r>
+      <w:r>
+        <w:t xml:space="preserve"> cho các mặt hàng được quản lý lô/date</w:t>
+      </w:r>
+      <w:r>
+        <w:rPr>
+          <w:lang w:val="en-US"/>
+        </w:rPr>
+        <w:t>.</w:t>
+      </w:r>
+    </w:p>
+    <w:p>
+      <w:pPr>
+        <w:pStyle w:val="ListParagraph"/>
+        <w:numPr>
+          <w:ilvl w:val="0"/>
+          <w:numId w:val="14"/>
+        </w:numPr>
+        <w:jc w:val="both"/>
+        <w:rPr>
+          <w:lang w:val="en-US"/>
+        </w:rPr>
+      </w:pPr>
+      <w:r>
+        <w:t>Cập nhật tồn kho theo thời gian thực ngay sau khi xác nhận xuất hàng.</w:t>
+      </w:r>
+    </w:p>
+    <w:p>
+      <w:pPr>
+        <w:pStyle w:val="ListParagraph"/>
+        <w:numPr>
+          <w:ilvl w:val="0"/>
+          <w:numId w:val="9"/>
+        </w:numPr>
+        <w:rPr>
+          <w:b/>
+          <w:bCs/>
+          <w:lang w:val="en-US"/>
+        </w:rPr>
+      </w:pPr>
+      <w:r>
+        <w:rPr>
+          <w:b/>
+          <w:bCs/>
+        </w:rPr>
+        <w:t>Module Quản lý Vận hành Kho (Internal Operations):</w:t>
+      </w:r>
+    </w:p>
+    <w:p>
+      <w:pPr>
+        <w:pStyle w:val="ListParagraph"/>
+        <w:numPr>
+          <w:ilvl w:val="0"/>
+          <w:numId w:val="15"/>
+        </w:numPr>
+        <w:rPr>
+          <w:lang w:val="en-US"/>
+        </w:rPr>
+      </w:pPr>
+      <w:r>
+        <w:t>Thực hiện điều chuyển hàng hóa nội bộ (giữa các vị trí, khu vực trong kho).</w:t>
+      </w:r>
+    </w:p>
+    <w:p>
+      <w:pPr>
+        <w:pStyle w:val="ListParagraph"/>
+        <w:numPr>
+          <w:ilvl w:val="0"/>
+          <w:numId w:val="15"/>
+        </w:numPr>
+        <w:rPr>
+          <w:lang w:val="en-US"/>
+        </w:rPr>
+      </w:pPr>
+      <w:r>
+        <w:lastRenderedPageBreak/>
+        <w:t>Phục vụ kiểm kê định kỳ hoặc đột xuất; đối chiếu số liệu thực tế với hệ thống.</w:t>
+      </w:r>
+    </w:p>
+    <w:p>
+      <w:pPr>
+        <w:pStyle w:val="ListParagraph"/>
+        <w:numPr>
+          <w:ilvl w:val="0"/>
+          <w:numId w:val="15"/>
+        </w:numPr>
+        <w:rPr>
+          <w:lang w:val="en-US"/>
+        </w:rPr>
+      </w:pPr>
+      <w:r>
+        <w:t>Lập phiếu điều chỉnh tồn kho (dựa trên quy trình phê duyệt) để xử lý chênh lệch.</w:t>
+      </w:r>
+    </w:p>
+    <w:p>
+      <w:pPr>
+        <w:pStyle w:val="ListParagraph"/>
+        <w:numPr>
+          <w:ilvl w:val="0"/>
+          <w:numId w:val="9"/>
+        </w:numPr>
+        <w:rPr>
+          <w:b/>
+          <w:bCs/>
+          <w:lang w:val="en-US"/>
+        </w:rPr>
+      </w:pPr>
+      <w:r>
+        <w:rPr>
+          <w:b/>
+          <w:bCs/>
+        </w:rPr>
+        <w:t>Module Báo cáo &amp; Quản trị:</w:t>
+      </w:r>
+    </w:p>
+    <w:p>
+      <w:pPr>
+        <w:pStyle w:val="ListParagraph"/>
+        <w:numPr>
+          <w:ilvl w:val="0"/>
+          <w:numId w:val="16"/>
+        </w:numPr>
+        <w:rPr>
+          <w:lang w:val="en-US"/>
+        </w:rPr>
+      </w:pPr>
+      <w:r>
+        <w:t>Cung cấp các báo cáo tồn kho, báo cáo lịch sử nhập/xuất, báo cáo luân chuyển hàng hóa.</w:t>
+      </w:r>
+    </w:p>
+    <w:p>
+      <w:pPr>
+        <w:pStyle w:val="ListParagraph"/>
+        <w:numPr>
+          <w:ilvl w:val="0"/>
+          <w:numId w:val="16"/>
+        </w:numPr>
+        <w:rPr>
+          <w:lang w:val="en-US"/>
+        </w:rPr>
+      </w:pPr>
+      <w:r>
+        <w:t xml:space="preserve">Cung cấp khả năng </w:t>
+      </w:r>
+      <w:r>
+        <w:rPr>
+          <w:b/>
+          <w:bCs/>
+        </w:rPr>
+        <w:t>truy vết (traceability)</w:t>
+      </w:r>
+      <w:r>
+        <w:t xml:space="preserve"> lịch sử của lô hàng.</w:t>
+      </w:r>
+    </w:p>
+    <w:p>
+      <w:pPr>
+        <w:pStyle w:val="ListParagraph"/>
+        <w:numPr>
+          <w:ilvl w:val="0"/>
+          <w:numId w:val="16"/>
+        </w:numPr>
+      </w:pPr>
+      <w:r>
+        <w:t>Hệ thống cảnh báo tự động (hàng dưới tồn tối thiểu, hàng sắp hết hạn).</w:t>
+      </w:r>
+    </w:p>
+    <w:p>
+      <w:pPr>
+        <w:pStyle w:val="ListParagraph"/>
+        <w:numPr>
+          <w:ilvl w:val="0"/>
+          <w:numId w:val="16"/>
+        </w:numPr>
+      </w:pPr>
+      <w:r>
+        <w:t>Quản lý người dùng và phân quyền chi tiết theo vai trò.</w:t>
+      </w:r>
+    </w:p>
+    <w:p>
+      <w:pPr>
         <w:pStyle w:val="Heading3"/>
+        <w:rPr>
+          <w:lang w:val="en-US"/>
+        </w:rPr>
       </w:pPr>
       <w:bookmarkStart w:id="14" w:name="_Toc213742947"/>
-      <w:bookmarkStart w:id="15" w:name="_Toc213973515"/>
+      <w:bookmarkStart w:id="15" w:name="_Toc214252921"/>
       <w:r>
         <w:t>3.2. Phạm vi ngoài hệ thống (Out-of-scope)</w:t>
       </w:r>
@@ -2254,102 +3060,518 @@
     <w:p>
       <w:pPr>
         <w:ind w:firstLine="720"/>
-        <w:jc w:val="both"/>
-      </w:pPr>
-      <w:r>
-        <w:t>Các chức năng không thuộc phạm vi của hệ thống trong giai đoạn này bao gồm các phân hệ ERP đầy đủ như kế toán tài chính, nhân sự, CRM</w:t>
-      </w:r>
-      <w:r>
-        <w:t>.</w:t>
-      </w:r>
-      <w:r>
-        <w:t xml:space="preserve"> </w:t>
-      </w:r>
-      <w:r>
-        <w:t>C</w:t>
-      </w:r>
-      <w:r>
-        <w:t>ác chức năng quản lý vận tải, tối ưu tuyến giao hàng, điều phối xe như một hệ thống TMS chuyên biệt</w:t>
-      </w:r>
-      <w:r>
-        <w:t>.</w:t>
-      </w:r>
-      <w:r>
-        <w:t xml:space="preserve"> </w:t>
-      </w:r>
-      <w:r>
-        <w:t>Q</w:t>
-      </w:r>
-      <w:r>
-        <w:t>uản lý thiết bị kho, IoT, robot tự động hoặc hệ thống kho tự động chuyên sâu</w:t>
-      </w:r>
-      <w:r>
-        <w:t>. Các</w:t>
-      </w:r>
-      <w:r>
-        <w:t xml:space="preserve"> chức năng phân tích dữ liệu nâng cao, kho dữ liệu (Data Warehouse), trí tuệ nhân tạo phục vụ dự báo nhu cầu hoặc tối ưu tồn kho. </w:t>
+        <w:rPr>
+          <w:lang w:val="en-US"/>
+        </w:rPr>
+      </w:pPr>
+      <w:r>
+        <w:t>Các chức năng sau đây nằm ngoài phạm vi của hệ thống WMS trong phiên bản/giai đoạn này:</w:t>
       </w:r>
     </w:p>
     <w:p>
       <w:pPr>
-        <w:pStyle w:val="Heading1"/>
-      </w:pPr>
-      <w:bookmarkStart w:id="16" w:name="_Toc213742948"/>
-      <w:bookmarkStart w:id="17" w:name="_Toc213973516"/>
-      <w:r>
-        <w:lastRenderedPageBreak/>
-        <w:t>Chương 2</w:t>
-      </w:r>
-      <w:r>
-        <w:t>.</w:t>
-      </w:r>
-      <w:r>
-        <w:t xml:space="preserve"> Mô tả tổng quan</w:t>
-      </w:r>
-      <w:bookmarkEnd w:id="16"/>
-      <w:bookmarkEnd w:id="17"/>
+        <w:pStyle w:val="ListParagraph"/>
+        <w:numPr>
+          <w:ilvl w:val="0"/>
+          <w:numId w:val="9"/>
+        </w:numPr>
+        <w:rPr>
+          <w:lang w:val="en-US"/>
+        </w:rPr>
+      </w:pPr>
+      <w:r>
+        <w:t xml:space="preserve">Các phân hệ </w:t>
+      </w:r>
+      <w:r>
+        <w:rPr>
+          <w:b/>
+          <w:bCs/>
+        </w:rPr>
+        <w:t>ERP</w:t>
+      </w:r>
+      <w:r>
+        <w:t xml:space="preserve"> đầy đủ (Kế toán tài chính, Công nợ, Quản lý Nhân sự, CRM).</w:t>
+      </w:r>
     </w:p>
     <w:p>
       <w:pPr>
-        <w:pStyle w:val="Heading2"/>
-      </w:pPr>
-      <w:bookmarkStart w:id="18" w:name="_Toc213742949"/>
-      <w:bookmarkStart w:id="19" w:name="_Toc213973517"/>
-      <w:r>
-        <w:t>1.</w:t>
-      </w:r>
-      <w:r>
-        <w:t xml:space="preserve"> </w:t>
-      </w:r>
-      <w:r>
-        <w:t>Bối cảnh sản phẩm</w:t>
-      </w:r>
-      <w:bookmarkEnd w:id="18"/>
-      <w:bookmarkEnd w:id="19"/>
+        <w:pStyle w:val="ListParagraph"/>
+        <w:numPr>
+          <w:ilvl w:val="0"/>
+          <w:numId w:val="9"/>
+        </w:numPr>
+        <w:rPr>
+          <w:lang w:val="en-US"/>
+        </w:rPr>
+      </w:pPr>
+      <w:r>
+        <w:t>Hệ thống Quản lý Vận tải (</w:t>
+      </w:r>
+      <w:r>
+        <w:rPr>
+          <w:b/>
+          <w:bCs/>
+        </w:rPr>
+        <w:t>TMS</w:t>
+      </w:r>
+      <w:r>
+        <w:t>) chuyên biệt (lên kế hoạch, tối ưu tuyến đường giao hàng, điều phối xe).</w:t>
+      </w:r>
     </w:p>
     <w:p>
       <w:pPr>
+        <w:pStyle w:val="ListParagraph"/>
+        <w:numPr>
+          <w:ilvl w:val="0"/>
+          <w:numId w:val="9"/>
+        </w:numPr>
+        <w:rPr>
+          <w:lang w:val="en-US"/>
+        </w:rPr>
+      </w:pPr>
+      <w:r>
+        <w:t xml:space="preserve">Các hệ thống kho tự động chuyên sâu (Quản lý thiết bị kho, tích hợp </w:t>
+      </w:r>
+      <w:r>
+        <w:rPr>
+          <w:b/>
+          <w:bCs/>
+        </w:rPr>
+        <w:t>IoT</w:t>
+      </w:r>
+      <w:r>
+        <w:t xml:space="preserve">, </w:t>
+      </w:r>
+      <w:r>
+        <w:rPr>
+          <w:b/>
+          <w:bCs/>
+        </w:rPr>
+        <w:t>Robot</w:t>
+      </w:r>
+      <w:r>
+        <w:t>, băng chuyền tự động).</w:t>
+      </w:r>
+    </w:p>
+    <w:p>
+      <w:pPr>
+        <w:pStyle w:val="ListParagraph"/>
+        <w:numPr>
+          <w:ilvl w:val="0"/>
+          <w:numId w:val="9"/>
+        </w:numPr>
+        <w:rPr>
+          <w:lang w:val="en-US"/>
+        </w:rPr>
+      </w:pPr>
+      <w:r>
+        <w:t>Phân tích dữ liệu nâng cao, Kho dữ liệu (</w:t>
+      </w:r>
+      <w:r>
+        <w:rPr>
+          <w:b/>
+          <w:bCs/>
+        </w:rPr>
+        <w:t>Data Warehouse</w:t>
+      </w:r>
+      <w:r>
+        <w:t xml:space="preserve">), hoặc </w:t>
+      </w:r>
+      <w:r>
+        <w:rPr>
+          <w:b/>
+          <w:bCs/>
+        </w:rPr>
+        <w:t>Trí tuệ Nhân tạo (AI)</w:t>
+      </w:r>
+      <w:r>
+        <w:t xml:space="preserve"> để dự báo nhu cầu.</w:t>
+      </w:r>
+    </w:p>
+    <w:p>
+      <w:pPr>
+        <w:pStyle w:val="Heading2"/>
+        <w:rPr>
+          <w:lang w:val="en-US"/>
+        </w:rPr>
+      </w:pPr>
+      <w:bookmarkStart w:id="16" w:name="_Toc214252922"/>
+      <w:r>
+        <w:rPr>
+          <w:lang w:val="en-US"/>
+        </w:rPr>
+        <w:t>4. Định nghĩa, từ viết tắt</w:t>
+      </w:r>
+      <w:bookmarkEnd w:id="16"/>
+    </w:p>
+    <w:tbl>
+      <w:tblPr>
+        <w:tblStyle w:val="TableGrid"/>
+        <w:tblW w:w="0" w:type="auto"/>
+        <w:tblCellMar>
+          <w:top w:w="113" w:type="dxa"/>
+          <w:bottom w:w="113" w:type="dxa"/>
+        </w:tblCellMar>
+        <w:tblLook w:val="04A0" w:firstRow="1" w:lastRow="0" w:firstColumn="1" w:lastColumn="0" w:noHBand="0" w:noVBand="1"/>
+      </w:tblPr>
+      <w:tblGrid>
+        <w:gridCol w:w="2830"/>
+        <w:gridCol w:w="6232"/>
+      </w:tblGrid>
+      <w:tr>
+        <w:tc>
+          <w:tcPr>
+            <w:tcW w:w="2830" w:type="dxa"/>
+            <w:vAlign w:val="center"/>
+          </w:tcPr>
+          <w:p>
+            <w:pPr>
+              <w:jc w:val="center"/>
+              <w:rPr>
+                <w:rFonts w:asciiTheme="majorHAnsi" w:hAnsiTheme="majorHAnsi" w:cstheme="majorHAnsi"/>
+                <w:lang w:val="en-US"/>
+              </w:rPr>
+            </w:pPr>
+            <w:r>
+              <w:rPr>
+                <w:rFonts w:asciiTheme="majorHAnsi" w:hAnsiTheme="majorHAnsi" w:cstheme="majorHAnsi"/>
+                <w:b/>
+                <w:bCs/>
+                <w:color w:val="1A1C1E"/>
+              </w:rPr>
+              <w:t>Thuật ngữ/Từ viết tắt</w:t>
+            </w:r>
+          </w:p>
+        </w:tc>
+        <w:tc>
+          <w:tcPr>
+            <w:tcW w:w="6232" w:type="dxa"/>
+            <w:vAlign w:val="center"/>
+          </w:tcPr>
+          <w:p>
+            <w:pPr>
+              <w:jc w:val="center"/>
+              <w:rPr>
+                <w:rFonts w:asciiTheme="majorHAnsi" w:hAnsiTheme="majorHAnsi" w:cstheme="majorHAnsi"/>
+                <w:lang w:val="en-US"/>
+              </w:rPr>
+            </w:pPr>
+            <w:r>
+              <w:rPr>
+                <w:rFonts w:asciiTheme="majorHAnsi" w:hAnsiTheme="majorHAnsi" w:cstheme="majorHAnsi"/>
+                <w:b/>
+                <w:bCs/>
+                <w:color w:val="1A1C1E"/>
+              </w:rPr>
+              <w:t>Giải thích</w:t>
+            </w:r>
+          </w:p>
+        </w:tc>
+      </w:tr>
+      <w:tr>
+        <w:tc>
+          <w:tcPr>
+            <w:tcW w:w="2830" w:type="dxa"/>
+          </w:tcPr>
+          <w:p>
+            <w:pPr>
+              <w:rPr>
+                <w:rFonts w:asciiTheme="majorHAnsi" w:hAnsiTheme="majorHAnsi" w:cstheme="majorHAnsi"/>
+                <w:lang w:val="en-US"/>
+              </w:rPr>
+            </w:pPr>
+            <w:r>
+              <w:rPr>
+                <w:rFonts w:asciiTheme="majorHAnsi" w:hAnsiTheme="majorHAnsi" w:cstheme="majorHAnsi"/>
+                <w:b/>
+                <w:bCs/>
+                <w:color w:val="1A1C1E"/>
+              </w:rPr>
+              <w:t>WMS</w:t>
+            </w:r>
+          </w:p>
+        </w:tc>
+        <w:tc>
+          <w:tcPr>
+            <w:tcW w:w="6232" w:type="dxa"/>
+          </w:tcPr>
+          <w:p>
+            <w:pPr>
+              <w:rPr>
+                <w:rFonts w:asciiTheme="majorHAnsi" w:hAnsiTheme="majorHAnsi" w:cstheme="majorHAnsi"/>
+                <w:lang w:val="en-US"/>
+              </w:rPr>
+            </w:pPr>
+            <w:r>
+              <w:rPr>
+                <w:rFonts w:asciiTheme="majorHAnsi" w:hAnsiTheme="majorHAnsi" w:cstheme="majorHAnsi"/>
+                <w:color w:val="1A1C1E"/>
+              </w:rPr>
+              <w:t>Warehouse Management System - Hệ thống Quản lý Kho Hàng.</w:t>
+            </w:r>
+          </w:p>
+        </w:tc>
+      </w:tr>
+      <w:tr>
+        <w:tc>
+          <w:tcPr>
+            <w:tcW w:w="2830" w:type="dxa"/>
+          </w:tcPr>
+          <w:p>
+            <w:pPr>
+              <w:rPr>
+                <w:rFonts w:asciiTheme="majorHAnsi" w:hAnsiTheme="majorHAnsi" w:cstheme="majorHAnsi"/>
+                <w:lang w:val="en-US"/>
+              </w:rPr>
+            </w:pPr>
+            <w:r>
+              <w:rPr>
+                <w:rFonts w:asciiTheme="majorHAnsi" w:hAnsiTheme="majorHAnsi" w:cstheme="majorHAnsi"/>
+                <w:b/>
+                <w:bCs/>
+                <w:color w:val="1A1C1E"/>
+              </w:rPr>
+              <w:t>SKU</w:t>
+            </w:r>
+          </w:p>
+        </w:tc>
+        <w:tc>
+          <w:tcPr>
+            <w:tcW w:w="6232" w:type="dxa"/>
+          </w:tcPr>
+          <w:p>
+            <w:pPr>
+              <w:rPr>
+                <w:rFonts w:asciiTheme="majorHAnsi" w:hAnsiTheme="majorHAnsi" w:cstheme="majorHAnsi"/>
+                <w:lang w:val="en-US"/>
+              </w:rPr>
+            </w:pPr>
+            <w:r>
+              <w:rPr>
+                <w:rFonts w:asciiTheme="majorHAnsi" w:hAnsiTheme="majorHAnsi" w:cstheme="majorHAnsi"/>
+                <w:color w:val="1A1C1E"/>
+              </w:rPr>
+              <w:t>Stock-keeping Unit - Mã hàng hóa tồn kho, định danh duy nhất cho một mặt hàng.</w:t>
+            </w:r>
+          </w:p>
+        </w:tc>
+      </w:tr>
+      <w:tr>
+        <w:tc>
+          <w:tcPr>
+            <w:tcW w:w="2830" w:type="dxa"/>
+          </w:tcPr>
+          <w:p>
+            <w:pPr>
+              <w:rPr>
+                <w:rFonts w:asciiTheme="majorHAnsi" w:hAnsiTheme="majorHAnsi" w:cstheme="majorHAnsi"/>
+                <w:lang w:val="en-US"/>
+              </w:rPr>
+            </w:pPr>
+            <w:r>
+              <w:rPr>
+                <w:rFonts w:asciiTheme="majorHAnsi" w:hAnsiTheme="majorHAnsi" w:cstheme="majorHAnsi"/>
+                <w:b/>
+                <w:bCs/>
+                <w:color w:val="1A1C1E"/>
+              </w:rPr>
+              <w:t>Lô hàng</w:t>
+            </w:r>
+          </w:p>
+        </w:tc>
+        <w:tc>
+          <w:tcPr>
+            <w:tcW w:w="6232" w:type="dxa"/>
+          </w:tcPr>
+          <w:p>
+            <w:pPr>
+              <w:rPr>
+                <w:rFonts w:asciiTheme="majorHAnsi" w:hAnsiTheme="majorHAnsi" w:cstheme="majorHAnsi"/>
+                <w:lang w:val="en-US"/>
+              </w:rPr>
+            </w:pPr>
+            <w:r>
+              <w:rPr>
+                <w:rFonts w:asciiTheme="majorHAnsi" w:hAnsiTheme="majorHAnsi" w:cstheme="majorHAnsi"/>
+                <w:color w:val="1A1C1E"/>
+              </w:rPr>
+              <w:t>(Batch/Lot) - Nhóm sản phẩm được nhập kho cùng một thời điểm, có thể có cùng Hạn sử dụng.</w:t>
+            </w:r>
+          </w:p>
+        </w:tc>
+      </w:tr>
+      <w:tr>
+        <w:tc>
+          <w:tcPr>
+            <w:tcW w:w="2830" w:type="dxa"/>
+          </w:tcPr>
+          <w:p>
+            <w:pPr>
+              <w:rPr>
+                <w:rFonts w:asciiTheme="majorHAnsi" w:hAnsiTheme="majorHAnsi" w:cstheme="majorHAnsi"/>
+                <w:lang w:val="en-US"/>
+              </w:rPr>
+            </w:pPr>
+            <w:r>
+              <w:rPr>
+                <w:rFonts w:asciiTheme="majorHAnsi" w:hAnsiTheme="majorHAnsi" w:cstheme="majorHAnsi"/>
+                <w:b/>
+                <w:bCs/>
+                <w:color w:val="1A1C1E"/>
+              </w:rPr>
+              <w:t>Tồn kho</w:t>
+            </w:r>
+          </w:p>
+        </w:tc>
+        <w:tc>
+          <w:tcPr>
+            <w:tcW w:w="6232" w:type="dxa"/>
+          </w:tcPr>
+          <w:p>
+            <w:pPr>
+              <w:rPr>
+                <w:rFonts w:asciiTheme="majorHAnsi" w:hAnsiTheme="majorHAnsi" w:cstheme="majorHAnsi"/>
+                <w:lang w:val="en-US"/>
+              </w:rPr>
+            </w:pPr>
+            <w:r>
+              <w:rPr>
+                <w:rFonts w:asciiTheme="majorHAnsi" w:hAnsiTheme="majorHAnsi" w:cstheme="majorHAnsi"/>
+                <w:color w:val="1A1C1E"/>
+              </w:rPr>
+              <w:t>Số lượng mặt hàng đang có sẵn trong kho tại một thời điểm.</w:t>
+            </w:r>
+          </w:p>
+        </w:tc>
+      </w:tr>
+      <w:tr>
+        <w:tc>
+          <w:tcPr>
+            <w:tcW w:w="2830" w:type="dxa"/>
+          </w:tcPr>
+          <w:p>
+            <w:pPr>
+              <w:rPr>
+                <w:rFonts w:asciiTheme="majorHAnsi" w:hAnsiTheme="majorHAnsi" w:cstheme="majorHAnsi"/>
+                <w:lang w:val="en-US"/>
+              </w:rPr>
+            </w:pPr>
+            <w:r>
+              <w:rPr>
+                <w:rFonts w:asciiTheme="majorHAnsi" w:hAnsiTheme="majorHAnsi" w:cstheme="majorHAnsi"/>
+                <w:b/>
+                <w:bCs/>
+                <w:color w:val="1A1C1E"/>
+              </w:rPr>
+              <w:t>Phiếu Nhập/Xuất</w:t>
+            </w:r>
+          </w:p>
+        </w:tc>
+        <w:tc>
+          <w:tcPr>
+            <w:tcW w:w="6232" w:type="dxa"/>
+          </w:tcPr>
+          <w:p>
+            <w:pPr>
+              <w:rPr>
+                <w:rFonts w:asciiTheme="majorHAnsi" w:hAnsiTheme="majorHAnsi" w:cstheme="majorHAnsi"/>
+                <w:lang w:val="en-US"/>
+              </w:rPr>
+            </w:pPr>
+            <w:r>
+              <w:rPr>
+                <w:rFonts w:asciiTheme="majorHAnsi" w:hAnsiTheme="majorHAnsi" w:cstheme="majorHAnsi"/>
+                <w:color w:val="1A1C1E"/>
+              </w:rPr>
+              <w:t>Chứng từ ghi nhận giao dịch Nhập/Xuất hàng hóa ra/vào kho.</w:t>
+            </w:r>
+          </w:p>
+        </w:tc>
+      </w:tr>
+    </w:tbl>
+    <w:p>
+      <w:pPr>
+        <w:rPr>
+          <w:lang w:val="en-US"/>
+        </w:rPr>
+      </w:pPr>
+    </w:p>
+    <w:p>
+      <w:pPr>
+        <w:pStyle w:val="Heading1"/>
+      </w:pPr>
+      <w:bookmarkStart w:id="17" w:name="_Toc213742948"/>
+      <w:bookmarkStart w:id="18" w:name="_Toc214252923"/>
+      <w:r>
+        <w:t>Chương 2</w:t>
+      </w:r>
+      <w:r>
+        <w:t>.</w:t>
+      </w:r>
+      <w:r>
+        <w:t xml:space="preserve"> Mô tả tổng quan</w:t>
+      </w:r>
+      <w:bookmarkEnd w:id="17"/>
+      <w:bookmarkEnd w:id="18"/>
+    </w:p>
+    <w:p>
+      <w:pPr>
+        <w:pStyle w:val="Heading2"/>
+      </w:pPr>
+      <w:bookmarkStart w:id="19" w:name="_Toc213742949"/>
+      <w:bookmarkStart w:id="20" w:name="_Toc214252924"/>
+      <w:r>
+        <w:t>1.</w:t>
+      </w:r>
+      <w:r>
+        <w:t xml:space="preserve"> </w:t>
+      </w:r>
+      <w:r>
+        <w:t>Bối cảnh sản phẩm</w:t>
+      </w:r>
+      <w:bookmarkEnd w:id="19"/>
+      <w:bookmarkEnd w:id="20"/>
+    </w:p>
+    <w:p>
+      <w:pPr>
         <w:ind w:firstLine="720"/>
         <w:jc w:val="both"/>
       </w:pPr>
       <w:r>
-        <w:t>Hệ thống Quản lý Kho Hàng được xây dựng như một hệ thống nội bộ trọng tâm, cung cấp dữ liệu tồn kho chính xác, thống nhất và được sử dụng chung cho các bộ phận trong doanh nghiệp. Người dùng truy cập chủ yếu thông qua ứng dụng Web, có thể triển khai giao diện tương thích trên thiết bị di động hoặc thiết bị quét cầm tay để hỗ trợ nhân viên kho làm việc trực tiếp tại hiện trường. Hệ thống không thay thế mà đóng vai trò phối hợp với các hệ thống mua hàng, bán hàng, kế toán hiện có, cung cấp cơ chế kết nối và chia sẻ dữ liệu để đảm bảo thông tin về tồn kho, nhập xuất kho và tình trạng hàng hóa luôn được cập nhật đầy đủ và kịp thời.</w:t>
+        <w:rPr>
+          <w:b/>
+          <w:bCs/>
+        </w:rPr>
+        <w:t>Hệ thống Quản lý Kho Hàng</w:t>
+      </w:r>
+      <w:r>
+        <w:t xml:space="preserve"> </w:t>
+      </w:r>
+      <w:r>
+        <w:rPr>
+          <w:b/>
+          <w:bCs/>
+        </w:rPr>
+        <w:t>(WMS)</w:t>
+      </w:r>
+      <w:r>
+        <w:t xml:space="preserve"> được xây dựng như một hệ thống nội bộ trọng tâm, cung cấp dữ liệu tồn kho chính xác, thống nhất và được sử dụng chung cho các bộ phận trong doanh nghiệp. Người dùng truy cập chủ yếu thông qua ứng dụng Web, có thể triển khai giao diện tương thích trên thiết bị di động hoặc thiết bị quét cầm tay để hỗ trợ nhân viên kho làm việc trực tiếp tại hiện trường. Hệ thống không thay thế mà đóng vai trò phối hợp với các hệ thống mua hàng, bán hàng, kế toán hiện có, cung cấp cơ chế kết nối và chia sẻ dữ liệu để đảm bảo thông tin về tồn kho, nhập xuất kho và tình trạng hàng hóa luôn được cập nhật đầy đủ và kịp thời.</w:t>
       </w:r>
     </w:p>
     <w:p>
       <w:pPr>
         <w:pStyle w:val="Heading2"/>
       </w:pPr>
-      <w:bookmarkStart w:id="20" w:name="_Toc213742950"/>
-      <w:bookmarkStart w:id="21" w:name="_Toc213973518"/>
+      <w:bookmarkStart w:id="21" w:name="_Toc213742950"/>
+      <w:bookmarkStart w:id="22" w:name="_Toc214252925"/>
       <w:r>
         <w:t>2.</w:t>
       </w:r>
       <w:r>
         <w:t xml:space="preserve"> Kiến trúc hệ thống</w:t>
       </w:r>
-      <w:bookmarkEnd w:id="20"/>
       <w:bookmarkEnd w:id="21"/>
+      <w:bookmarkEnd w:id="22"/>
     </w:p>
     <w:p>
       <w:pPr>
@@ -2357,7 +3579,32 @@
         <w:jc w:val="both"/>
       </w:pPr>
       <w:r>
-        <w:t>Hệ thống áp dụng mô hình kiến trúc ba tầng, trong đó</w:t>
+        <w:t>Hệ thống</w:t>
+      </w:r>
+      <w:r>
+        <w:t xml:space="preserve"> sẽ được</w:t>
+      </w:r>
+      <w:r>
+        <w:t xml:space="preserve"> áp dụng</w:t>
+      </w:r>
+      <w:r>
+        <w:t xml:space="preserve"> theo mô hình</w:t>
+      </w:r>
+      <w:r>
+        <w:t xml:space="preserve"> </w:t>
+      </w:r>
+      <w:r>
+        <w:rPr>
+          <w:b/>
+          <w:bCs/>
+        </w:rPr>
+        <w:t>Kiến trúc Ba Tầng (Three-Tier Architecture)</w:t>
+      </w:r>
+      <w:r>
+        <w:t xml:space="preserve"> để tách biệt rõ ràng lớp giao diện, lớp nghiệp vụ và lớp dữ liệu</w:t>
+      </w:r>
+      <w:r>
+        <w:t>, trong đó</w:t>
       </w:r>
       <w:r>
         <w:t>:</w:t>
@@ -2373,10 +3620,14 @@
         <w:jc w:val="both"/>
       </w:pPr>
       <w:r>
-        <w:t>T</w:t>
-      </w:r>
-      <w:r>
-        <w:t>ầng giao diện chịu trách nhiệm hiển thị và tương tác với người dùng thông qua trình duyệt hoặc ứng dụng giao diện, bảo đảm thao tác trực quan, dễ sử dụng cho từng nhóm người dùn</w:t>
+        <w:rPr>
+          <w:b/>
+          <w:bCs/>
+        </w:rPr>
+        <w:t>Tầng giao diện</w:t>
+      </w:r>
+      <w:r>
+        <w:t xml:space="preserve"> chịu trách nhiệm hiển thị và tương tác với người dùng thông qua trình duyệt hoặc ứng dụng giao diện, bảo đảm thao tác trực quan, dễ sử dụng cho từng nhóm người dùn</w:t>
       </w:r>
       <w:r>
         <w:t>g.</w:t>
@@ -2392,10 +3643,14 @@
         <w:jc w:val="both"/>
       </w:pPr>
       <w:r>
-        <w:t>T</w:t>
-      </w:r>
-      <w:r>
-        <w:t>ầng ứng dụng chịu trách nhiệm xử lý toàn bộ logic nghiệp vụ như kiểm tra điều kiện nhập xuất, cập nhật tồn kho, quản lý lô và hạn dùng, áp dụng FIFO/FEFO, xử lý kiểm kê, sinh cảnh báo, phân quyền truy cập và kết nối với các hệ thống bên ngoài</w:t>
+        <w:rPr>
+          <w:b/>
+          <w:bCs/>
+        </w:rPr>
+        <w:t>Tầng ứng dụng</w:t>
+      </w:r>
+      <w:r>
+        <w:t xml:space="preserve"> chịu trách nhiệm xử lý toàn bộ logic nghiệp vụ như kiểm tra điều kiện nhập xuất, cập nhật tồn kho, quản lý lô và hạn dùng, áp dụng FIFO/FEFO, xử lý kiểm kê, sinh cảnh báo, phân quyền truy cập và kết nối với các hệ thống bên ngoài</w:t>
       </w:r>
     </w:p>
     <w:p>
@@ -2408,10 +3663,14 @@
         <w:jc w:val="both"/>
       </w:pPr>
       <w:r>
-        <w:t>T</w:t>
-      </w:r>
-      <w:r>
-        <w:t xml:space="preserve">ầng dữ liệu sử dụng hệ quản trị cơ sở dữ liệu quan hệ để lưu trữ danh mục, chứng từ, tồn kho theo vị trí, thông tin lô, lịch sử kiểm kê, tài khoản người dùng và nhật ký thao tác, bảo đảm tính toàn vẹn, bảo mật và khả năng sao lưu, khôi phục. </w:t>
+        <w:rPr>
+          <w:b/>
+          <w:bCs/>
+        </w:rPr>
+        <w:t>Tầng dữ liệu</w:t>
+      </w:r>
+      <w:r>
+        <w:t xml:space="preserve"> sử dụng hệ quản trị cơ sở dữ liệu quan hệ để lưu trữ danh mục, chứng từ, tồn kho theo vị trí, thông tin lô, lịch sử kiểm kê, tài khoản người dùng và nhật ký thao tác, bảo đảm tính toàn vẹn, bảo mật và khả năng sao lưu, khôi phục. </w:t>
       </w:r>
     </w:p>
     <w:p>
@@ -2430,6 +3689,7 @@
     </w:p>
     <w:p>
       <w:pPr>
+        <w:spacing w:after="0"/>
         <w:jc w:val="center"/>
         <w:rPr>
           <w:lang w:val="en-US"/>
@@ -2442,9 +3702,9 @@
         </w:rPr>
         <w:lastRenderedPageBreak/>
         <w:drawing>
-          <wp:inline distT="0" distB="0" distL="0" distR="0" wp14:anchorId="4B75BA3F" wp14:editId="33012AA5">
-            <wp:extent cx="2903220" cy="5524183"/>
-            <wp:effectExtent l="0" t="0" r="0" b="635"/>
+          <wp:inline distT="0" distB="0" distL="0" distR="0" wp14:anchorId="4B75BA3F" wp14:editId="3C1A5D85">
+            <wp:extent cx="2670285" cy="5080959"/>
+            <wp:effectExtent l="0" t="0" r="0" b="5715"/>
             <wp:docPr id="2008105565" name="Picture 1" descr="A screen shot of a computer&#10;&#10;AI-generated content may be incorrect."/>
             <wp:cNvGraphicFramePr>
               <a:graphicFrameLocks xmlns:a="http://schemas.openxmlformats.org/drawingml/2006/main" noChangeAspect="1"/>
@@ -2465,7 +3725,7 @@
                   <pic:spPr>
                     <a:xfrm>
                       <a:off x="0" y="0"/>
-                      <a:ext cx="2905746" cy="5528989"/>
+                      <a:ext cx="2676183" cy="5092182"/>
                     </a:xfrm>
                     <a:prstGeom prst="rect">
                       <a:avLst/>
@@ -2505,16 +3765,16 @@
           <w:lang w:val="en-US"/>
         </w:rPr>
       </w:pPr>
-      <w:bookmarkStart w:id="22" w:name="_Toc213742951"/>
-      <w:bookmarkStart w:id="23" w:name="_Toc213973519"/>
+      <w:bookmarkStart w:id="23" w:name="_Toc213742951"/>
+      <w:bookmarkStart w:id="24" w:name="_Toc214252926"/>
       <w:r>
         <w:rPr>
           <w:lang w:val="en-US"/>
         </w:rPr>
         <w:t>3. Các chức năng chính của hệ thống</w:t>
       </w:r>
-      <w:bookmarkEnd w:id="22"/>
       <w:bookmarkEnd w:id="23"/>
+      <w:bookmarkEnd w:id="24"/>
     </w:p>
     <w:p>
       <w:pPr>
@@ -2525,7 +3785,7 @@
         </w:rPr>
       </w:pPr>
       <w:r>
-        <w:t xml:space="preserve">Hệ thống được tổ chức thành ba nhóm chức năng chính gắn với mô hình nghiệp vụ kho: </w:t>
+        <w:t>Hệ thống được tổ chức thành ba nhóm chức năng chính gắn với mô hình nghiệp vụ kho, phục vụ cho hai nhóm người dùng trực tiếp là Nhân viên Kho, Quản lý Kho và một tác nhân tự động là Hệ thống:</w:t>
       </w:r>
     </w:p>
     <w:p>
@@ -2541,7 +3801,14 @@
         </w:rPr>
       </w:pPr>
       <w:r>
-        <w:t xml:space="preserve">Nhóm Quản lý Danh mục đảm bảo dữ liệu nền thống nhất; </w:t>
+        <w:rPr>
+          <w:b/>
+          <w:bCs/>
+        </w:rPr>
+        <w:t xml:space="preserve">Nhóm Quản lý Danh mục (Master Data): </w:t>
+      </w:r>
+      <w:r>
+        <w:t>Đây là nhóm chức năng nền tảng, do Quản lý Kho chịu trách nhiệm, nhằm đảm bảo tính nhất quán của dữ liệu.</w:t>
       </w:r>
     </w:p>
     <w:p>
@@ -2557,7 +3824,14 @@
         </w:rPr>
       </w:pPr>
       <w:r>
-        <w:t xml:space="preserve">Nhóm Quản lý Giao dịch Kho xử lý toàn bộ biến động nhập–xuất–kiểm kê; </w:t>
+        <w:rPr>
+          <w:b/>
+          <w:bCs/>
+        </w:rPr>
+        <w:t xml:space="preserve">Nhóm Quản lý Giao dịch Kho (Transactions): </w:t>
+      </w:r>
+      <w:r>
+        <w:t>Đây là nhóm chức năng lõi, xử lý các biến động hàng hóa hằng ngày, với sự tham gia của cả hai nhóm người dùng.</w:t>
       </w:r>
     </w:p>
     <w:p>
@@ -2573,7 +3847,21 @@
         </w:rPr>
       </w:pPr>
       <w:r>
-        <w:t xml:space="preserve">Nhóm Báo cáo và Cảnh báo cung cấp thông tin điều hành và giám sát. </w:t>
+        <w:rPr>
+          <w:b/>
+          <w:bCs/>
+        </w:rPr>
+        <w:t xml:space="preserve">Nhóm Báo cáo và Cảnh báo (Reporting &amp; Alerting): </w:t>
+      </w:r>
+      <w:r>
+        <w:t>Nhóm chức năng này cung cấp thông tin điều hành và kiểm soát rủi ro</w:t>
+      </w:r>
+      <w:r>
+        <w:rPr>
+          <w:b/>
+          <w:bCs/>
+        </w:rPr>
+        <w:t>.</w:t>
       </w:r>
     </w:p>
     <w:p>
@@ -2585,57 +3873,11 @@
         </w:rPr>
       </w:pPr>
       <w:r>
-        <w:t>Các chức năng này phục vụ hai nhóm người dùng trực tiếp là Nhân viên Kho và Quản lý Kho, cùng với tác nhân Hệ thống đóng vai trò tự động hóa cảnh báo và tích hợp.</w:t>
+        <w:t>Mối quan hệ và luồng tương tác giữa các tác nhân và các chức năng này được thể hiện qua Sơ đồ Use Case tổng thể dưới đây.</w:t>
       </w:r>
     </w:p>
     <w:p>
       <w:pPr>
-        <w:ind w:firstLine="720"/>
-        <w:jc w:val="both"/>
-        <w:rPr>
-          <w:lang w:val="en-US"/>
-        </w:rPr>
-      </w:pPr>
-      <w:r>
-        <w:t xml:space="preserve">Trong nhóm Quản lý Danh mục, use case QuanLySanPham cho phép Quản lý Kho tạo, cập nhật, khóa hoặc cấu hình thuộc tính sản phẩm, trong khi </w:t>
-      </w:r>
-      <w:r>
-        <w:lastRenderedPageBreak/>
-        <w:t>QuanLyViTri chịu trách nhiệm định nghĩa và quản lý cấu trúc kho, khu vực, kệ, ô. Hai chức năng này tạo nguồn dữ liệu chuẩn mà Nhân viên Kho bắt buộc sử dụng trong mọi giao dịch, bảo đảm tính nhất quán và truy vết.</w:t>
-      </w:r>
-    </w:p>
-    <w:p>
-      <w:pPr>
-        <w:ind w:firstLine="720"/>
-        <w:jc w:val="both"/>
-      </w:pPr>
-      <w:r>
-        <w:t>Nhóm Quản lý Giao dịch Kho gồm ba use case lõi: NhapKho, XuatKho và KiemKe. Nhân viên Kho thực hiện ghi nhận phiếu nhập kho dựa trên đơn hàng hoặc chứng từ thực tế, phân bổ hàng vào vị trí cụ thể; thực hiện xuất kho theo yêu cầu bán hàng hoặc điều chuyển, cập nhật số lượng tồn; và thực hiện kiểm kê định kỳ hoặc đột xuất, đối chiếu số liệu hệ thống với thực tế. Quản lý Kho theo dõi, kiểm tra và phê duyệt các giao dịch, đặc biệt là kết quả kiểm kê và điều chỉnh tồn kho, chịu trách nhiệm về tính chính xác dữ liệu.</w:t>
-      </w:r>
-    </w:p>
-    <w:p>
-      <w:pPr>
-        <w:ind w:firstLine="720"/>
-        <w:jc w:val="both"/>
-      </w:pPr>
-      <w:r>
-        <w:t>Nhóm Báo cáo và Cảnh báo được thể hiện qua use case XemBaoCaoTonKho và CanhBaoTonKhoThap.</w:t>
-      </w:r>
-      <w:r>
-        <w:t xml:space="preserve"> </w:t>
-      </w:r>
-      <w:r>
-        <w:t>Quản lý Kho sử dụng XemBaoCaoTonKho để theo dõi tồn kho theo sản phẩm, vị trí, lô, biến động nhập</w:t>
-      </w:r>
-      <w:r>
-        <w:t xml:space="preserve"> - </w:t>
-      </w:r>
-      <w:r>
-        <w:t>xuất và hiệu suất kho. Tác nhân HeThong tự động thực hiện CanhBaoTonKhoThap dựa trên số liệu tồn hiện tại và ngưỡng đã được cấu hình, gửi cảnh báo cho Quản lý Kho khi tồn kho xuống thấp hoặc có rủi ro, giúp ra quyết định kịp thời. Các nhóm chức năng liên kết chặt chẽ với nhau: danh mục chuẩn là nền cho giao dịch, giao dịch tạo dữ liệu cho báo cáo và cảnh báo, còn cảnh báo quay lại hỗ trợ điều chỉnh kế hoạch nhập - xuất và kiểm soát vận hành kho.</w:t>
-      </w:r>
-    </w:p>
-    <w:p>
-      <w:pPr>
         <w:spacing w:after="0"/>
         <w:jc w:val="center"/>
         <w:rPr>
@@ -2644,14 +3886,14 @@
       </w:pPr>
       <w:r>
         <w:rPr>
-          <w:noProof/>
-          <w:lang w:val="en-US"/>
-        </w:rPr>
+          <w:lang w:val="en-US"/>
+        </w:rPr>
+        <w:lastRenderedPageBreak/>
         <w:drawing>
-          <wp:inline distT="0" distB="0" distL="0" distR="0" wp14:anchorId="37E48435" wp14:editId="29154648">
-            <wp:extent cx="5188088" cy="3733800"/>
-            <wp:effectExtent l="0" t="0" r="0" b="0"/>
-            <wp:docPr id="1896523214" name="Picture 1" descr="A diagram of a flowchart&#10;&#10;AI-generated content may be incorrect."/>
+          <wp:inline distT="0" distB="0" distL="0" distR="0" wp14:anchorId="71112E76" wp14:editId="09292300">
+            <wp:extent cx="4625392" cy="3424687"/>
+            <wp:effectExtent l="0" t="0" r="3810" b="4445"/>
+            <wp:docPr id="691168181" name="Picture 1" descr="A diagram with text and arrows&#10;&#10;AI-generated content may be incorrect."/>
             <wp:cNvGraphicFramePr>
               <a:graphicFrameLocks xmlns:a="http://schemas.openxmlformats.org/drawingml/2006/main" noChangeAspect="1"/>
             </wp:cNvGraphicFramePr>
@@ -2659,7 +3901,7 @@
               <a:graphicData uri="http://schemas.openxmlformats.org/drawingml/2006/picture">
                 <pic:pic xmlns:pic="http://schemas.openxmlformats.org/drawingml/2006/picture">
                   <pic:nvPicPr>
-                    <pic:cNvPr id="1896523214" name="Picture 1" descr="A diagram of a flowchart&#10;&#10;AI-generated content may be incorrect."/>
+                    <pic:cNvPr id="691168181" name="Picture 1" descr="A diagram with text and arrows&#10;&#10;AI-generated content may be incorrect."/>
                     <pic:cNvPicPr/>
                   </pic:nvPicPr>
                   <pic:blipFill>
@@ -2671,7 +3913,7 @@
                   <pic:spPr>
                     <a:xfrm>
                       <a:off x="0" y="0"/>
-                      <a:ext cx="5206992" cy="3747405"/>
+                      <a:ext cx="4645455" cy="3439542"/>
                     </a:xfrm>
                     <a:prstGeom prst="rect">
                       <a:avLst/>
@@ -2711,22 +3953,24 @@
           <w:lang w:val="en-US"/>
         </w:rPr>
       </w:pPr>
-      <w:bookmarkStart w:id="24" w:name="_Toc213742952"/>
-      <w:bookmarkStart w:id="25" w:name="_Toc213973520"/>
-      <w:r>
-        <w:rPr>
-          <w:lang w:val="en-US"/>
-        </w:rPr>
-        <w:lastRenderedPageBreak/>
+      <w:bookmarkStart w:id="25" w:name="_Toc213742952"/>
+      <w:bookmarkStart w:id="26" w:name="_Toc214252927"/>
+      <w:r>
+        <w:rPr>
+          <w:lang w:val="en-US"/>
+        </w:rPr>
         <w:t>4. Đặc điểm người dùng (Actors)</w:t>
       </w:r>
-      <w:bookmarkEnd w:id="24"/>
       <w:bookmarkEnd w:id="25"/>
+      <w:bookmarkEnd w:id="26"/>
     </w:p>
     <w:p>
       <w:pPr>
         <w:ind w:firstLine="720"/>
         <w:jc w:val="both"/>
+        <w:rPr>
+          <w:lang w:val="en-US"/>
+        </w:rPr>
       </w:pPr>
       <w:r>
         <w:rPr>
@@ -2774,70 +4018,468 @@
         <w:t xml:space="preserve"> Mỗi nhóm có đặc điểm, nhu cầu và phạm vi tương tác riêng, là cơ sở để thiết kế giao diện, phân quyền và quy trình xử lý phù hợp.</w:t>
       </w:r>
     </w:p>
+    <w:tbl>
+      <w:tblPr>
+        <w:tblStyle w:val="TableGrid"/>
+        <w:tblW w:w="0" w:type="auto"/>
+        <w:tblCellMar>
+          <w:top w:w="113" w:type="dxa"/>
+          <w:bottom w:w="113" w:type="dxa"/>
+        </w:tblCellMar>
+        <w:tblLook w:val="04A0" w:firstRow="1" w:lastRow="0" w:firstColumn="1" w:lastColumn="0" w:noHBand="0" w:noVBand="1"/>
+      </w:tblPr>
+      <w:tblGrid>
+        <w:gridCol w:w="2547"/>
+        <w:gridCol w:w="6515"/>
+      </w:tblGrid>
+      <w:tr>
+        <w:tc>
+          <w:tcPr>
+            <w:tcW w:w="2547" w:type="dxa"/>
+            <w:vAlign w:val="center"/>
+          </w:tcPr>
+          <w:p>
+            <w:pPr>
+              <w:jc w:val="center"/>
+              <w:rPr>
+                <w:b/>
+                <w:bCs/>
+                <w:lang w:val="en-US"/>
+              </w:rPr>
+            </w:pPr>
+            <w:r>
+              <w:rPr>
+                <w:b/>
+                <w:bCs/>
+                <w:lang w:val="en-US"/>
+              </w:rPr>
+              <w:t>Actor</w:t>
+            </w:r>
+          </w:p>
+        </w:tc>
+        <w:tc>
+          <w:tcPr>
+            <w:tcW w:w="6515" w:type="dxa"/>
+            <w:vAlign w:val="center"/>
+          </w:tcPr>
+          <w:p>
+            <w:pPr>
+              <w:jc w:val="center"/>
+              <w:rPr>
+                <w:b/>
+                <w:bCs/>
+                <w:lang w:val="en-US"/>
+              </w:rPr>
+            </w:pPr>
+            <w:r>
+              <w:rPr>
+                <w:b/>
+                <w:bCs/>
+                <w:lang w:val="en-US"/>
+              </w:rPr>
+              <w:t>Mô tả vai trò</w:t>
+            </w:r>
+          </w:p>
+        </w:tc>
+      </w:tr>
+      <w:tr>
+        <w:tc>
+          <w:tcPr>
+            <w:tcW w:w="2547" w:type="dxa"/>
+          </w:tcPr>
+          <w:p>
+            <w:pPr>
+              <w:pStyle w:val="NormalWeb"/>
+              <w:shd w:val="clear" w:color="auto" w:fill="FFFFFF"/>
+              <w:spacing w:before="0" w:beforeAutospacing="0" w:after="0" w:afterAutospacing="0"/>
+              <w:rPr>
+                <w:rFonts w:asciiTheme="majorHAnsi" w:hAnsiTheme="majorHAnsi" w:cstheme="majorHAnsi"/>
+                <w:sz w:val="28"/>
+                <w:szCs w:val="28"/>
+              </w:rPr>
+            </w:pPr>
+            <w:r>
+              <w:rPr>
+                <w:rFonts w:asciiTheme="majorHAnsi" w:hAnsiTheme="majorHAnsi" w:cstheme="majorHAnsi"/>
+                <w:b/>
+                <w:bCs/>
+                <w:color w:val="1A1C1E"/>
+                <w:sz w:val="28"/>
+                <w:szCs w:val="28"/>
+              </w:rPr>
+              <w:t>Nhân viên Kho</w:t>
+            </w:r>
+          </w:p>
+          <w:p>
+            <w:pPr>
+              <w:jc w:val="both"/>
+              <w:rPr>
+                <w:rFonts w:asciiTheme="majorHAnsi" w:hAnsiTheme="majorHAnsi" w:cstheme="majorHAnsi"/>
+                <w:szCs w:val="28"/>
+                <w:lang w:val="en-US"/>
+              </w:rPr>
+            </w:pPr>
+            <w:r>
+              <w:rPr>
+                <w:rFonts w:asciiTheme="majorHAnsi" w:hAnsiTheme="majorHAnsi" w:cstheme="majorHAnsi"/>
+                <w:b/>
+                <w:bCs/>
+                <w:color w:val="1A1C1E"/>
+                <w:szCs w:val="28"/>
+              </w:rPr>
+              <w:t>(</w:t>
+            </w:r>
+            <w:r>
+              <w:rPr>
+                <w:rFonts w:asciiTheme="majorHAnsi" w:hAnsiTheme="majorHAnsi" w:cstheme="majorHAnsi"/>
+                <w:b/>
+                <w:bCs/>
+                <w:color w:val="1F1F1F"/>
+                <w:szCs w:val="28"/>
+              </w:rPr>
+              <w:t>Warehouse staff</w:t>
+            </w:r>
+            <w:r>
+              <w:rPr>
+                <w:rFonts w:asciiTheme="majorHAnsi" w:hAnsiTheme="majorHAnsi" w:cstheme="majorHAnsi"/>
+                <w:b/>
+                <w:bCs/>
+                <w:color w:val="1A1C1E"/>
+                <w:szCs w:val="28"/>
+              </w:rPr>
+              <w:t>)</w:t>
+            </w:r>
+          </w:p>
+        </w:tc>
+        <w:tc>
+          <w:tcPr>
+            <w:tcW w:w="6515" w:type="dxa"/>
+          </w:tcPr>
+          <w:p>
+            <w:pPr>
+              <w:jc w:val="both"/>
+              <w:rPr>
+                <w:lang w:val="en-US"/>
+              </w:rPr>
+            </w:pPr>
+            <w:r>
+              <w:t>Là người dùng trực tiếp thao tác với hàng hóa hằng ngày.</w:t>
+            </w:r>
+            <w:r>
+              <w:rPr>
+                <w:lang w:val="en-US"/>
+              </w:rPr>
+              <w:t xml:space="preserve"> Chịu trách nhiệm thực hiện các nghiệp vụ: </w:t>
+            </w:r>
+            <w:r>
+              <w:rPr>
+                <w:b/>
+                <w:bCs/>
+                <w:lang w:val="en-US"/>
+              </w:rPr>
+              <w:t>Nhập kho</w:t>
+            </w:r>
+            <w:r>
+              <w:rPr>
+                <w:lang w:val="en-US"/>
+              </w:rPr>
+              <w:t xml:space="preserve">, </w:t>
+            </w:r>
+            <w:r>
+              <w:rPr>
+                <w:b/>
+                <w:bCs/>
+                <w:lang w:val="en-US"/>
+              </w:rPr>
+              <w:t>xuất kho</w:t>
+            </w:r>
+            <w:r>
+              <w:rPr>
+                <w:lang w:val="en-US"/>
+              </w:rPr>
+              <w:t xml:space="preserve"> và </w:t>
+            </w:r>
+            <w:r>
+              <w:rPr>
+                <w:b/>
+                <w:bCs/>
+                <w:lang w:val="en-US"/>
+              </w:rPr>
+              <w:t>kiểm kê</w:t>
+            </w:r>
+            <w:r>
+              <w:rPr>
+                <w:lang w:val="en-US"/>
+              </w:rPr>
+              <w:t xml:space="preserve"> hàng hoá thực tế</w:t>
+            </w:r>
+          </w:p>
+        </w:tc>
+      </w:tr>
+      <w:tr>
+        <w:tc>
+          <w:tcPr>
+            <w:tcW w:w="2547" w:type="dxa"/>
+          </w:tcPr>
+          <w:p>
+            <w:pPr>
+              <w:pStyle w:val="NormalWeb"/>
+              <w:shd w:val="clear" w:color="auto" w:fill="FFFFFF"/>
+              <w:spacing w:before="0" w:beforeAutospacing="0" w:after="0" w:afterAutospacing="0"/>
+              <w:rPr>
+                <w:rFonts w:asciiTheme="majorHAnsi" w:hAnsiTheme="majorHAnsi" w:cstheme="majorHAnsi"/>
+                <w:sz w:val="28"/>
+                <w:szCs w:val="28"/>
+              </w:rPr>
+            </w:pPr>
+            <w:r>
+              <w:rPr>
+                <w:rFonts w:asciiTheme="majorHAnsi" w:hAnsiTheme="majorHAnsi" w:cstheme="majorHAnsi"/>
+                <w:b/>
+                <w:bCs/>
+                <w:color w:val="1A1C1E"/>
+                <w:sz w:val="28"/>
+                <w:szCs w:val="28"/>
+              </w:rPr>
+              <w:t>Quản lý Kho </w:t>
+            </w:r>
+          </w:p>
+          <w:p>
+            <w:pPr>
+              <w:pStyle w:val="NormalWeb"/>
+              <w:shd w:val="clear" w:color="auto" w:fill="FFFFFF"/>
+              <w:spacing w:before="0" w:beforeAutospacing="0" w:after="0" w:afterAutospacing="0"/>
+              <w:rPr>
+                <w:rFonts w:asciiTheme="majorHAnsi" w:hAnsiTheme="majorHAnsi" w:cstheme="majorHAnsi"/>
+                <w:sz w:val="28"/>
+                <w:szCs w:val="28"/>
+                <w:lang w:val="en-US"/>
+              </w:rPr>
+            </w:pPr>
+            <w:r>
+              <w:rPr>
+                <w:rFonts w:asciiTheme="majorHAnsi" w:hAnsiTheme="majorHAnsi" w:cstheme="majorHAnsi"/>
+                <w:b/>
+                <w:bCs/>
+                <w:color w:val="1A1C1E"/>
+                <w:sz w:val="28"/>
+                <w:szCs w:val="28"/>
+              </w:rPr>
+              <w:t>(</w:t>
+            </w:r>
+            <w:r>
+              <w:rPr>
+                <w:rFonts w:asciiTheme="majorHAnsi" w:hAnsiTheme="majorHAnsi" w:cstheme="majorHAnsi"/>
+                <w:b/>
+                <w:bCs/>
+                <w:color w:val="1F1F1F"/>
+                <w:sz w:val="28"/>
+                <w:szCs w:val="28"/>
+              </w:rPr>
+              <w:t>Warehouse management)</w:t>
+            </w:r>
+          </w:p>
+        </w:tc>
+        <w:tc>
+          <w:tcPr>
+            <w:tcW w:w="6515" w:type="dxa"/>
+          </w:tcPr>
+          <w:p>
+            <w:pPr>
+              <w:jc w:val="both"/>
+              <w:rPr>
+                <w:lang w:val="en-US"/>
+              </w:rPr>
+            </w:pPr>
+            <w:r>
+              <w:rPr>
+                <w:lang w:val="en-US"/>
+              </w:rPr>
+              <w:t>Là người dùng chịu trác</w:t>
+            </w:r>
+            <w:r>
+              <w:rPr>
+                <w:lang w:val="en-US"/>
+              </w:rPr>
+              <w:t>h nhiệm kiểm soát và quản lý dữ liệu:</w:t>
+            </w:r>
+          </w:p>
+          <w:p>
+            <w:pPr>
+              <w:pStyle w:val="ListParagraph"/>
+              <w:numPr>
+                <w:ilvl w:val="0"/>
+                <w:numId w:val="17"/>
+              </w:numPr>
+              <w:jc w:val="both"/>
+              <w:rPr>
+                <w:lang w:val="en-US"/>
+              </w:rPr>
+            </w:pPr>
+            <w:r>
+              <w:rPr>
+                <w:b/>
+                <w:bCs/>
+                <w:lang w:val="en-US"/>
+              </w:rPr>
+              <w:t>Thiết lập và cập nhật</w:t>
+            </w:r>
+            <w:r>
+              <w:rPr>
+                <w:lang w:val="en-US"/>
+              </w:rPr>
+              <w:t xml:space="preserve"> dữ liệu nền (quản lý sản phẩm, vị trí)</w:t>
+            </w:r>
+          </w:p>
+          <w:p>
+            <w:pPr>
+              <w:pStyle w:val="ListParagraph"/>
+              <w:numPr>
+                <w:ilvl w:val="0"/>
+                <w:numId w:val="17"/>
+              </w:numPr>
+              <w:jc w:val="both"/>
+              <w:rPr>
+                <w:lang w:val="en-US"/>
+              </w:rPr>
+            </w:pPr>
+            <w:r>
+              <w:rPr>
+                <w:b/>
+                <w:bCs/>
+                <w:lang w:val="en-US"/>
+              </w:rPr>
+              <w:t>Giám sát và phê duyệt</w:t>
+            </w:r>
+            <w:r>
+              <w:rPr>
+                <w:lang w:val="en-US"/>
+              </w:rPr>
+              <w:t xml:space="preserve"> các giao dịch kho (nhập, xuất, kiểm kê)</w:t>
+            </w:r>
+          </w:p>
+          <w:p>
+            <w:pPr>
+              <w:pStyle w:val="ListParagraph"/>
+              <w:numPr>
+                <w:ilvl w:val="0"/>
+                <w:numId w:val="17"/>
+              </w:numPr>
+              <w:jc w:val="both"/>
+              <w:rPr>
+                <w:lang w:val="en-US"/>
+              </w:rPr>
+            </w:pPr>
+            <w:r>
+              <w:rPr>
+                <w:b/>
+                <w:bCs/>
+                <w:lang w:val="en-US"/>
+              </w:rPr>
+              <w:t>Theo dõi</w:t>
+            </w:r>
+            <w:r>
+              <w:rPr>
+                <w:lang w:val="en-US"/>
+              </w:rPr>
+              <w:t xml:space="preserve"> hiệu suất vận hành và tiếp nhận cảnh báo</w:t>
+            </w:r>
+          </w:p>
+        </w:tc>
+      </w:tr>
+      <w:tr>
+        <w:tc>
+          <w:tcPr>
+            <w:tcW w:w="2547" w:type="dxa"/>
+          </w:tcPr>
+          <w:p>
+            <w:pPr>
+              <w:pStyle w:val="NormalWeb"/>
+              <w:shd w:val="clear" w:color="auto" w:fill="FFFFFF"/>
+              <w:spacing w:before="0" w:beforeAutospacing="0" w:after="0" w:afterAutospacing="0"/>
+              <w:rPr>
+                <w:rFonts w:asciiTheme="majorHAnsi" w:hAnsiTheme="majorHAnsi" w:cstheme="majorHAnsi"/>
+                <w:sz w:val="28"/>
+                <w:szCs w:val="28"/>
+              </w:rPr>
+            </w:pPr>
+            <w:r>
+              <w:rPr>
+                <w:rFonts w:asciiTheme="majorHAnsi" w:hAnsiTheme="majorHAnsi" w:cstheme="majorHAnsi"/>
+                <w:b/>
+                <w:bCs/>
+                <w:color w:val="1A1C1E"/>
+                <w:sz w:val="28"/>
+                <w:szCs w:val="28"/>
+              </w:rPr>
+              <w:t>Hệ thống</w:t>
+            </w:r>
+          </w:p>
+          <w:p>
+            <w:pPr>
+              <w:jc w:val="both"/>
+              <w:rPr>
+                <w:rFonts w:asciiTheme="majorHAnsi" w:hAnsiTheme="majorHAnsi" w:cstheme="majorHAnsi"/>
+                <w:szCs w:val="28"/>
+                <w:lang w:val="en-US"/>
+              </w:rPr>
+            </w:pPr>
+            <w:r>
+              <w:rPr>
+                <w:rFonts w:asciiTheme="majorHAnsi" w:hAnsiTheme="majorHAnsi" w:cstheme="majorHAnsi"/>
+                <w:b/>
+                <w:bCs/>
+                <w:color w:val="1A1C1E"/>
+                <w:szCs w:val="28"/>
+              </w:rPr>
+              <w:t>(System)</w:t>
+            </w:r>
+          </w:p>
+        </w:tc>
+        <w:tc>
+          <w:tcPr>
+            <w:tcW w:w="6515" w:type="dxa"/>
+          </w:tcPr>
+          <w:p>
+            <w:pPr>
+              <w:jc w:val="both"/>
+              <w:rPr>
+                <w:lang w:val="en-US"/>
+              </w:rPr>
+            </w:pPr>
+            <w:r>
+              <w:rPr>
+                <w:lang w:val="en-US"/>
+              </w:rPr>
+              <w:t>Là tác nhân tự động, k</w:t>
+            </w:r>
+            <w:r>
+              <w:rPr>
+                <w:lang w:val="en-US"/>
+              </w:rPr>
+              <w:t>hông có sự can thiệp của con người. chịu trách nghiệm thực thi các tác vụ nền, cụ thể là tự động quét và gửi cảnh báo tồn kho khi hàng hoá chạm ngưỡng an toàn</w:t>
+            </w:r>
+          </w:p>
+        </w:tc>
+      </w:tr>
+    </w:tbl>
     <w:p>
       <w:pPr>
-        <w:ind w:firstLine="720"/>
-        <w:jc w:val="both"/>
-      </w:pPr>
-      <w:r>
-        <w:t>Nhân viên kho là nhóm người dùng trực tiếp thao tác với hàng hóa hằng ngày. Họ thực hiện các nghiệp vụ như nhập kho, xuất kho, kiểm kê, ghi nhận dịch chuyển, đối chiếu số lượng thực tế và cập nhật thông tin lên hệ thống. Hệ thống cần có giao diện đơn giản, rõ ràng, ngắn gọn, thao tác nhanh, hạn chế nhập lặp lại và tối ưu cho công việc tại hiện trường. Nhân viên kho chỉ được phép thực hiện các chức năng trong phạm vi được phân quyền, không được tự ý thay đổi cấu trúc danh mục hay các tham số hệ thống.</w:t>
-      </w:r>
-    </w:p>
-    <w:p>
-      <w:pPr>
-        <w:ind w:firstLine="720"/>
-        <w:jc w:val="both"/>
-      </w:pPr>
-      <w:r>
-        <w:t>Quản lý kho sử dụng hệ thống ở mức kiểm soát: thiết lập và cập nhật danh mục sản phẩm, danh mục vị trí</w:t>
-      </w:r>
-      <w:r>
-        <w:t>,</w:t>
-      </w:r>
-      <w:r>
-        <w:t xml:space="preserve"> theo dõi kết quả nhập</w:t>
-      </w:r>
-      <w:r>
-        <w:t xml:space="preserve"> - </w:t>
-      </w:r>
-      <w:r>
-        <w:t>xuất</w:t>
-      </w:r>
-      <w:r>
-        <w:t xml:space="preserve"> - </w:t>
-      </w:r>
-      <w:r>
-        <w:t>kiểm kê, phê duyệt điều chỉnh, xem báo cáo và tiếp nhận cảnh báo tồn kho thấp. Nhóm này cần giao diện tổng quan, truy vết được từng giao dịch, từng lô, từng vị trí và chịu trách nhiệm cuối cùng về tính đúng đắn dữ liệu.</w:t>
-      </w:r>
-    </w:p>
-    <w:p>
-      <w:pPr>
-        <w:ind w:firstLine="720"/>
-        <w:jc w:val="both"/>
-      </w:pPr>
-      <w:r>
-        <w:t>Hệ thống tương tác thông qua các use case Cảnh báo và Báo cáo, hoặc đồng bộ dữ liệu theo chuẩn tích hợp; đặc điểm là không thao tác tay mà gửi/nhận dữ liệu tự động, phải được giới hạn quyền, xác thực và ghi log như một actor chính thức. Ba nhóm này liên kết với nhau: nhân viên kho thao tác, quản lý kho kiểm soát, hệ thống hỗ trợ tự động hóa và giám sát.</w:t>
-      </w:r>
-      <w:bookmarkStart w:id="26" w:name="_Toc213742953"/>
-    </w:p>
-    <w:p>
-      <w:pPr>
-        <w:pStyle w:val="Heading1"/>
-        <w:rPr>
-          <w:lang w:val="en-US"/>
-        </w:rPr>
-      </w:pPr>
-      <w:bookmarkStart w:id="27" w:name="_Toc213973521"/>
-      <w:r>
-        <w:rPr>
-          <w:lang w:val="en-US"/>
-        </w:rPr>
+        <w:pStyle w:val="Heading2"/>
+      </w:pPr>
+      <w:bookmarkStart w:id="27" w:name="_Toc213742953"/>
+      <w:bookmarkStart w:id="28" w:name="_Toc214252928"/>
+      <w:r>
+        <w:lastRenderedPageBreak/>
         <w:t>5. Các ràng</w:t>
       </w:r>
       <w:r>
-        <w:t xml:space="preserve"> buộc nghiệp vụ</w:t>
-      </w:r>
-      <w:bookmarkEnd w:id="26"/>
+        <w:t xml:space="preserve"> buộc</w:t>
+      </w:r>
+      <w:bookmarkEnd w:id="28"/>
+      <w:r>
+        <w:t xml:space="preserve"> </w:t>
+      </w:r>
       <w:bookmarkEnd w:id="27"/>
     </w:p>
     <w:tbl>
@@ -3061,7 +4703,6 @@
           </w:tcPr>
           <w:p>
             <w:r>
-              <w:lastRenderedPageBreak/>
               <w:t>RB-04</w:t>
             </w:r>
           </w:p>
@@ -3323,61 +4964,54 @@
     <w:p>
       <w:pPr>
         <w:pStyle w:val="Heading1"/>
-      </w:pPr>
-      <w:bookmarkStart w:id="28" w:name="_Toc213742954"/>
-      <w:bookmarkStart w:id="29" w:name="_Toc213973522"/>
-      <w:r>
+        <w:rPr>
+          <w:lang w:val="en-US"/>
+        </w:rPr>
+      </w:pPr>
+      <w:bookmarkStart w:id="29" w:name="_Toc213742954"/>
+      <w:bookmarkStart w:id="30" w:name="_Toc214252929"/>
+      <w:r>
+        <w:lastRenderedPageBreak/>
         <w:t xml:space="preserve">Chương 3. </w:t>
       </w:r>
-      <w:r>
-        <w:t>Cấu trúc dữ liệu và hướng đối tượng</w:t>
-      </w:r>
-      <w:bookmarkEnd w:id="28"/>
       <w:bookmarkEnd w:id="29"/>
+      <w:r>
+        <w:t>Yêu cầu cụ thể</w:t>
+      </w:r>
+      <w:bookmarkEnd w:id="30"/>
     </w:p>
     <w:p>
       <w:pPr>
         <w:pStyle w:val="Heading2"/>
-      </w:pPr>
-      <w:bookmarkStart w:id="30" w:name="_Toc213742955"/>
-      <w:bookmarkStart w:id="31" w:name="_Toc213973523"/>
-      <w:r>
-        <w:t>1. Sơ đồ thực thể - quan hệ (ERD)</w:t>
-      </w:r>
-      <w:bookmarkEnd w:id="30"/>
+        <w:rPr>
+          <w:lang w:val="en-US"/>
+        </w:rPr>
+      </w:pPr>
+      <w:bookmarkStart w:id="31" w:name="_Toc214252930"/>
+      <w:r>
+        <w:rPr>
+          <w:lang w:val="en-US"/>
+        </w:rPr>
+        <w:t>1. Yêu cầu về Giao diện Người dùng</w:t>
+      </w:r>
       <w:bookmarkEnd w:id="31"/>
     </w:p>
     <w:p>
       <w:pPr>
+        <w:spacing w:after="0"/>
         <w:ind w:firstLine="720"/>
-        <w:jc w:val="both"/>
-      </w:pPr>
-      <w:r>
-        <w:t>Mô hình ERD của hệ thống được xây dựng bám sát các chức năng chính: Quản lý Danh mục</w:t>
-      </w:r>
-      <w:r>
-        <w:t xml:space="preserve">, </w:t>
-      </w:r>
-      <w:r>
-        <w:t>Quản lý Giao dịch Kho</w:t>
-      </w:r>
-      <w:r>
-        <w:t xml:space="preserve"> </w:t>
-      </w:r>
-      <w:r>
-        <w:t>và Báo cáo/Cảnh báo</w:t>
-      </w:r>
-      <w:r>
-        <w:t>. Các thực thể cốt lõi và các bảng danh mục là nền tảng dùng chung cho mọi nghiệp vụ. Các bảng chứng từ và chi tiết phản ánh các giao dịch nhập – xuất – kiểm kê. B</w:t>
-      </w:r>
-      <w:r>
-        <w:t>ảng TONKHO lưu trạng thái tồn kho theo tổ hợp Kho – Vị trí – Sản phẩm – (Lô) phục vụ báo cáo và cảnh báo</w:t>
-      </w:r>
-      <w:r>
-        <w:t>.</w:t>
-      </w:r>
-      <w:r>
-        <w:t xml:space="preserve"> NGUOIDUNG và VAITRO dùng để phân quyền cho Nhân viên Kho và Quản lý Kho.</w:t>
+        <w:rPr>
+          <w:b/>
+          <w:bCs/>
+          <w:lang w:val="en-US"/>
+        </w:rPr>
+      </w:pPr>
+      <w:r>
+        <w:rPr>
+          <w:b/>
+          <w:bCs/>
+        </w:rPr>
+        <w:t>Wireframe 1: Màn hình Nhập Kho (Inbound)</w:t>
       </w:r>
     </w:p>
     <w:p>
@@ -3389,16 +5023,11 @@
         </w:rPr>
       </w:pPr>
       <w:r>
-        <w:rPr>
-          <w:noProof/>
-          <w:lang w:val="en-US"/>
-        </w:rPr>
-        <w:lastRenderedPageBreak/>
         <w:drawing>
-          <wp:inline distT="0" distB="0" distL="0" distR="0" wp14:anchorId="18B6D175" wp14:editId="1FAD2CD2">
-            <wp:extent cx="5760720" cy="3456305"/>
-            <wp:effectExtent l="0" t="0" r="0" b="0"/>
-            <wp:docPr id="1193253337" name="Picture 1" descr="A computer diagram with text and images&#10;&#10;AI-generated content may be incorrect."/>
+          <wp:inline distT="0" distB="0" distL="0" distR="0" wp14:anchorId="7F53474D" wp14:editId="73A12472">
+            <wp:extent cx="5341189" cy="3008540"/>
+            <wp:effectExtent l="76200" t="76200" r="126365" b="135255"/>
+            <wp:docPr id="312070726" name="Picture 1" descr="A screenshot of a computer&#10;&#10;AI-generated content may be incorrect."/>
             <wp:cNvGraphicFramePr>
               <a:graphicFrameLocks xmlns:a="http://schemas.openxmlformats.org/drawingml/2006/main" noChangeAspect="1"/>
             </wp:cNvGraphicFramePr>
@@ -3406,7 +5035,7 @@
               <a:graphicData uri="http://schemas.openxmlformats.org/drawingml/2006/picture">
                 <pic:pic xmlns:pic="http://schemas.openxmlformats.org/drawingml/2006/picture">
                   <pic:nvPicPr>
-                    <pic:cNvPr id="1193253337" name="Picture 1" descr="A computer diagram with text and images&#10;&#10;AI-generated content may be incorrect."/>
+                    <pic:cNvPr id="312070726" name="Picture 1" descr="A screenshot of a computer&#10;&#10;AI-generated content may be incorrect."/>
                     <pic:cNvPicPr/>
                   </pic:nvPicPr>
                   <pic:blipFill>
@@ -3418,7 +5047,370 @@
                   <pic:spPr>
                     <a:xfrm>
                       <a:off x="0" y="0"/>
-                      <a:ext cx="5760720" cy="3456305"/>
+                      <a:ext cx="5350582" cy="3013831"/>
+                    </a:xfrm>
+                    <a:prstGeom prst="rect">
+                      <a:avLst/>
+                    </a:prstGeom>
+                    <a:ln w="38100" cap="sq">
+                      <a:solidFill>
+                        <a:srgbClr val="000000"/>
+                      </a:solidFill>
+                      <a:prstDash val="solid"/>
+                      <a:miter lim="800000"/>
+                    </a:ln>
+                    <a:effectLst>
+                      <a:outerShdw blurRad="50800" dist="38100" dir="2700000" algn="tl" rotWithShape="0">
+                        <a:srgbClr val="000000">
+                          <a:alpha val="43000"/>
+                        </a:srgbClr>
+                      </a:outerShdw>
+                    </a:effectLst>
+                  </pic:spPr>
+                </pic:pic>
+              </a:graphicData>
+            </a:graphic>
+          </wp:inline>
+        </w:drawing>
+      </w:r>
+    </w:p>
+    <w:p>
+      <w:pPr>
+        <w:ind w:firstLine="720"/>
+        <w:rPr>
+          <w:i/>
+          <w:iCs/>
+        </w:rPr>
+      </w:pPr>
+      <w:r>
+        <w:rPr>
+          <w:i/>
+          <w:iCs/>
+        </w:rPr>
+        <w:t>Mô tả: Màn hình có một ô tìm kiếm/quét Mã SKU lớn. Cho phép nhập/quét SKU, sau đó nhập Số lượng, Vị trí Lưu trữ, và Hạn sử dụng (nếu có). Nút "Xác nhận Nhập Kho" phải nổi bật.</w:t>
+      </w:r>
+    </w:p>
+    <w:p>
+      <w:pPr>
+        <w:spacing w:after="0"/>
+        <w:ind w:firstLine="720"/>
+        <w:rPr>
+          <w:i/>
+          <w:iCs/>
+        </w:rPr>
+      </w:pPr>
+      <w:r>
+        <w:rPr>
+          <w:b/>
+          <w:bCs/>
+        </w:rPr>
+        <w:t>Wireframe 2: Màn hình Xuất Kho (Outbound)</w:t>
+      </w:r>
+    </w:p>
+    <w:p>
+      <w:pPr>
+        <w:spacing w:after="0"/>
+        <w:jc w:val="center"/>
+        <w:rPr>
+          <w:b/>
+          <w:bCs/>
+          <w:lang w:val="en-US"/>
+        </w:rPr>
+      </w:pPr>
+      <w:r>
+        <w:drawing>
+          <wp:inline distT="0" distB="0" distL="0" distR="0" wp14:anchorId="470B2CA7" wp14:editId="11E9BD42">
+            <wp:extent cx="5140067" cy="2891287"/>
+            <wp:effectExtent l="76200" t="76200" r="137160" b="137795"/>
+            <wp:docPr id="1984032959" name="Picture 2" descr="A screenshot of a computer&#10;&#10;AI-generated content may be incorrect."/>
+            <wp:cNvGraphicFramePr>
+              <a:graphicFrameLocks xmlns:a="http://schemas.openxmlformats.org/drawingml/2006/main" noChangeAspect="1"/>
+            </wp:cNvGraphicFramePr>
+            <a:graphic xmlns:a="http://schemas.openxmlformats.org/drawingml/2006/main">
+              <a:graphicData uri="http://schemas.openxmlformats.org/drawingml/2006/picture">
+                <pic:pic xmlns:pic="http://schemas.openxmlformats.org/drawingml/2006/picture">
+                  <pic:nvPicPr>
+                    <pic:cNvPr id="1984032959" name="Picture 2" descr="A screenshot of a computer&#10;&#10;AI-generated content may be incorrect."/>
+                    <pic:cNvPicPr>
+                      <a:picLocks noChangeAspect="1" noChangeArrowheads="1"/>
+                    </pic:cNvPicPr>
+                  </pic:nvPicPr>
+                  <pic:blipFill>
+                    <a:blip r:embed="rId11" cstate="print">
+                      <a:extLst>
+                        <a:ext uri="{28A0092B-C50C-407E-A947-70E740481C1C}">
+                          <a14:useLocalDpi xmlns:a14="http://schemas.microsoft.com/office/drawing/2010/main" val="0"/>
+                        </a:ext>
+                      </a:extLst>
+                    </a:blip>
+                    <a:srcRect/>
+                    <a:stretch>
+                      <a:fillRect/>
+                    </a:stretch>
+                  </pic:blipFill>
+                  <pic:spPr bwMode="auto">
+                    <a:xfrm>
+                      <a:off x="0" y="0"/>
+                      <a:ext cx="5155924" cy="2900207"/>
+                    </a:xfrm>
+                    <a:prstGeom prst="rect">
+                      <a:avLst/>
+                    </a:prstGeom>
+                    <a:ln w="38100" cap="sq">
+                      <a:solidFill>
+                        <a:srgbClr val="000000"/>
+                      </a:solidFill>
+                      <a:prstDash val="solid"/>
+                      <a:miter lim="800000"/>
+                    </a:ln>
+                    <a:effectLst>
+                      <a:outerShdw blurRad="50800" dist="38100" dir="2700000" algn="tl" rotWithShape="0">
+                        <a:srgbClr val="000000">
+                          <a:alpha val="43000"/>
+                        </a:srgbClr>
+                      </a:outerShdw>
+                    </a:effectLst>
+                  </pic:spPr>
+                </pic:pic>
+              </a:graphicData>
+            </a:graphic>
+          </wp:inline>
+        </w:drawing>
+      </w:r>
+    </w:p>
+    <w:p>
+      <w:pPr>
+        <w:ind w:firstLine="720"/>
+      </w:pPr>
+      <w:r>
+        <w:rPr>
+          <w:i/>
+          <w:iCs/>
+        </w:rPr>
+        <w:t xml:space="preserve">Mô tả: Giao diện hiển thị danh sách các mục cần xuất theo Phiếu Xuất đã tạo. Nhân viên kho chỉ cần quét SKU để xác nhận đã lấy hàng. Hệ thống hiển thị </w:t>
+      </w:r>
+      <w:r>
+        <w:rPr>
+          <w:i/>
+          <w:iCs/>
+        </w:rPr>
+        <w:lastRenderedPageBreak/>
+        <w:t>số lượng cần lấy và số lượng đã quét, tự động cảnh báo nếu số lượng quét vượt quá yêu cầu.</w:t>
+      </w:r>
+    </w:p>
+    <w:p>
+      <w:pPr>
+        <w:spacing w:after="0"/>
+        <w:ind w:firstLine="720"/>
+        <w:rPr>
+          <w:b/>
+          <w:bCs/>
+          <w:lang w:val="en-US"/>
+        </w:rPr>
+      </w:pPr>
+      <w:r>
+        <w:rPr>
+          <w:b/>
+          <w:bCs/>
+        </w:rPr>
+        <w:t>Wireframe 3: Báo cáo Tồn kho theo Vị trí</w:t>
+      </w:r>
+    </w:p>
+    <w:p>
+      <w:pPr>
+        <w:spacing w:after="0"/>
+        <w:jc w:val="center"/>
+        <w:rPr>
+          <w:lang w:val="en-US"/>
+        </w:rPr>
+      </w:pPr>
+      <w:r>
+        <w:drawing>
+          <wp:inline distT="0" distB="0" distL="0" distR="0" wp14:anchorId="3A38C3D6" wp14:editId="6B009F3C">
+            <wp:extent cx="5142781" cy="2892814"/>
+            <wp:effectExtent l="76200" t="76200" r="134620" b="136525"/>
+            <wp:docPr id="496394173" name="Picture 4"/>
+            <wp:cNvGraphicFramePr>
+              <a:graphicFrameLocks xmlns:a="http://schemas.openxmlformats.org/drawingml/2006/main" noChangeAspect="1"/>
+            </wp:cNvGraphicFramePr>
+            <a:graphic xmlns:a="http://schemas.openxmlformats.org/drawingml/2006/main">
+              <a:graphicData uri="http://schemas.openxmlformats.org/drawingml/2006/picture">
+                <pic:pic xmlns:pic="http://schemas.openxmlformats.org/drawingml/2006/picture">
+                  <pic:nvPicPr>
+                    <pic:cNvPr id="0" name="Picture 13"/>
+                    <pic:cNvPicPr>
+                      <a:picLocks noChangeAspect="1" noChangeArrowheads="1"/>
+                    </pic:cNvPicPr>
+                  </pic:nvPicPr>
+                  <pic:blipFill>
+                    <a:blip r:embed="rId12" cstate="print">
+                      <a:extLst>
+                        <a:ext uri="{28A0092B-C50C-407E-A947-70E740481C1C}">
+                          <a14:useLocalDpi xmlns:a14="http://schemas.microsoft.com/office/drawing/2010/main" val="0"/>
+                        </a:ext>
+                      </a:extLst>
+                    </a:blip>
+                    <a:srcRect/>
+                    <a:stretch>
+                      <a:fillRect/>
+                    </a:stretch>
+                  </pic:blipFill>
+                  <pic:spPr bwMode="auto">
+                    <a:xfrm>
+                      <a:off x="0" y="0"/>
+                      <a:ext cx="5155488" cy="2899962"/>
+                    </a:xfrm>
+                    <a:prstGeom prst="rect">
+                      <a:avLst/>
+                    </a:prstGeom>
+                    <a:ln w="38100" cap="sq">
+                      <a:solidFill>
+                        <a:srgbClr val="000000"/>
+                      </a:solidFill>
+                      <a:prstDash val="solid"/>
+                      <a:miter lim="800000"/>
+                    </a:ln>
+                    <a:effectLst>
+                      <a:outerShdw blurRad="50800" dist="38100" dir="2700000" algn="tl" rotWithShape="0">
+                        <a:srgbClr val="000000">
+                          <a:alpha val="43000"/>
+                        </a:srgbClr>
+                      </a:outerShdw>
+                    </a:effectLst>
+                  </pic:spPr>
+                </pic:pic>
+              </a:graphicData>
+            </a:graphic>
+          </wp:inline>
+        </w:drawing>
+      </w:r>
+    </w:p>
+    <w:p>
+      <w:pPr>
+        <w:ind w:firstLine="720"/>
+        <w:rPr>
+          <w:lang w:val="en-US"/>
+        </w:rPr>
+      </w:pPr>
+      <w:r>
+        <w:rPr>
+          <w:i/>
+          <w:iCs/>
+        </w:rPr>
+        <w:t>Mô tả: Bảng hiển thị thông tin tồn kho chi tiết (SKU, Tên, Số lượng Tồn, Vị trí chính). Có bộ lọc theo Khu/Kệ và một nút để xuất báo cáo ra Excel.</w:t>
+      </w:r>
+    </w:p>
+    <w:p>
+      <w:pPr>
+        <w:pStyle w:val="Heading2"/>
+        <w:rPr>
+          <w:lang w:val="en-US"/>
+        </w:rPr>
+      </w:pPr>
+      <w:bookmarkStart w:id="32" w:name="_Toc214252931"/>
+      <w:r>
+        <w:rPr>
+          <w:lang w:val="en-US"/>
+        </w:rPr>
+        <w:t>2. Yêu cầu Chức năng</w:t>
+      </w:r>
+      <w:bookmarkEnd w:id="32"/>
+    </w:p>
+    <w:p>
+      <w:pPr>
+        <w:pStyle w:val="Heading3"/>
+        <w:rPr>
+          <w:lang w:val="en-US"/>
+        </w:rPr>
+      </w:pPr>
+      <w:bookmarkStart w:id="33" w:name="_Toc214252932"/>
+      <w:r>
+        <w:rPr>
+          <w:lang w:val="en-US"/>
+        </w:rPr>
+        <w:t>2.</w:t>
+      </w:r>
+      <w:r>
+        <w:rPr>
+          <w:lang w:val="en-US"/>
+        </w:rPr>
+        <w:t>1</w:t>
+      </w:r>
+      <w:r>
+        <w:rPr>
+          <w:lang w:val="en-US"/>
+        </w:rPr>
+        <w:t xml:space="preserve">. </w:t>
+      </w:r>
+      <w:r>
+        <w:rPr>
+          <w:lang w:val="en-US"/>
+        </w:rPr>
+        <w:t>UC-01: Nhập kho</w:t>
+      </w:r>
+      <w:r>
+        <w:rPr>
+          <w:lang w:val="en-US"/>
+        </w:rPr>
+        <w:t xml:space="preserve"> hàng</w:t>
+      </w:r>
+      <w:bookmarkEnd w:id="33"/>
+    </w:p>
+    <w:p>
+      <w:pPr>
+        <w:spacing w:after="0"/>
+        <w:jc w:val="center"/>
+        <w:rPr>
+          <w:b/>
+          <w:bCs/>
+          <w:lang w:val="en-US"/>
+        </w:rPr>
+      </w:pPr>
+      <w:r>
+        <w:rPr>
+          <w:b/>
+          <w:bCs/>
+          <w:lang w:val="en-US"/>
+        </w:rPr>
+        <w:t>Sơ đồ UC-01: nhập kho hàng</w:t>
+      </w:r>
+    </w:p>
+    <w:p>
+      <w:pPr>
+        <w:jc w:val="center"/>
+        <w:rPr>
+          <w:lang w:val="en-US"/>
+        </w:rPr>
+      </w:pPr>
+      <w:r>
+        <w:rPr>
+          <w:lang w:val="en-US"/>
+        </w:rPr>
+        <w:drawing>
+          <wp:inline distT="0" distB="0" distL="0" distR="0" wp14:anchorId="11E0BA25" wp14:editId="044016B0">
+            <wp:extent cx="5242467" cy="3609975"/>
+            <wp:effectExtent l="0" t="0" r="0" b="0"/>
+            <wp:docPr id="955454946" name="Picture 1" descr="A diagram of a diagram&#10;&#10;AI-generated content may be incorrect."/>
+            <wp:cNvGraphicFramePr>
+              <a:graphicFrameLocks xmlns:a="http://schemas.openxmlformats.org/drawingml/2006/main" noChangeAspect="1"/>
+            </wp:cNvGraphicFramePr>
+            <a:graphic xmlns:a="http://schemas.openxmlformats.org/drawingml/2006/main">
+              <a:graphicData uri="http://schemas.openxmlformats.org/drawingml/2006/picture">
+                <pic:pic xmlns:pic="http://schemas.openxmlformats.org/drawingml/2006/picture">
+                  <pic:nvPicPr>
+                    <pic:cNvPr id="955454946" name="Picture 1" descr="A diagram of a diagram&#10;&#10;AI-generated content may be incorrect."/>
+                    <pic:cNvPicPr/>
+                  </pic:nvPicPr>
+                  <pic:blipFill>
+                    <a:blip r:embed="rId13"/>
+                    <a:stretch>
+                      <a:fillRect/>
+                    </a:stretch>
+                  </pic:blipFill>
+                  <pic:spPr>
+                    <a:xfrm>
+                      <a:off x="0" y="0"/>
+                      <a:ext cx="5246828" cy="3612978"/>
                     </a:xfrm>
                     <a:prstGeom prst="rect">
                       <a:avLst/>
@@ -3429,870 +5421,6 @@
             </a:graphic>
           </wp:inline>
         </w:drawing>
-      </w:r>
-    </w:p>
-    <w:p>
-      <w:pPr>
-        <w:jc w:val="center"/>
-        <w:rPr>
-          <w:i/>
-          <w:iCs/>
-          <w:sz w:val="24"/>
-          <w:lang w:val="en-US"/>
-        </w:rPr>
-      </w:pPr>
-      <w:r>
-        <w:rPr>
-          <w:i/>
-          <w:iCs/>
-          <w:sz w:val="24"/>
-          <w:lang w:val="en-US"/>
-        </w:rPr>
-        <w:t>Sơ đồ thực thể ERD</w:t>
-      </w:r>
-    </w:p>
-    <w:p>
-      <w:pPr>
-        <w:pStyle w:val="Heading2"/>
-        <w:rPr>
-          <w:lang w:val="en-US"/>
-        </w:rPr>
-      </w:pPr>
-      <w:bookmarkStart w:id="32" w:name="_Toc213973524"/>
-      <w:r>
-        <w:rPr>
-          <w:lang w:val="en-US"/>
-        </w:rPr>
-        <w:t>2. Quan hệ, Cardinality và Optionality</w:t>
-      </w:r>
-      <w:bookmarkEnd w:id="32"/>
-    </w:p>
-    <w:tbl>
-      <w:tblPr>
-        <w:tblStyle w:val="TableGrid"/>
-        <w:tblW w:w="0" w:type="auto"/>
-        <w:jc w:val="center"/>
-        <w:tblCellMar>
-          <w:top w:w="113" w:type="dxa"/>
-          <w:bottom w:w="113" w:type="dxa"/>
-        </w:tblCellMar>
-        <w:tblLook w:val="04A0" w:firstRow="1" w:lastRow="0" w:firstColumn="1" w:lastColumn="0" w:noHBand="0" w:noVBand="1"/>
-      </w:tblPr>
-      <w:tblGrid>
-        <w:gridCol w:w="2689"/>
-        <w:gridCol w:w="1417"/>
-        <w:gridCol w:w="4956"/>
-      </w:tblGrid>
-      <w:tr>
-        <w:trPr>
-          <w:jc w:val="center"/>
-        </w:trPr>
-        <w:tc>
-          <w:tcPr>
-            <w:tcW w:w="2689" w:type="dxa"/>
-            <w:vAlign w:val="center"/>
-          </w:tcPr>
-          <w:p>
-            <w:pPr>
-              <w:jc w:val="center"/>
-              <w:rPr>
-                <w:b/>
-                <w:bCs/>
-                <w:lang w:val="en-US"/>
-              </w:rPr>
-            </w:pPr>
-            <w:r>
-              <w:rPr>
-                <w:b/>
-                <w:bCs/>
-                <w:lang w:val="en-US"/>
-              </w:rPr>
-              <w:t>Liên kết</w:t>
-            </w:r>
-          </w:p>
-        </w:tc>
-        <w:tc>
-          <w:tcPr>
-            <w:tcW w:w="1417" w:type="dxa"/>
-            <w:vAlign w:val="center"/>
-          </w:tcPr>
-          <w:p>
-            <w:pPr>
-              <w:jc w:val="center"/>
-              <w:rPr>
-                <w:b/>
-                <w:bCs/>
-                <w:lang w:val="en-US"/>
-              </w:rPr>
-            </w:pPr>
-            <w:r>
-              <w:rPr>
-                <w:b/>
-                <w:bCs/>
-                <w:lang w:val="en-US"/>
-              </w:rPr>
-              <w:t>Quan hệ</w:t>
-            </w:r>
-          </w:p>
-        </w:tc>
-        <w:tc>
-          <w:tcPr>
-            <w:tcW w:w="4956" w:type="dxa"/>
-            <w:vAlign w:val="center"/>
-          </w:tcPr>
-          <w:p>
-            <w:pPr>
-              <w:jc w:val="center"/>
-              <w:rPr>
-                <w:b/>
-                <w:bCs/>
-                <w:lang w:val="en-US"/>
-              </w:rPr>
-            </w:pPr>
-            <w:r>
-              <w:rPr>
-                <w:b/>
-                <w:bCs/>
-                <w:lang w:val="en-US"/>
-              </w:rPr>
-              <w:t>Mô tả</w:t>
-            </w:r>
-          </w:p>
-        </w:tc>
-      </w:tr>
-      <w:tr>
-        <w:trPr>
-          <w:jc w:val="center"/>
-        </w:trPr>
-        <w:tc>
-          <w:tcPr>
-            <w:tcW w:w="2689" w:type="dxa"/>
-            <w:vAlign w:val="center"/>
-          </w:tcPr>
-          <w:p>
-            <w:pPr>
-              <w:jc w:val="center"/>
-              <w:rPr>
-                <w:lang w:val="en-US"/>
-              </w:rPr>
-            </w:pPr>
-            <w:r>
-              <w:rPr>
-                <w:lang w:val="en-US"/>
-              </w:rPr>
-              <w:t>Kho – ViTri</w:t>
-            </w:r>
-          </w:p>
-        </w:tc>
-        <w:tc>
-          <w:tcPr>
-            <w:tcW w:w="1417" w:type="dxa"/>
-            <w:vAlign w:val="center"/>
-          </w:tcPr>
-          <w:p>
-            <w:pPr>
-              <w:jc w:val="center"/>
-              <w:rPr>
-                <w:lang w:val="en-US"/>
-              </w:rPr>
-            </w:pPr>
-            <w:r>
-              <w:rPr>
-                <w:lang w:val="en-US"/>
-              </w:rPr>
-              <w:t>1 – N</w:t>
-            </w:r>
-          </w:p>
-        </w:tc>
-        <w:tc>
-          <w:tcPr>
-            <w:tcW w:w="4956" w:type="dxa"/>
-          </w:tcPr>
-          <w:p>
-            <w:pPr>
-              <w:rPr>
-                <w:lang w:val="en-US"/>
-              </w:rPr>
-            </w:pPr>
-            <w:r>
-              <w:t>Mỗi vị trí bắt buộc thuộc một kho</w:t>
-            </w:r>
-            <w:r>
-              <w:rPr>
-                <w:lang w:val="en-US"/>
-              </w:rPr>
-              <w:t>,</w:t>
-            </w:r>
-            <w:r>
-              <w:t xml:space="preserve"> một kho có thể có nhiều vị trí.</w:t>
-            </w:r>
-          </w:p>
-        </w:tc>
-      </w:tr>
-      <w:tr>
-        <w:trPr>
-          <w:jc w:val="center"/>
-        </w:trPr>
-        <w:tc>
-          <w:tcPr>
-            <w:tcW w:w="2689" w:type="dxa"/>
-            <w:vAlign w:val="center"/>
-          </w:tcPr>
-          <w:p>
-            <w:pPr>
-              <w:jc w:val="center"/>
-              <w:rPr>
-                <w:lang w:val="en-US"/>
-              </w:rPr>
-            </w:pPr>
-            <w:r>
-              <w:rPr>
-                <w:lang w:val="en-US"/>
-              </w:rPr>
-              <w:t>SanPham – Lo</w:t>
-            </w:r>
-          </w:p>
-        </w:tc>
-        <w:tc>
-          <w:tcPr>
-            <w:tcW w:w="1417" w:type="dxa"/>
-            <w:vAlign w:val="center"/>
-          </w:tcPr>
-          <w:p>
-            <w:pPr>
-              <w:jc w:val="center"/>
-              <w:rPr>
-                <w:lang w:val="en-US"/>
-              </w:rPr>
-            </w:pPr>
-            <w:r>
-              <w:rPr>
-                <w:lang w:val="en-US"/>
-              </w:rPr>
-              <w:t>1 – N</w:t>
-            </w:r>
-          </w:p>
-        </w:tc>
-        <w:tc>
-          <w:tcPr>
-            <w:tcW w:w="4956" w:type="dxa"/>
-          </w:tcPr>
-          <w:p>
-            <w:pPr>
-              <w:rPr>
-                <w:lang w:val="en-US"/>
-              </w:rPr>
-            </w:pPr>
-            <w:r>
-              <w:rPr>
-                <w:lang w:val="en-US"/>
-              </w:rPr>
-              <w:t>Một sản phẩm có th</w:t>
-            </w:r>
-            <w:r>
-              <w:rPr>
-                <w:lang w:val="en-US"/>
-              </w:rPr>
-              <w:t>ể có nhiêu lô</w:t>
-            </w:r>
-          </w:p>
-        </w:tc>
-      </w:tr>
-      <w:tr>
-        <w:trPr>
-          <w:jc w:val="center"/>
-        </w:trPr>
-        <w:tc>
-          <w:tcPr>
-            <w:tcW w:w="2689" w:type="dxa"/>
-            <w:vAlign w:val="center"/>
-          </w:tcPr>
-          <w:p>
-            <w:pPr>
-              <w:jc w:val="center"/>
-              <w:rPr>
-                <w:lang w:val="en-US"/>
-              </w:rPr>
-            </w:pPr>
-            <w:r>
-              <w:rPr>
-                <w:lang w:val="en-US"/>
-              </w:rPr>
-              <w:t>PhieuNhap – CT_PhieuNhap</w:t>
-            </w:r>
-          </w:p>
-        </w:tc>
-        <w:tc>
-          <w:tcPr>
-            <w:tcW w:w="1417" w:type="dxa"/>
-            <w:vAlign w:val="center"/>
-          </w:tcPr>
-          <w:p>
-            <w:pPr>
-              <w:jc w:val="center"/>
-              <w:rPr>
-                <w:lang w:val="en-US"/>
-              </w:rPr>
-            </w:pPr>
-            <w:r>
-              <w:rPr>
-                <w:lang w:val="en-US"/>
-              </w:rPr>
-              <w:t>1 – N</w:t>
-            </w:r>
-          </w:p>
-        </w:tc>
-        <w:tc>
-          <w:tcPr>
-            <w:tcW w:w="4956" w:type="dxa"/>
-          </w:tcPr>
-          <w:p>
-            <w:pPr>
-              <w:rPr>
-                <w:lang w:val="en-US"/>
-              </w:rPr>
-            </w:pPr>
-            <w:r>
-              <w:rPr>
-                <w:lang w:val="en-US"/>
-              </w:rPr>
-              <w:t>Phiếu nhập phải có hơn 1 dòng chi tiết</w:t>
-            </w:r>
-          </w:p>
-        </w:tc>
-      </w:tr>
-      <w:tr>
-        <w:trPr>
-          <w:jc w:val="center"/>
-        </w:trPr>
-        <w:tc>
-          <w:tcPr>
-            <w:tcW w:w="2689" w:type="dxa"/>
-            <w:vAlign w:val="center"/>
-          </w:tcPr>
-          <w:p>
-            <w:pPr>
-              <w:jc w:val="center"/>
-              <w:rPr>
-                <w:lang w:val="en-US"/>
-              </w:rPr>
-            </w:pPr>
-            <w:r>
-              <w:rPr>
-                <w:lang w:val="en-US"/>
-              </w:rPr>
-              <w:t>PhieuXuat – CT_PhieuXuat</w:t>
-            </w:r>
-          </w:p>
-        </w:tc>
-        <w:tc>
-          <w:tcPr>
-            <w:tcW w:w="1417" w:type="dxa"/>
-            <w:vAlign w:val="center"/>
-          </w:tcPr>
-          <w:p>
-            <w:pPr>
-              <w:jc w:val="center"/>
-              <w:rPr>
-                <w:lang w:val="en-US"/>
-              </w:rPr>
-            </w:pPr>
-            <w:r>
-              <w:rPr>
-                <w:lang w:val="en-US"/>
-              </w:rPr>
-              <w:t>1 – N</w:t>
-            </w:r>
-          </w:p>
-        </w:tc>
-        <w:tc>
-          <w:tcPr>
-            <w:tcW w:w="4956" w:type="dxa"/>
-          </w:tcPr>
-          <w:p>
-            <w:pPr>
-              <w:rPr>
-                <w:lang w:val="en-US"/>
-              </w:rPr>
-            </w:pPr>
-            <w:r>
-              <w:rPr>
-                <w:lang w:val="en-US"/>
-              </w:rPr>
-              <w:t>Phiếu xuất phải có hơn 1 dòng chi tiết</w:t>
-            </w:r>
-          </w:p>
-        </w:tc>
-      </w:tr>
-      <w:tr>
-        <w:trPr>
-          <w:jc w:val="center"/>
-        </w:trPr>
-        <w:tc>
-          <w:tcPr>
-            <w:tcW w:w="2689" w:type="dxa"/>
-            <w:vAlign w:val="center"/>
-          </w:tcPr>
-          <w:p>
-            <w:pPr>
-              <w:jc w:val="center"/>
-              <w:rPr>
-                <w:lang w:val="en-US"/>
-              </w:rPr>
-            </w:pPr>
-            <w:r>
-              <w:rPr>
-                <w:lang w:val="en-US"/>
-              </w:rPr>
-              <w:t>KiemKe – CT_KiemKe</w:t>
-            </w:r>
-          </w:p>
-        </w:tc>
-        <w:tc>
-          <w:tcPr>
-            <w:tcW w:w="1417" w:type="dxa"/>
-            <w:vAlign w:val="center"/>
-          </w:tcPr>
-          <w:p>
-            <w:pPr>
-              <w:jc w:val="center"/>
-              <w:rPr>
-                <w:lang w:val="en-US"/>
-              </w:rPr>
-            </w:pPr>
-            <w:r>
-              <w:rPr>
-                <w:lang w:val="en-US"/>
-              </w:rPr>
-              <w:t>1 – N</w:t>
-            </w:r>
-          </w:p>
-        </w:tc>
-        <w:tc>
-          <w:tcPr>
-            <w:tcW w:w="4956" w:type="dxa"/>
-          </w:tcPr>
-          <w:p>
-            <w:pPr>
-              <w:rPr>
-                <w:lang w:val="en-US"/>
-              </w:rPr>
-            </w:pPr>
-            <w:r>
-              <w:rPr>
-                <w:lang w:val="en-US"/>
-              </w:rPr>
-              <w:t>Phiếu kiểm kê phải có hơn 1 dòng chi tiết</w:t>
-            </w:r>
-          </w:p>
-        </w:tc>
-      </w:tr>
-      <w:tr>
-        <w:trPr>
-          <w:jc w:val="center"/>
-        </w:trPr>
-        <w:tc>
-          <w:tcPr>
-            <w:tcW w:w="2689" w:type="dxa"/>
-            <w:vAlign w:val="center"/>
-          </w:tcPr>
-          <w:p>
-            <w:pPr>
-              <w:jc w:val="center"/>
-              <w:rPr>
-                <w:lang w:val="en-US"/>
-              </w:rPr>
-            </w:pPr>
-            <w:r>
-              <w:rPr>
-                <w:lang w:val="en-US"/>
-              </w:rPr>
-              <w:t>VaiTro – NguoiDung</w:t>
-            </w:r>
-          </w:p>
-        </w:tc>
-        <w:tc>
-          <w:tcPr>
-            <w:tcW w:w="1417" w:type="dxa"/>
-            <w:vAlign w:val="center"/>
-          </w:tcPr>
-          <w:p>
-            <w:pPr>
-              <w:jc w:val="center"/>
-              <w:rPr>
-                <w:lang w:val="en-US"/>
-              </w:rPr>
-            </w:pPr>
-            <w:r>
-              <w:rPr>
-                <w:lang w:val="en-US"/>
-              </w:rPr>
-              <w:t>1 – N</w:t>
-            </w:r>
-          </w:p>
-        </w:tc>
-        <w:tc>
-          <w:tcPr>
-            <w:tcW w:w="4956" w:type="dxa"/>
-          </w:tcPr>
-          <w:p>
-            <w:pPr>
-              <w:rPr>
-                <w:lang w:val="en-US"/>
-              </w:rPr>
-            </w:pPr>
-            <w:r>
-              <w:rPr>
-                <w:lang w:val="en-US"/>
-              </w:rPr>
-              <w:t>Mỗi người dùng 1 vai trò, vai tr</w:t>
-            </w:r>
-            <w:r>
-              <w:rPr>
-                <w:lang w:val="en-US"/>
-              </w:rPr>
-              <w:t>ò dùng để phân quyền cho nhân viên và quản lý kho</w:t>
-            </w:r>
-          </w:p>
-        </w:tc>
-      </w:tr>
-      <w:tr>
-        <w:trPr>
-          <w:jc w:val="center"/>
-        </w:trPr>
-        <w:tc>
-          <w:tcPr>
-            <w:tcW w:w="2689" w:type="dxa"/>
-            <w:vAlign w:val="center"/>
-          </w:tcPr>
-          <w:p>
-            <w:pPr>
-              <w:jc w:val="center"/>
-              <w:rPr>
-                <w:lang w:val="en-US"/>
-              </w:rPr>
-            </w:pPr>
-            <w:r>
-              <w:rPr>
-                <w:lang w:val="en-US"/>
-              </w:rPr>
-              <w:t>NguoiDung – Phieu</w:t>
-            </w:r>
-          </w:p>
-        </w:tc>
-        <w:tc>
-          <w:tcPr>
-            <w:tcW w:w="1417" w:type="dxa"/>
-            <w:vAlign w:val="center"/>
-          </w:tcPr>
-          <w:p>
-            <w:pPr>
-              <w:jc w:val="center"/>
-              <w:rPr>
-                <w:lang w:val="en-US"/>
-              </w:rPr>
-            </w:pPr>
-            <w:r>
-              <w:rPr>
-                <w:lang w:val="en-US"/>
-              </w:rPr>
-              <w:t>1 – N</w:t>
-            </w:r>
-          </w:p>
-        </w:tc>
-        <w:tc>
-          <w:tcPr>
-            <w:tcW w:w="4956" w:type="dxa"/>
-          </w:tcPr>
-          <w:p>
-            <w:pPr>
-              <w:rPr>
-                <w:lang w:val="en-US"/>
-              </w:rPr>
-            </w:pPr>
-            <w:r>
-              <w:rPr>
-                <w:lang w:val="en-US"/>
-              </w:rPr>
-              <w:t>Một người có thể nhập được nhiều phiếu</w:t>
-            </w:r>
-          </w:p>
-        </w:tc>
-      </w:tr>
-    </w:tbl>
-    <w:p>
-      <w:pPr>
-        <w:ind w:firstLine="720"/>
-        <w:jc w:val="both"/>
-      </w:pPr>
-      <w:r>
-        <w:t xml:space="preserve">Các mối quan hệ được tổ chức theo nguyên tắc chuẩn hóa và truy vết: một </w:t>
-      </w:r>
-      <w:r>
-        <w:rPr>
-          <w:b/>
-          <w:bCs/>
-        </w:rPr>
-        <w:t>K</w:t>
-      </w:r>
-      <w:r>
-        <w:rPr>
-          <w:b/>
-          <w:bCs/>
-        </w:rPr>
-        <w:t>ho</w:t>
-      </w:r>
-      <w:r>
-        <w:t xml:space="preserve"> có nhiều </w:t>
-      </w:r>
-      <w:r>
-        <w:rPr>
-          <w:b/>
-          <w:bCs/>
-        </w:rPr>
-        <w:t>ViTri</w:t>
-      </w:r>
-      <w:r>
-        <w:t xml:space="preserve">; </w:t>
-      </w:r>
-      <w:r>
-        <w:rPr>
-          <w:b/>
-          <w:bCs/>
-        </w:rPr>
-        <w:t xml:space="preserve">một </w:t>
-      </w:r>
-      <w:r>
-        <w:rPr>
-          <w:b/>
-          <w:bCs/>
-        </w:rPr>
-        <w:t>SanPham</w:t>
-      </w:r>
-      <w:r>
-        <w:t xml:space="preserve"> có thể có nhiều </w:t>
-      </w:r>
-      <w:r>
-        <w:rPr>
-          <w:b/>
-          <w:bCs/>
-        </w:rPr>
-        <w:t>L</w:t>
-      </w:r>
-      <w:r>
-        <w:rPr>
-          <w:b/>
-          <w:bCs/>
-        </w:rPr>
-        <w:t>o</w:t>
-      </w:r>
-      <w:r>
-        <w:t xml:space="preserve">. </w:t>
-      </w:r>
-      <w:r>
-        <w:t>M</w:t>
-      </w:r>
-      <w:r>
-        <w:t>ỗi chứng từ có nhiều dòng chi tiết</w:t>
-      </w:r>
-      <w:r>
-        <w:t>.</w:t>
-      </w:r>
-      <w:r>
-        <w:t xml:space="preserve"> Mỗi dòng chi tiết bắt buộc tham chiếu đến </w:t>
-      </w:r>
-      <w:r>
-        <w:rPr>
-          <w:b/>
-          <w:bCs/>
-        </w:rPr>
-        <w:t>SanPham</w:t>
-      </w:r>
-      <w:r>
-        <w:t xml:space="preserve"> và </w:t>
-      </w:r>
-      <w:r>
-        <w:rPr>
-          <w:b/>
-          <w:bCs/>
-        </w:rPr>
-        <w:t>ViTri</w:t>
-      </w:r>
-      <w:r>
-        <w:t xml:space="preserve"> hợp lệ, và tham chiếu </w:t>
-      </w:r>
-      <w:r>
-        <w:rPr>
-          <w:b/>
-          <w:bCs/>
-        </w:rPr>
-        <w:t>Lo</w:t>
-      </w:r>
-      <w:r>
-        <w:t xml:space="preserve"> trong trường hợp hàng quản lý theo lô.</w:t>
-      </w:r>
-    </w:p>
-    <w:p>
-      <w:pPr>
-        <w:ind w:firstLine="720"/>
-        <w:jc w:val="both"/>
-      </w:pPr>
-      <w:r>
-        <w:lastRenderedPageBreak/>
-        <w:t>B</w:t>
-      </w:r>
-      <w:r>
-        <w:t xml:space="preserve">ảng </w:t>
-      </w:r>
-      <w:r>
-        <w:rPr>
-          <w:b/>
-          <w:bCs/>
-        </w:rPr>
-        <w:t>TonKho</w:t>
-      </w:r>
-      <w:r>
-        <w:t xml:space="preserve"> sử dụng khóa chính tổng hợp để đảm bảo mỗi vị trí</w:t>
-      </w:r>
-      <w:r>
-        <w:t xml:space="preserve"> </w:t>
-      </w:r>
-      <w:r>
-        <w:t>–</w:t>
-      </w:r>
-      <w:r>
-        <w:t xml:space="preserve"> </w:t>
-      </w:r>
-      <w:r>
-        <w:t>sản phẩm</w:t>
-      </w:r>
-      <w:r>
-        <w:t xml:space="preserve"> </w:t>
-      </w:r>
-      <w:r>
-        <w:t>–</w:t>
-      </w:r>
-      <w:r>
-        <w:t xml:space="preserve"> </w:t>
-      </w:r>
-      <w:r>
-        <w:t xml:space="preserve">lô có một bản ghi tồn duy nhất. Mọi phiếu nhập, xuất, kiểm kê đều gắn với </w:t>
-      </w:r>
-      <w:r>
-        <w:rPr>
-          <w:b/>
-          <w:bCs/>
-        </w:rPr>
-        <w:t>NguoiDung</w:t>
-      </w:r>
-      <w:r>
-        <w:t xml:space="preserve"> lập phiếu và </w:t>
-      </w:r>
-      <w:r>
-        <w:rPr>
-          <w:b/>
-          <w:bCs/>
-        </w:rPr>
-        <w:t>VaiTro</w:t>
-      </w:r>
-      <w:r>
-        <w:t xml:space="preserve"> tương ứng, đáp ứng yêu cầu phân quyền và nhật ký truy vết. Thiết kế này đảm bảo dữ liệu nhất quán, hỗ trợ trực tiếp cho các use case nghiệp vụ và phù hợp với các ràng buộc RB-01 đến RB-10 đã xác định.</w:t>
-      </w:r>
-    </w:p>
-    <w:p>
-      <w:pPr>
-        <w:pStyle w:val="Heading2"/>
-        <w:rPr>
-          <w:lang w:val="en-US"/>
-        </w:rPr>
-      </w:pPr>
-      <w:bookmarkStart w:id="33" w:name="_Toc213973525"/>
-      <w:r>
-        <w:rPr>
-          <w:lang w:val="en-US"/>
-        </w:rPr>
-        <w:t>3. Biểu đồ lớp</w:t>
-      </w:r>
-      <w:bookmarkEnd w:id="33"/>
-      <w:r>
-        <w:rPr>
-          <w:lang w:val="en-US"/>
-        </w:rPr>
-        <w:t xml:space="preserve"> </w:t>
-      </w:r>
-    </w:p>
-    <w:p>
-      <w:pPr>
-        <w:rPr>
-          <w:lang w:val="en-US"/>
-        </w:rPr>
-      </w:pPr>
-      <w:r>
-        <w:rPr>
-          <w:lang w:val="en-US"/>
-        </w:rPr>
-        <w:t>(coming</w:t>
-      </w:r>
-      <w:r>
-        <w:rPr>
-          <w:lang w:val="en-US"/>
-        </w:rPr>
-        <w:t xml:space="preserve"> </w:t>
-      </w:r>
-      <w:r>
-        <w:rPr>
-          <w:lang w:val="en-US"/>
-        </w:rPr>
-        <w:t>son…)</w:t>
-      </w:r>
-    </w:p>
-    <w:p>
-      <w:pPr>
-        <w:pStyle w:val="Heading1"/>
-        <w:rPr>
-          <w:lang w:val="en-US"/>
-        </w:rPr>
-      </w:pPr>
-      <w:bookmarkStart w:id="34" w:name="_Toc213973526"/>
-      <w:r>
-        <w:rPr>
-          <w:lang w:val="en-US"/>
-        </w:rPr>
-        <w:t>Chương 4. Thiết kế hành vi</w:t>
-      </w:r>
-      <w:bookmarkEnd w:id="34"/>
-    </w:p>
-    <w:p>
-      <w:pPr>
-        <w:pStyle w:val="Heading2"/>
-        <w:rPr>
-          <w:lang w:val="en-US"/>
-        </w:rPr>
-      </w:pPr>
-      <w:bookmarkStart w:id="35" w:name="_Toc213973527"/>
-      <w:r>
-        <w:rPr>
-          <w:lang w:val="en-US"/>
-        </w:rPr>
-        <w:t>1. Đặc tả Use Case</w:t>
-      </w:r>
-      <w:bookmarkEnd w:id="35"/>
-    </w:p>
-    <w:p>
-      <w:pPr>
-        <w:rPr>
-          <w:b/>
-          <w:bCs/>
-          <w:lang w:val="en-US"/>
-        </w:rPr>
-      </w:pPr>
-      <w:r>
-        <w:rPr>
-          <w:b/>
-          <w:bCs/>
-          <w:lang w:val="en-US"/>
-        </w:rPr>
-        <w:t>UC-01: Nhập kho</w:t>
       </w:r>
     </w:p>
     <w:tbl>
@@ -4342,6 +5470,7 @@
                 <w:b/>
                 <w:bCs/>
               </w:rPr>
+              <w:lastRenderedPageBreak/>
               <w:t>Mục</w:t>
             </w:r>
           </w:p>
@@ -4738,7 +5867,6 @@
               <w:spacing w:after="0"/>
             </w:pPr>
             <w:r>
-              <w:lastRenderedPageBreak/>
               <w:t>nếu dùng duyệt: phiếu ở trạng thái “Chờ duyệt” đến khi QuanLyKho phê duyệt.</w:t>
             </w:r>
           </w:p>
@@ -4747,6 +5875,7 @@
     </w:tbl>
     <w:p>
       <w:pPr>
+        <w:jc w:val="center"/>
         <w:rPr>
           <w:lang w:val="en-US"/>
         </w:rPr>
@@ -4759,23 +5888,15 @@
         <w:lastRenderedPageBreak/>
         <w:t>Biểu đồ Tuần tự minh họa (Sequence Diagram):</w:t>
       </w:r>
-    </w:p>
-    <w:p>
-      <w:pPr>
-        <w:jc w:val="center"/>
-        <w:rPr>
-          <w:lang w:val="en-US"/>
-        </w:rPr>
-      </w:pPr>
       <w:r>
         <w:rPr>
           <w:noProof/>
           <w:lang w:val="en-US"/>
         </w:rPr>
         <w:drawing>
-          <wp:inline distT="0" distB="0" distL="0" distR="0" wp14:anchorId="0A4CBEC6" wp14:editId="1E4AB3CA">
-            <wp:extent cx="5760720" cy="5251450"/>
-            <wp:effectExtent l="0" t="0" r="0" b="6350"/>
+          <wp:inline distT="0" distB="0" distL="0" distR="0" wp14:anchorId="0A4CBEC6" wp14:editId="10851C35">
+            <wp:extent cx="5467263" cy="4983936"/>
+            <wp:effectExtent l="0" t="0" r="635" b="7620"/>
             <wp:docPr id="470348718" name="Picture 1" descr="A diagram of a diagram&#10;&#10;AI-generated content may be incorrect."/>
             <wp:cNvGraphicFramePr>
               <a:graphicFrameLocks xmlns:a="http://schemas.openxmlformats.org/drawingml/2006/main" noChangeAspect="1"/>
@@ -4788,7 +5909,7 @@
                     <pic:cNvPicPr/>
                   </pic:nvPicPr>
                   <pic:blipFill>
-                    <a:blip r:embed="rId11"/>
+                    <a:blip r:embed="rId14"/>
                     <a:stretch>
                       <a:fillRect/>
                     </a:stretch>
@@ -4796,7 +5917,7 @@
                   <pic:spPr>
                     <a:xfrm>
                       <a:off x="0" y="0"/>
-                      <a:ext cx="5760720" cy="5251450"/>
+                      <a:ext cx="5475667" cy="4991597"/>
                     </a:xfrm>
                     <a:prstGeom prst="rect">
                       <a:avLst/>
@@ -4811,6 +5932,42 @@
     </w:p>
     <w:p>
       <w:pPr>
+        <w:pStyle w:val="Heading3"/>
+        <w:rPr>
+          <w:lang w:val="en-US"/>
+        </w:rPr>
+      </w:pPr>
+      <w:bookmarkStart w:id="34" w:name="_Toc214252933"/>
+      <w:r>
+        <w:rPr>
+          <w:lang w:val="en-US"/>
+        </w:rPr>
+        <w:t xml:space="preserve">2.2. </w:t>
+      </w:r>
+      <w:r>
+        <w:rPr>
+          <w:lang w:val="en-US"/>
+        </w:rPr>
+        <w:t>UC</w:t>
+      </w:r>
+      <w:r>
+        <w:rPr>
+          <w:lang w:val="en-US"/>
+        </w:rPr>
+        <w:t>-</w:t>
+      </w:r>
+      <w:r>
+        <w:rPr>
+          <w:lang w:val="en-US"/>
+        </w:rPr>
+        <w:t>02: Xuất kho</w:t>
+      </w:r>
+      <w:bookmarkEnd w:id="34"/>
+    </w:p>
+    <w:p>
+      <w:pPr>
+        <w:spacing w:after="0"/>
+        <w:jc w:val="center"/>
         <w:rPr>
           <w:b/>
           <w:bCs/>
@@ -4823,23 +5980,59 @@
           <w:bCs/>
           <w:lang w:val="en-US"/>
         </w:rPr>
-        <w:t>UC</w:t>
-      </w:r>
-      <w:r>
+        <w:t>Sơ đồ UC-02: xuất kho</w:t>
+      </w:r>
+    </w:p>
+    <w:p>
+      <w:pPr>
+        <w:jc w:val="center"/>
         <w:rPr>
           <w:b/>
           <w:bCs/>
           <w:lang w:val="en-US"/>
         </w:rPr>
-        <w:t>-</w:t>
-      </w:r>
+      </w:pPr>
       <w:r>
         <w:rPr>
           <w:b/>
           <w:bCs/>
           <w:lang w:val="en-US"/>
         </w:rPr>
-        <w:t>02: Xuất kho</w:t>
+        <w:drawing>
+          <wp:inline distT="0" distB="0" distL="0" distR="0" wp14:anchorId="5DF76404" wp14:editId="22434C7B">
+            <wp:extent cx="4737625" cy="3105150"/>
+            <wp:effectExtent l="0" t="0" r="6350" b="0"/>
+            <wp:docPr id="537731215" name="Picture 1" descr="A diagram of a diagram&#10;&#10;AI-generated content may be incorrect."/>
+            <wp:cNvGraphicFramePr>
+              <a:graphicFrameLocks xmlns:a="http://schemas.openxmlformats.org/drawingml/2006/main" noChangeAspect="1"/>
+            </wp:cNvGraphicFramePr>
+            <a:graphic xmlns:a="http://schemas.openxmlformats.org/drawingml/2006/main">
+              <a:graphicData uri="http://schemas.openxmlformats.org/drawingml/2006/picture">
+                <pic:pic xmlns:pic="http://schemas.openxmlformats.org/drawingml/2006/picture">
+                  <pic:nvPicPr>
+                    <pic:cNvPr id="537731215" name="Picture 1" descr="A diagram of a diagram&#10;&#10;AI-generated content may be incorrect."/>
+                    <pic:cNvPicPr/>
+                  </pic:nvPicPr>
+                  <pic:blipFill>
+                    <a:blip r:embed="rId15"/>
+                    <a:stretch>
+                      <a:fillRect/>
+                    </a:stretch>
+                  </pic:blipFill>
+                  <pic:spPr>
+                    <a:xfrm>
+                      <a:off x="0" y="0"/>
+                      <a:ext cx="4747288" cy="3111483"/>
+                    </a:xfrm>
+                    <a:prstGeom prst="rect">
+                      <a:avLst/>
+                    </a:prstGeom>
+                  </pic:spPr>
+                </pic:pic>
+              </a:graphicData>
+            </a:graphic>
+          </wp:inline>
+        </w:drawing>
       </w:r>
     </w:p>
     <w:tbl>
@@ -4889,6 +6082,7 @@
                 <w:b/>
                 <w:bCs/>
               </w:rPr>
+              <w:lastRenderedPageBreak/>
               <w:t>Mục</w:t>
             </w:r>
           </w:p>
@@ -5026,7 +6220,6 @@
               <w:spacing w:after="0"/>
             </w:pPr>
             <w:r>
-              <w:lastRenderedPageBreak/>
               <w:t>Actor chính</w:t>
             </w:r>
           </w:p>
@@ -5370,7 +6563,7 @@
                     <pic:cNvPicPr/>
                   </pic:nvPicPr>
                   <pic:blipFill>
-                    <a:blip r:embed="rId12"/>
+                    <a:blip r:embed="rId16"/>
                     <a:stretch>
                       <a:fillRect/>
                     </a:stretch>
@@ -5393,6 +6586,30 @@
     </w:p>
     <w:p>
       <w:pPr>
+        <w:pStyle w:val="Heading3"/>
+        <w:rPr>
+          <w:lang w:val="en-US"/>
+        </w:rPr>
+      </w:pPr>
+      <w:bookmarkStart w:id="35" w:name="_Toc214252934"/>
+      <w:r>
+        <w:rPr>
+          <w:lang w:val="en-US"/>
+        </w:rPr>
+        <w:t xml:space="preserve">2.3. </w:t>
+      </w:r>
+      <w:r>
+        <w:rPr>
+          <w:lang w:val="en-US"/>
+        </w:rPr>
+        <w:t>UC-03: Kiểm kê</w:t>
+      </w:r>
+      <w:bookmarkEnd w:id="35"/>
+    </w:p>
+    <w:p>
+      <w:pPr>
+        <w:spacing w:after="0"/>
+        <w:jc w:val="center"/>
         <w:rPr>
           <w:b/>
           <w:bCs/>
@@ -5405,7 +6622,57 @@
           <w:bCs/>
           <w:lang w:val="en-US"/>
         </w:rPr>
-        <w:t>UC-03: Kiểm kê</w:t>
+        <w:t>Sơ đồ UC-03: Kiểm kê</w:t>
+      </w:r>
+      <w:r>
+        <w:rPr>
+          <w:b/>
+          <w:bCs/>
+          <w:lang w:val="en-US"/>
+        </w:rPr>
+        <w:br/>
+      </w:r>
+      <w:r>
+        <w:rPr>
+          <w:b/>
+          <w:bCs/>
+          <w:lang w:val="en-US"/>
+        </w:rPr>
+        <w:drawing>
+          <wp:inline distT="0" distB="0" distL="0" distR="0" wp14:anchorId="5B04D875" wp14:editId="131EF862">
+            <wp:extent cx="5071287" cy="3400425"/>
+            <wp:effectExtent l="0" t="0" r="0" b="0"/>
+            <wp:docPr id="754462986" name="Picture 1" descr="A diagram of a diagram&#10;&#10;AI-generated content may be incorrect."/>
+            <wp:cNvGraphicFramePr>
+              <a:graphicFrameLocks xmlns:a="http://schemas.openxmlformats.org/drawingml/2006/main" noChangeAspect="1"/>
+            </wp:cNvGraphicFramePr>
+            <a:graphic xmlns:a="http://schemas.openxmlformats.org/drawingml/2006/main">
+              <a:graphicData uri="http://schemas.openxmlformats.org/drawingml/2006/picture">
+                <pic:pic xmlns:pic="http://schemas.openxmlformats.org/drawingml/2006/picture">
+                  <pic:nvPicPr>
+                    <pic:cNvPr id="754462986" name="Picture 1" descr="A diagram of a diagram&#10;&#10;AI-generated content may be incorrect."/>
+                    <pic:cNvPicPr/>
+                  </pic:nvPicPr>
+                  <pic:blipFill>
+                    <a:blip r:embed="rId17"/>
+                    <a:stretch>
+                      <a:fillRect/>
+                    </a:stretch>
+                  </pic:blipFill>
+                  <pic:spPr>
+                    <a:xfrm>
+                      <a:off x="0" y="0"/>
+                      <a:ext cx="5084181" cy="3409071"/>
+                    </a:xfrm>
+                    <a:prstGeom prst="rect">
+                      <a:avLst/>
+                    </a:prstGeom>
+                  </pic:spPr>
+                </pic:pic>
+              </a:graphicData>
+            </a:graphic>
+          </wp:inline>
+        </w:drawing>
       </w:r>
     </w:p>
     <w:tbl>
@@ -5455,6 +6722,7 @@
                 <w:b/>
                 <w:bCs/>
               </w:rPr>
+              <w:lastRenderedPageBreak/>
               <w:t>Mục</w:t>
             </w:r>
           </w:p>
@@ -5720,7 +6988,6 @@
               <w:spacing w:after="0"/>
             </w:pPr>
             <w:r>
-              <w:lastRenderedPageBreak/>
               <w:t>Luồng chính</w:t>
             </w:r>
           </w:p>
@@ -5914,24 +7181,29 @@
     </w:tbl>
     <w:p>
       <w:pPr>
-        <w:rPr>
-          <w:lang w:val="en-US"/>
-        </w:rPr>
-      </w:pPr>
-      <w:r>
+        <w:jc w:val="center"/>
         <w:rPr>
           <w:b/>
           <w:bCs/>
-        </w:rPr>
-        <w:t>Biểu đồ Tuần tự minh họa (Sequence Diagram):</w:t>
-      </w:r>
+          <w:lang w:val="en-US"/>
+        </w:rPr>
+      </w:pPr>
     </w:p>
     <w:p>
       <w:pPr>
-        <w:rPr>
-          <w:lang w:val="en-US"/>
-        </w:rPr>
-      </w:pPr>
+        <w:jc w:val="center"/>
+        <w:rPr>
+          <w:lang w:val="en-US"/>
+        </w:rPr>
+      </w:pPr>
+      <w:r>
+        <w:rPr>
+          <w:b/>
+          <w:bCs/>
+        </w:rPr>
+        <w:lastRenderedPageBreak/>
+        <w:t>Biểu đồ Tuần tự minh họa (Sequence Diagram):</w:t>
+      </w:r>
       <w:r>
         <w:rPr>
           <w:lang w:val="en-US"/>
@@ -5952,7 +7224,7 @@
                     <pic:cNvPicPr/>
                   </pic:nvPicPr>
                   <pic:blipFill>
-                    <a:blip r:embed="rId13"/>
+                    <a:blip r:embed="rId18"/>
                     <a:stretch>
                       <a:fillRect/>
                     </a:stretch>
@@ -5975,24 +7247,89 @@
     </w:p>
     <w:p>
       <w:pPr>
-        <w:rPr>
-          <w:lang w:val="en-US"/>
-        </w:rPr>
-      </w:pPr>
+        <w:pStyle w:val="Heading3"/>
+        <w:rPr>
+          <w:lang w:val="en-US"/>
+        </w:rPr>
+      </w:pPr>
+      <w:bookmarkStart w:id="36" w:name="_Toc214252935"/>
+      <w:r>
+        <w:rPr>
+          <w:lang w:val="en-US"/>
+        </w:rPr>
+        <w:t xml:space="preserve">2.4. </w:t>
+      </w:r>
+      <w:r>
+        <w:t>UC-04: Cảnh báo tồn kho thấp</w:t>
+      </w:r>
+      <w:bookmarkEnd w:id="36"/>
     </w:p>
     <w:p>
       <w:pPr>
+        <w:jc w:val="center"/>
         <w:rPr>
           <w:b/>
           <w:bCs/>
+          <w:lang w:val="en-US"/>
         </w:rPr>
       </w:pPr>
       <w:r>
         <w:rPr>
           <w:b/>
           <w:bCs/>
-        </w:rPr>
-        <w:t>UC-04: Cảnh báo tồn kho thấp</w:t>
+          <w:lang w:val="en-US"/>
+        </w:rPr>
+        <w:t>Sơ đồ UC-04: Cảnh báo Tồn kho thấp</w:t>
+      </w:r>
+      <w:r>
+        <w:rPr>
+          <w:b/>
+          <w:bCs/>
+          <w:lang w:val="en-US"/>
+        </w:rPr>
+        <w:br/>
+      </w:r>
+      <w:r>
+        <w:rPr>
+          <w:b/>
+          <w:bCs/>
+          <w:lang w:val="en-US"/>
+        </w:rPr>
+        <w:drawing>
+          <wp:inline distT="0" distB="0" distL="0" distR="0" wp14:anchorId="5A428C2A" wp14:editId="13C7EE96">
+            <wp:extent cx="5532120" cy="3915536"/>
+            <wp:effectExtent l="0" t="0" r="0" b="8890"/>
+            <wp:docPr id="1141110819" name="Picture 1" descr="A diagram of a flowchart&#10;&#10;AI-generated content may be incorrect."/>
+            <wp:cNvGraphicFramePr>
+              <a:graphicFrameLocks xmlns:a="http://schemas.openxmlformats.org/drawingml/2006/main" noChangeAspect="1"/>
+            </wp:cNvGraphicFramePr>
+            <a:graphic xmlns:a="http://schemas.openxmlformats.org/drawingml/2006/main">
+              <a:graphicData uri="http://schemas.openxmlformats.org/drawingml/2006/picture">
+                <pic:pic xmlns:pic="http://schemas.openxmlformats.org/drawingml/2006/picture">
+                  <pic:nvPicPr>
+                    <pic:cNvPr id="1141110819" name="Picture 1" descr="A diagram of a flowchart&#10;&#10;AI-generated content may be incorrect."/>
+                    <pic:cNvPicPr/>
+                  </pic:nvPicPr>
+                  <pic:blipFill>
+                    <a:blip r:embed="rId19"/>
+                    <a:stretch>
+                      <a:fillRect/>
+                    </a:stretch>
+                  </pic:blipFill>
+                  <pic:spPr>
+                    <a:xfrm>
+                      <a:off x="0" y="0"/>
+                      <a:ext cx="5565534" cy="3939186"/>
+                    </a:xfrm>
+                    <a:prstGeom prst="rect">
+                      <a:avLst/>
+                    </a:prstGeom>
+                  </pic:spPr>
+                </pic:pic>
+              </a:graphicData>
+            </a:graphic>
+          </wp:inline>
+        </w:drawing>
       </w:r>
     </w:p>
     <w:tbl>
@@ -6042,6 +7379,7 @@
                 <w:b/>
                 <w:bCs/>
               </w:rPr>
+              <w:lastRenderedPageBreak/>
               <w:t>Mục</w:t>
             </w:r>
           </w:p>
@@ -6147,7 +7485,6 @@
               <w:spacing w:after="0"/>
             </w:pPr>
             <w:r>
-              <w:lastRenderedPageBreak/>
               <w:t>Mục tiêu</w:t>
             </w:r>
           </w:p>
@@ -6448,9 +7785,7 @@
     </w:tbl>
     <w:p>
       <w:pPr>
-        <w:rPr>
-          <w:lang w:val="en-US"/>
-        </w:rPr>
+        <w:jc w:val="center"/>
       </w:pPr>
       <w:r>
         <w:rPr>
@@ -6459,21 +7794,14 @@
         </w:rPr>
         <w:t>Biểu đồ Tuần tự minh họa (Sequence Diagram):</w:t>
       </w:r>
-    </w:p>
-    <w:p>
-      <w:pPr>
-        <w:rPr>
-          <w:lang w:val="en-US"/>
-        </w:rPr>
-      </w:pPr>
       <w:r>
         <w:rPr>
           <w:lang w:val="en-US"/>
         </w:rPr>
         <w:drawing>
-          <wp:inline distT="0" distB="0" distL="0" distR="0" wp14:anchorId="1C4E93E9" wp14:editId="1FFB599E">
-            <wp:extent cx="5760720" cy="3450590"/>
-            <wp:effectExtent l="0" t="0" r="0" b="0"/>
+          <wp:inline distT="0" distB="0" distL="0" distR="0" wp14:anchorId="1C4E93E9" wp14:editId="267CC0E6">
+            <wp:extent cx="5170212" cy="3096883"/>
+            <wp:effectExtent l="0" t="0" r="0" b="8890"/>
             <wp:docPr id="623816801" name="Picture 1" descr="A diagram of a diagram&#10;&#10;AI-generated content may be incorrect."/>
             <wp:cNvGraphicFramePr>
               <a:graphicFrameLocks xmlns:a="http://schemas.openxmlformats.org/drawingml/2006/main" noChangeAspect="1"/>
@@ -6486,7 +7814,7 @@
                     <pic:cNvPicPr/>
                   </pic:nvPicPr>
                   <pic:blipFill>
-                    <a:blip r:embed="rId14"/>
+                    <a:blip r:embed="rId20"/>
                     <a:stretch>
                       <a:fillRect/>
                     </a:stretch>
@@ -6494,7 +7822,7 @@
                   <pic:spPr>
                     <a:xfrm>
                       <a:off x="0" y="0"/>
-                      <a:ext cx="5760720" cy="3450590"/>
+                      <a:ext cx="5194386" cy="3111363"/>
                     </a:xfrm>
                     <a:prstGeom prst="rect">
                       <a:avLst/>
@@ -6507,8 +7835,1790 @@
         </w:drawing>
       </w:r>
     </w:p>
+    <w:p>
+      <w:pPr>
+        <w:pStyle w:val="Heading2"/>
+        <w:rPr>
+          <w:bCs/>
+        </w:rPr>
+      </w:pPr>
+      <w:bookmarkStart w:id="37" w:name="_Toc213742955"/>
+      <w:bookmarkStart w:id="38" w:name="_Toc214252936"/>
+      <w:r>
+        <w:lastRenderedPageBreak/>
+        <w:t>3. Yêu cầu phi chức năng</w:t>
+      </w:r>
+      <w:r>
+        <w:rPr>
+          <w:lang w:val="en-US"/>
+        </w:rPr>
+        <w:t xml:space="preserve"> </w:t>
+      </w:r>
+      <w:r>
+        <w:rPr>
+          <w:bCs/>
+        </w:rPr>
+        <w:t>(Non-functional Requirements)</w:t>
+      </w:r>
+      <w:bookmarkEnd w:id="38"/>
+      <w:r>
+        <w:rPr>
+          <w:bCs/>
+        </w:rPr>
+        <w:t xml:space="preserve"> </w:t>
+      </w:r>
+    </w:p>
+    <w:tbl>
+      <w:tblPr>
+        <w:tblStyle w:val="TableGrid"/>
+        <w:tblW w:w="0" w:type="auto"/>
+        <w:tblCellMar>
+          <w:top w:w="85" w:type="dxa"/>
+          <w:left w:w="85" w:type="dxa"/>
+          <w:bottom w:w="85" w:type="dxa"/>
+          <w:right w:w="85" w:type="dxa"/>
+        </w:tblCellMar>
+        <w:tblLook w:val="04A0" w:firstRow="1" w:lastRow="0" w:firstColumn="1" w:lastColumn="0" w:noHBand="0" w:noVBand="1"/>
+      </w:tblPr>
+      <w:tblGrid>
+        <w:gridCol w:w="1696"/>
+        <w:gridCol w:w="1701"/>
+        <w:gridCol w:w="5665"/>
+      </w:tblGrid>
+      <w:tr>
+        <w:tc>
+          <w:tcPr>
+            <w:tcW w:w="1696" w:type="dxa"/>
+            <w:vAlign w:val="center"/>
+          </w:tcPr>
+          <w:p>
+            <w:pPr>
+              <w:jc w:val="center"/>
+              <w:rPr>
+                <w:b/>
+                <w:bCs/>
+                <w:lang w:val="en-US"/>
+              </w:rPr>
+            </w:pPr>
+            <w:r>
+              <w:rPr>
+                <w:b/>
+                <w:bCs/>
+                <w:lang w:val="en-US"/>
+              </w:rPr>
+              <w:t>Mã</w:t>
+            </w:r>
+          </w:p>
+        </w:tc>
+        <w:tc>
+          <w:tcPr>
+            <w:tcW w:w="1701" w:type="dxa"/>
+            <w:vAlign w:val="center"/>
+          </w:tcPr>
+          <w:p>
+            <w:pPr>
+              <w:jc w:val="center"/>
+              <w:rPr>
+                <w:b/>
+                <w:bCs/>
+                <w:lang w:val="en-US"/>
+              </w:rPr>
+            </w:pPr>
+            <w:r>
+              <w:rPr>
+                <w:b/>
+                <w:bCs/>
+                <w:lang w:val="en-US"/>
+              </w:rPr>
+              <w:t>Loại yêu cầu</w:t>
+            </w:r>
+          </w:p>
+        </w:tc>
+        <w:tc>
+          <w:tcPr>
+            <w:tcW w:w="5665" w:type="dxa"/>
+            <w:vAlign w:val="center"/>
+          </w:tcPr>
+          <w:p>
+            <w:pPr>
+              <w:jc w:val="center"/>
+              <w:rPr>
+                <w:b/>
+                <w:bCs/>
+                <w:lang w:val="en-US"/>
+              </w:rPr>
+            </w:pPr>
+            <w:r>
+              <w:rPr>
+                <w:b/>
+                <w:bCs/>
+                <w:lang w:val="en-US"/>
+              </w:rPr>
+              <w:t>Mô tả chi tiết</w:t>
+            </w:r>
+          </w:p>
+        </w:tc>
+      </w:tr>
+      <w:tr>
+        <w:tc>
+          <w:tcPr>
+            <w:tcW w:w="9062" w:type="dxa"/>
+            <w:gridSpan w:val="3"/>
+            <w:vAlign w:val="center"/>
+          </w:tcPr>
+          <w:p>
+            <w:pPr>
+              <w:jc w:val="center"/>
+              <w:rPr>
+                <w:b/>
+                <w:bCs/>
+                <w:lang w:val="en-US"/>
+              </w:rPr>
+            </w:pPr>
+            <w:r>
+              <w:rPr>
+                <w:b/>
+                <w:bCs/>
+                <w:lang w:val="en-US"/>
+              </w:rPr>
+              <w:t xml:space="preserve">Hiệu năng </w:t>
+            </w:r>
+            <w:r>
+              <w:rPr>
+                <w:b/>
+                <w:bCs/>
+              </w:rPr>
+              <w:t>(Performance)</w:t>
+            </w:r>
+          </w:p>
+        </w:tc>
+      </w:tr>
+      <w:tr>
+        <w:tc>
+          <w:tcPr>
+            <w:tcW w:w="1696" w:type="dxa"/>
+          </w:tcPr>
+          <w:p>
+            <w:pPr>
+              <w:rPr>
+                <w:lang w:val="en-US"/>
+              </w:rPr>
+            </w:pPr>
+            <w:r>
+              <w:rPr>
+                <w:lang w:val="en-US"/>
+              </w:rPr>
+              <w:t>PER-01</w:t>
+            </w:r>
+          </w:p>
+        </w:tc>
+        <w:tc>
+          <w:tcPr>
+            <w:tcW w:w="1701" w:type="dxa"/>
+          </w:tcPr>
+          <w:p>
+            <w:pPr>
+              <w:rPr>
+                <w:lang w:val="en-US"/>
+              </w:rPr>
+            </w:pPr>
+            <w:r>
+              <w:rPr>
+                <w:lang w:val="en-US"/>
+              </w:rPr>
+              <w:t xml:space="preserve">Thời gian phản hồi </w:t>
+            </w:r>
+          </w:p>
+        </w:tc>
+        <w:tc>
+          <w:tcPr>
+            <w:tcW w:w="5665" w:type="dxa"/>
+          </w:tcPr>
+          <w:p>
+            <w:pPr>
+              <w:tabs>
+                <w:tab w:val="left" w:pos="1695"/>
+              </w:tabs>
+            </w:pPr>
+            <w:r>
+              <w:t xml:space="preserve">Thời gian phản hồi cho tác vụ "Cập nhật Tồn kho" (ngay sau khi Nhân viên kho quét mã vạch) không được vượt quá </w:t>
+            </w:r>
+            <w:r>
+              <w:rPr>
+                <w:b/>
+                <w:bCs/>
+              </w:rPr>
+              <w:t>1 giây</w:t>
+            </w:r>
+          </w:p>
+        </w:tc>
+      </w:tr>
+      <w:tr>
+        <w:tc>
+          <w:tcPr>
+            <w:tcW w:w="1696" w:type="dxa"/>
+          </w:tcPr>
+          <w:p>
+            <w:r>
+              <w:rPr>
+                <w:lang w:val="en-US"/>
+              </w:rPr>
+              <w:t>PER-0</w:t>
+            </w:r>
+            <w:r>
+              <w:rPr>
+                <w:lang w:val="en-US"/>
+              </w:rPr>
+              <w:t>2</w:t>
+            </w:r>
+          </w:p>
+        </w:tc>
+        <w:tc>
+          <w:tcPr>
+            <w:tcW w:w="1701" w:type="dxa"/>
+          </w:tcPr>
+          <w:p>
+            <w:pPr>
+              <w:rPr>
+                <w:lang w:val="en-US"/>
+              </w:rPr>
+            </w:pPr>
+            <w:r>
+              <w:rPr>
+                <w:lang w:val="en-US"/>
+              </w:rPr>
+              <w:t>Thời gian tải</w:t>
+            </w:r>
+          </w:p>
+        </w:tc>
+        <w:tc>
+          <w:tcPr>
+            <w:tcW w:w="5665" w:type="dxa"/>
+          </w:tcPr>
+          <w:p>
+            <w:r>
+              <w:t>Báo cáo "Tổng hợp Tồn kho cuối tháng" (với dữ liệu 1 năm) phải được tải và hiển thị</w:t>
+            </w:r>
+            <w:r>
+              <w:t xml:space="preserve"> </w:t>
+            </w:r>
+            <w:r>
+              <w:t>trong</w:t>
+            </w:r>
+            <w:r>
+              <w:t xml:space="preserve"> </w:t>
+            </w:r>
+            <w:r>
+              <w:t>vòng</w:t>
+            </w:r>
+            <w:r>
+              <w:t xml:space="preserve"> </w:t>
+            </w:r>
+            <w:r>
+              <w:rPr>
+                <w:b/>
+                <w:bCs/>
+              </w:rPr>
+              <w:t>10</w:t>
+            </w:r>
+            <w:r>
+              <w:rPr>
+                <w:b/>
+                <w:bCs/>
+              </w:rPr>
+              <w:t xml:space="preserve"> </w:t>
+            </w:r>
+            <w:r>
+              <w:rPr>
+                <w:b/>
+                <w:bCs/>
+              </w:rPr>
+              <w:t>giây</w:t>
+            </w:r>
+            <w:r>
+              <w:t>.</w:t>
+            </w:r>
+          </w:p>
+        </w:tc>
+      </w:tr>
+      <w:tr>
+        <w:tc>
+          <w:tcPr>
+            <w:tcW w:w="1696" w:type="dxa"/>
+          </w:tcPr>
+          <w:p>
+            <w:r>
+              <w:rPr>
+                <w:lang w:val="en-US"/>
+              </w:rPr>
+              <w:t>PER-0</w:t>
+            </w:r>
+            <w:r>
+              <w:rPr>
+                <w:lang w:val="en-US"/>
+              </w:rPr>
+              <w:t>3</w:t>
+            </w:r>
+          </w:p>
+        </w:tc>
+        <w:tc>
+          <w:tcPr>
+            <w:tcW w:w="1701" w:type="dxa"/>
+          </w:tcPr>
+          <w:p>
+            <w:pPr>
+              <w:rPr>
+                <w:lang w:val="en-US"/>
+              </w:rPr>
+            </w:pPr>
+            <w:r>
+              <w:rPr>
+                <w:lang w:val="en-US"/>
+              </w:rPr>
+              <w:t>Khả năng chịu tải</w:t>
+            </w:r>
+          </w:p>
+        </w:tc>
+        <w:tc>
+          <w:tcPr>
+            <w:tcW w:w="5665" w:type="dxa"/>
+          </w:tcPr>
+          <w:p>
+            <w:pPr>
+              <w:tabs>
+                <w:tab w:val="left" w:pos="1635"/>
+              </w:tabs>
+            </w:pPr>
+            <w:r>
+              <w:t xml:space="preserve">Hệ thống phải xử lý được đồng thời </w:t>
+            </w:r>
+            <w:r>
+              <w:rPr>
+                <w:b/>
+                <w:bCs/>
+              </w:rPr>
+              <w:t>50 Nhân viên kho</w:t>
+            </w:r>
+            <w:r>
+              <w:t xml:space="preserve"> cùng thực hiện thao tác Nhập/Xuất kho mà không làm tăng thời gian phản hồi (của PER-01).</w:t>
+            </w:r>
+          </w:p>
+        </w:tc>
+      </w:tr>
+      <w:tr>
+        <w:tc>
+          <w:tcPr>
+            <w:tcW w:w="9062" w:type="dxa"/>
+            <w:gridSpan w:val="3"/>
+            <w:vAlign w:val="center"/>
+          </w:tcPr>
+          <w:p>
+            <w:pPr>
+              <w:jc w:val="center"/>
+              <w:rPr>
+                <w:b/>
+                <w:bCs/>
+                <w:lang w:val="en-US"/>
+              </w:rPr>
+            </w:pPr>
+            <w:r>
+              <w:rPr>
+                <w:b/>
+                <w:bCs/>
+              </w:rPr>
+              <w:t>Tính Dễ Sử Dụng (Usability)</w:t>
+            </w:r>
+          </w:p>
+        </w:tc>
+      </w:tr>
+      <w:tr>
+        <w:tc>
+          <w:tcPr>
+            <w:tcW w:w="1696" w:type="dxa"/>
+          </w:tcPr>
+          <w:p>
+            <w:pPr>
+              <w:rPr>
+                <w:lang w:val="en-US"/>
+              </w:rPr>
+            </w:pPr>
+            <w:r>
+              <w:rPr>
+                <w:lang w:val="en-US"/>
+              </w:rPr>
+              <w:t>USA-01</w:t>
+            </w:r>
+          </w:p>
+        </w:tc>
+        <w:tc>
+          <w:tcPr>
+            <w:tcW w:w="1701" w:type="dxa"/>
+          </w:tcPr>
+          <w:p>
+            <w:r>
+              <w:t>Khả năng học</w:t>
+            </w:r>
+          </w:p>
+        </w:tc>
+        <w:tc>
+          <w:tcPr>
+            <w:tcW w:w="5665" w:type="dxa"/>
+          </w:tcPr>
+          <w:p>
+            <w:r>
+              <w:t xml:space="preserve">Một Nhân viên Kho mới, sau </w:t>
+            </w:r>
+            <w:r>
+              <w:rPr>
+                <w:b/>
+                <w:bCs/>
+              </w:rPr>
+              <w:t>10 phút</w:t>
+            </w:r>
+            <w:r>
+              <w:t xml:space="preserve"> đào tạo cơ bản, phải có thể tự mình thực hiện chức năng Nhập hoặc Xuất Kho với độ chính xác trên </w:t>
+            </w:r>
+            <w:r>
+              <w:rPr>
+                <w:b/>
+                <w:bCs/>
+              </w:rPr>
+              <w:t>98%</w:t>
+            </w:r>
+            <w:r>
+              <w:t>.</w:t>
+            </w:r>
+          </w:p>
+        </w:tc>
+      </w:tr>
+      <w:tr>
+        <w:tc>
+          <w:tcPr>
+            <w:tcW w:w="1696" w:type="dxa"/>
+          </w:tcPr>
+          <w:p>
+            <w:pPr>
+              <w:rPr>
+                <w:lang w:val="en-US"/>
+              </w:rPr>
+            </w:pPr>
+            <w:r>
+              <w:rPr>
+                <w:lang w:val="en-US"/>
+              </w:rPr>
+              <w:t>USA-02</w:t>
+            </w:r>
+          </w:p>
+        </w:tc>
+        <w:tc>
+          <w:tcPr>
+            <w:tcW w:w="1701" w:type="dxa"/>
+          </w:tcPr>
+          <w:p>
+            <w:r>
+              <w:t>Giảm thiểu lỗi</w:t>
+            </w:r>
+          </w:p>
+        </w:tc>
+        <w:tc>
+          <w:tcPr>
+            <w:tcW w:w="5665" w:type="dxa"/>
+          </w:tcPr>
+          <w:p>
+            <w:r>
+              <w:t>Hệ thống phải có cơ chế xác nhận (pop-up "Bạn có chắc chắn?") trước khi người dùng thực hiện các thao tác xóa vĩnh viễn hoặc điều chỉnh tồn kho thủ công.</w:t>
+            </w:r>
+          </w:p>
+        </w:tc>
+      </w:tr>
+      <w:tr>
+        <w:tc>
+          <w:tcPr>
+            <w:tcW w:w="9062" w:type="dxa"/>
+            <w:gridSpan w:val="3"/>
+            <w:vAlign w:val="center"/>
+          </w:tcPr>
+          <w:p>
+            <w:pPr>
+              <w:jc w:val="center"/>
+              <w:rPr>
+                <w:b/>
+                <w:bCs/>
+                <w:lang w:val="en-US"/>
+              </w:rPr>
+            </w:pPr>
+            <w:r>
+              <w:rPr>
+                <w:b/>
+                <w:bCs/>
+              </w:rPr>
+              <w:t>Độ tin cậy &amp; Khả dụng (Reliability &amp; Availability)</w:t>
+            </w:r>
+          </w:p>
+        </w:tc>
+      </w:tr>
+      <w:tr>
+        <w:tc>
+          <w:tcPr>
+            <w:tcW w:w="1696" w:type="dxa"/>
+          </w:tcPr>
+          <w:p>
+            <w:pPr>
+              <w:rPr>
+                <w:lang w:val="en-US"/>
+              </w:rPr>
+            </w:pPr>
+            <w:r>
+              <w:t>REL-01</w:t>
+            </w:r>
+          </w:p>
+        </w:tc>
+        <w:tc>
+          <w:tcPr>
+            <w:tcW w:w="1701" w:type="dxa"/>
+          </w:tcPr>
+          <w:p>
+            <w:r>
+              <w:t>Độ tin cậy (Uptime)</w:t>
+            </w:r>
+          </w:p>
+        </w:tc>
+        <w:tc>
+          <w:tcPr>
+            <w:tcW w:w="5665" w:type="dxa"/>
+          </w:tcPr>
+          <w:p>
+            <w:r>
+              <w:t xml:space="preserve">Hệ thống phải có khả năng hoạt động liên tục (uptime) </w:t>
+            </w:r>
+            <w:r>
+              <w:rPr>
+                <w:b/>
+                <w:bCs/>
+              </w:rPr>
+              <w:t>99.9%</w:t>
+            </w:r>
+            <w:r>
+              <w:t xml:space="preserve"> trong giờ làm việc (8:00 sáng - 17:00 chiều, Thứ 2 - Thứ 7).</w:t>
+            </w:r>
+          </w:p>
+        </w:tc>
+      </w:tr>
+      <w:tr>
+        <w:tc>
+          <w:tcPr>
+            <w:tcW w:w="1696" w:type="dxa"/>
+          </w:tcPr>
+          <w:p>
+            <w:pPr>
+              <w:rPr>
+                <w:lang w:val="en-US"/>
+              </w:rPr>
+            </w:pPr>
+            <w:r>
+              <w:t>REL-0</w:t>
+            </w:r>
+            <w:r>
+              <w:rPr>
+                <w:lang w:val="en-US"/>
+              </w:rPr>
+              <w:t>2</w:t>
+            </w:r>
+          </w:p>
+        </w:tc>
+        <w:tc>
+          <w:tcPr>
+            <w:tcW w:w="1701" w:type="dxa"/>
+          </w:tcPr>
+          <w:p>
+            <w:r>
+              <w:t>Phục hồi sau lỗi</w:t>
+            </w:r>
+          </w:p>
+        </w:tc>
+        <w:tc>
+          <w:tcPr>
+            <w:tcW w:w="5665" w:type="dxa"/>
+          </w:tcPr>
+          <w:p>
+            <w:r>
+              <w:t>Trong trường hợp mất điện đột ngột, hệ thống phải có khả năng tự động lưu lại trạng thái giao dịch đang dang dở. Khi có điện trở lại, dữ liệu không bị mất và người dùng có thể tiếp tục.</w:t>
+            </w:r>
+          </w:p>
+        </w:tc>
+      </w:tr>
+      <w:tr>
+        <w:tc>
+          <w:tcPr>
+            <w:tcW w:w="9062" w:type="dxa"/>
+            <w:gridSpan w:val="3"/>
+            <w:vAlign w:val="center"/>
+          </w:tcPr>
+          <w:p>
+            <w:pPr>
+              <w:jc w:val="center"/>
+              <w:rPr>
+                <w:b/>
+                <w:bCs/>
+                <w:lang w:val="en-US"/>
+              </w:rPr>
+            </w:pPr>
+            <w:r>
+              <w:rPr>
+                <w:b/>
+                <w:bCs/>
+              </w:rPr>
+              <w:t>Bảo mật (Security)</w:t>
+            </w:r>
+          </w:p>
+        </w:tc>
+      </w:tr>
+      <w:tr>
+        <w:tc>
+          <w:tcPr>
+            <w:tcW w:w="1696" w:type="dxa"/>
+          </w:tcPr>
+          <w:p>
+            <w:pPr>
+              <w:rPr>
+                <w:lang w:val="en-US"/>
+              </w:rPr>
+            </w:pPr>
+            <w:r>
+              <w:t>SEC-01</w:t>
+            </w:r>
+          </w:p>
+        </w:tc>
+        <w:tc>
+          <w:tcPr>
+            <w:tcW w:w="1701" w:type="dxa"/>
+          </w:tcPr>
+          <w:p>
+            <w:pPr>
+              <w:jc w:val="center"/>
+            </w:pPr>
+            <w:r>
+              <w:t>Phân quyền</w:t>
+            </w:r>
+          </w:p>
+        </w:tc>
+        <w:tc>
+          <w:tcPr>
+            <w:tcW w:w="5665" w:type="dxa"/>
+          </w:tcPr>
+          <w:p>
+            <w:r>
+              <w:t>Chỉ người dùng có vai trò "Quản lý Kho" mới có quyền truy cập chức năng 'Điều chỉnh Tồn kho' thủ công.</w:t>
+            </w:r>
+          </w:p>
+        </w:tc>
+      </w:tr>
+      <w:tr>
+        <w:tc>
+          <w:tcPr>
+            <w:tcW w:w="1696" w:type="dxa"/>
+          </w:tcPr>
+          <w:p>
+            <w:pPr>
+              <w:rPr>
+                <w:lang w:val="en-US"/>
+              </w:rPr>
+            </w:pPr>
+            <w:r>
+              <w:t>SEC-0</w:t>
+            </w:r>
+            <w:r>
+              <w:rPr>
+                <w:lang w:val="en-US"/>
+              </w:rPr>
+              <w:t>2</w:t>
+            </w:r>
+          </w:p>
+        </w:tc>
+        <w:tc>
+          <w:tcPr>
+            <w:tcW w:w="1701" w:type="dxa"/>
+          </w:tcPr>
+          <w:p>
+            <w:pPr>
+              <w:jc w:val="center"/>
+            </w:pPr>
+            <w:r>
+              <w:t>Xác thực</w:t>
+            </w:r>
+          </w:p>
+        </w:tc>
+        <w:tc>
+          <w:tcPr>
+            <w:tcW w:w="5665" w:type="dxa"/>
+          </w:tcPr>
+          <w:p>
+            <w:pPr>
+              <w:tabs>
+                <w:tab w:val="left" w:pos="3285"/>
+              </w:tabs>
+            </w:pPr>
+            <w:r>
+              <w:t xml:space="preserve">Mật khẩu người dùng phải có tối thiểu 8 ký tự, bao gồm chữ hoa, chữ thường, số và ký tự đặc </w:t>
+            </w:r>
+            <w:r>
+              <w:lastRenderedPageBreak/>
+              <w:t>biệt. Hệ thống phải tự động khóa tài khoản sau 5 lần đăng nhập sai.</w:t>
+            </w:r>
+          </w:p>
+        </w:tc>
+      </w:tr>
+      <w:tr>
+        <w:tc>
+          <w:tcPr>
+            <w:tcW w:w="9062" w:type="dxa"/>
+            <w:gridSpan w:val="3"/>
+            <w:vAlign w:val="center"/>
+          </w:tcPr>
+          <w:p>
+            <w:pPr>
+              <w:jc w:val="center"/>
+              <w:rPr>
+                <w:b/>
+                <w:bCs/>
+                <w:lang w:val="en-US"/>
+              </w:rPr>
+            </w:pPr>
+            <w:r>
+              <w:rPr>
+                <w:b/>
+                <w:bCs/>
+              </w:rPr>
+              <w:lastRenderedPageBreak/>
+              <w:t>Tính Tương thích (Compatibility)</w:t>
+            </w:r>
+          </w:p>
+        </w:tc>
+      </w:tr>
+      <w:tr>
+        <w:tc>
+          <w:tcPr>
+            <w:tcW w:w="1696" w:type="dxa"/>
+          </w:tcPr>
+          <w:p>
+            <w:pPr>
+              <w:rPr>
+                <w:lang w:val="en-US"/>
+              </w:rPr>
+            </w:pPr>
+            <w:r>
+              <w:t>COM-01</w:t>
+            </w:r>
+          </w:p>
+        </w:tc>
+        <w:tc>
+          <w:tcPr>
+            <w:tcW w:w="1701" w:type="dxa"/>
+          </w:tcPr>
+          <w:p>
+            <w:r>
+              <w:t>Tương thích phần cứng</w:t>
+            </w:r>
+          </w:p>
+        </w:tc>
+        <w:tc>
+          <w:tcPr>
+            <w:tcW w:w="5665" w:type="dxa"/>
+          </w:tcPr>
+          <w:p>
+            <w:r>
+              <w:t>Hệ thống phải hoạt động ổn định với các dòng máy quét mã vạch (Handheld scanner) model X, Y, Z đang được công ty sử dụng.</w:t>
+            </w:r>
+          </w:p>
+        </w:tc>
+      </w:tr>
+      <w:tr>
+        <w:tc>
+          <w:tcPr>
+            <w:tcW w:w="1696" w:type="dxa"/>
+          </w:tcPr>
+          <w:p>
+            <w:pPr>
+              <w:rPr>
+                <w:lang w:val="en-US"/>
+              </w:rPr>
+            </w:pPr>
+            <w:r>
+              <w:t>COM-0</w:t>
+            </w:r>
+            <w:r>
+              <w:rPr>
+                <w:lang w:val="en-US"/>
+              </w:rPr>
+              <w:t>2</w:t>
+            </w:r>
+          </w:p>
+        </w:tc>
+        <w:tc>
+          <w:tcPr>
+            <w:tcW w:w="1701" w:type="dxa"/>
+          </w:tcPr>
+          <w:p>
+            <w:r>
+              <w:t>Tương thích trình duyệt</w:t>
+            </w:r>
+          </w:p>
+        </w:tc>
+        <w:tc>
+          <w:tcPr>
+            <w:tcW w:w="5665" w:type="dxa"/>
+          </w:tcPr>
+          <w:p>
+            <w:r>
+              <w:t>Giao diện web dành cho "Quản lý Kho" phải hiển thị chính xác trên 2 phiên bản mới nhất của trình duyệt Google Chrome và Firefox.</w:t>
+            </w:r>
+          </w:p>
+        </w:tc>
+      </w:tr>
+    </w:tbl>
+    <w:p>
+      <w:r>
+        <w:t xml:space="preserve"> </w:t>
+      </w:r>
+    </w:p>
+    <w:p>
+      <w:pPr>
+        <w:pStyle w:val="Heading2"/>
+        <w:rPr>
+          <w:bCs/>
+          <w:lang w:val="en-US"/>
+        </w:rPr>
+      </w:pPr>
+      <w:bookmarkStart w:id="39" w:name="_Toc214252937"/>
+      <w:r>
+        <w:t>4</w:t>
+      </w:r>
+      <w:r>
+        <w:t xml:space="preserve">. </w:t>
+      </w:r>
+      <w:bookmarkEnd w:id="37"/>
+      <w:r>
+        <w:rPr>
+          <w:bCs/>
+        </w:rPr>
+        <w:t>Yêu cầu về Cơ sở dữ liệu Logic</w:t>
+      </w:r>
+      <w:bookmarkEnd w:id="39"/>
+    </w:p>
+    <w:p>
+      <w:pPr>
+        <w:spacing w:after="0"/>
+        <w:ind w:firstLine="720"/>
+        <w:jc w:val="both"/>
+      </w:pPr>
+      <w:r>
+        <w:t xml:space="preserve">Hệ thống bắt buộc phải sử dụng một </w:t>
+      </w:r>
+      <w:r>
+        <w:rPr>
+          <w:b/>
+          <w:bCs/>
+        </w:rPr>
+        <w:t>Hệ quản trị Cơ sở dữ liệu Quan hệ (RDBMS)</w:t>
+      </w:r>
+      <w:r>
+        <w:t xml:space="preserve">. Yêu cầu này xuất phát từ nhu cầu quản lý tồn kho theo thời gian thực, đòi hỏi tính </w:t>
+      </w:r>
+      <w:r>
+        <w:rPr>
+          <w:b/>
+          <w:bCs/>
+        </w:rPr>
+        <w:t>nhất quán (Consistency)</w:t>
+      </w:r>
+      <w:r>
+        <w:t xml:space="preserve"> và </w:t>
+      </w:r>
+      <w:r>
+        <w:rPr>
+          <w:b/>
+          <w:bCs/>
+        </w:rPr>
+        <w:t>toàn vẹn dữ liệu (Integrity)</w:t>
+      </w:r>
+      <w:r>
+        <w:t xml:space="preserve"> ở mức cao nhất cho mọi giao dịch (đặc tính ACID).</w:t>
+      </w:r>
+    </w:p>
+    <w:p>
+      <w:pPr>
+        <w:spacing w:after="0"/>
+        <w:ind w:firstLine="720"/>
+        <w:jc w:val="both"/>
+        <w:rPr>
+          <w:lang w:val="en-US"/>
+        </w:rPr>
+      </w:pPr>
+      <w:r>
+        <w:t>Mô hình dữ liệu logic được thiết kế để loại bỏ dư thừa, đảm bảo tính chính xác của dữ liệu và hỗ trợ hiệu quả cho các nghiệp vụ truy vấn, cập nhật, và báo cáo.</w:t>
+      </w:r>
+    </w:p>
+    <w:p>
+      <w:pPr>
+        <w:spacing w:after="0"/>
+        <w:ind w:firstLine="720"/>
+        <w:jc w:val="both"/>
+        <w:rPr>
+          <w:lang w:val="en-US"/>
+        </w:rPr>
+      </w:pPr>
+      <w:r>
+        <w:t>Mô hình dữ liệu logic tổng thể được thể hiện qua Sơ đồ Quan hệ Thực thể (ERD) dưới đây, sử dụng ký hiệu Chân quạ (Crow's Foot Notation).</w:t>
+      </w:r>
+    </w:p>
+    <w:p>
+      <w:pPr>
+        <w:spacing w:after="0"/>
+        <w:jc w:val="center"/>
+        <w:rPr>
+          <w:lang w:val="en-US"/>
+        </w:rPr>
+      </w:pPr>
+      <w:r>
+        <w:rPr>
+          <w:lang w:val="en-US"/>
+        </w:rPr>
+        <w:drawing>
+          <wp:inline distT="0" distB="0" distL="0" distR="0" wp14:anchorId="611C4CE1" wp14:editId="0FF76211">
+            <wp:extent cx="5760720" cy="3356610"/>
+            <wp:effectExtent l="0" t="0" r="0" b="0"/>
+            <wp:docPr id="600434540" name="Picture 1" descr="A computer screen shot of a computer&#10;&#10;AI-generated content may be incorrect."/>
+            <wp:cNvGraphicFramePr>
+              <a:graphicFrameLocks xmlns:a="http://schemas.openxmlformats.org/drawingml/2006/main" noChangeAspect="1"/>
+            </wp:cNvGraphicFramePr>
+            <a:graphic xmlns:a="http://schemas.openxmlformats.org/drawingml/2006/main">
+              <a:graphicData uri="http://schemas.openxmlformats.org/drawingml/2006/picture">
+                <pic:pic xmlns:pic="http://schemas.openxmlformats.org/drawingml/2006/picture">
+                  <pic:nvPicPr>
+                    <pic:cNvPr id="600434540" name="Picture 1" descr="A computer screen shot of a computer&#10;&#10;AI-generated content may be incorrect."/>
+                    <pic:cNvPicPr/>
+                  </pic:nvPicPr>
+                  <pic:blipFill>
+                    <a:blip r:embed="rId21"/>
+                    <a:stretch>
+                      <a:fillRect/>
+                    </a:stretch>
+                  </pic:blipFill>
+                  <pic:spPr>
+                    <a:xfrm>
+                      <a:off x="0" y="0"/>
+                      <a:ext cx="5760720" cy="3356610"/>
+                    </a:xfrm>
+                    <a:prstGeom prst="rect">
+                      <a:avLst/>
+                    </a:prstGeom>
+                  </pic:spPr>
+                </pic:pic>
+              </a:graphicData>
+            </a:graphic>
+          </wp:inline>
+        </w:drawing>
+      </w:r>
+    </w:p>
+    <w:p>
+      <w:pPr>
+        <w:jc w:val="center"/>
+        <w:rPr>
+          <w:i/>
+          <w:iCs/>
+          <w:sz w:val="24"/>
+          <w:lang w:val="en-US"/>
+        </w:rPr>
+      </w:pPr>
+      <w:r>
+        <w:rPr>
+          <w:i/>
+          <w:iCs/>
+          <w:sz w:val="24"/>
+          <w:lang w:val="en-US"/>
+        </w:rPr>
+        <w:t>Sơ đồ thực thể ERD</w:t>
+      </w:r>
+    </w:p>
+    <w:p>
+      <w:pPr>
+        <w:rPr>
+          <w:lang w:val="en-US"/>
+        </w:rPr>
+      </w:pPr>
+    </w:p>
+    <w:p>
+      <w:pPr>
+        <w:rPr>
+          <w:b/>
+          <w:bCs/>
+          <w:lang w:val="en-US"/>
+        </w:rPr>
+      </w:pPr>
+      <w:r>
+        <w:rPr>
+          <w:b/>
+          <w:bCs/>
+          <w:lang w:val="en-US"/>
+        </w:rPr>
+        <w:lastRenderedPageBreak/>
+        <w:t>Quan hệ, Cardinality và Optionality</w:t>
+      </w:r>
+    </w:p>
+    <w:tbl>
+      <w:tblPr>
+        <w:tblW w:w="0" w:type="auto"/>
+        <w:tblBorders>
+          <w:top w:val="single" w:sz="4" w:space="0" w:color="auto"/>
+          <w:left w:val="single" w:sz="4" w:space="0" w:color="auto"/>
+          <w:bottom w:val="single" w:sz="4" w:space="0" w:color="auto"/>
+          <w:right w:val="single" w:sz="4" w:space="0" w:color="auto"/>
+          <w:insideH w:val="single" w:sz="4" w:space="0" w:color="auto"/>
+          <w:insideV w:val="single" w:sz="4" w:space="0" w:color="auto"/>
+        </w:tblBorders>
+        <w:tblCellMar>
+          <w:top w:w="85" w:type="dxa"/>
+          <w:left w:w="85" w:type="dxa"/>
+          <w:bottom w:w="85" w:type="dxa"/>
+          <w:right w:w="85" w:type="dxa"/>
+        </w:tblCellMar>
+        <w:tblLook w:val="04A0" w:firstRow="1" w:lastRow="0" w:firstColumn="1" w:lastColumn="0" w:noHBand="0" w:noVBand="1"/>
+      </w:tblPr>
+      <w:tblGrid>
+        <w:gridCol w:w="4795"/>
+        <w:gridCol w:w="2526"/>
+        <w:gridCol w:w="1741"/>
+      </w:tblGrid>
+      <w:tr>
+        <w:trPr>
+          <w:tblHeader/>
+        </w:trPr>
+        <w:tc>
+          <w:tcPr>
+            <w:tcW w:w="0" w:type="auto"/>
+            <w:vAlign w:val="center"/>
+            <w:hideMark/>
+          </w:tcPr>
+          <w:p>
+            <w:pPr>
+              <w:jc w:val="center"/>
+              <w:rPr>
+                <w:b/>
+                <w:bCs/>
+                <w:szCs w:val="28"/>
+              </w:rPr>
+            </w:pPr>
+            <w:r>
+              <w:rPr>
+                <w:b/>
+                <w:bCs/>
+                <w:szCs w:val="28"/>
+              </w:rPr>
+              <w:t>Mối quan hệ</w:t>
+            </w:r>
+          </w:p>
+        </w:tc>
+        <w:tc>
+          <w:tcPr>
+            <w:tcW w:w="0" w:type="auto"/>
+            <w:vAlign w:val="center"/>
+            <w:hideMark/>
+          </w:tcPr>
+          <w:p>
+            <w:pPr>
+              <w:jc w:val="center"/>
+              <w:rPr>
+                <w:b/>
+                <w:bCs/>
+                <w:szCs w:val="28"/>
+              </w:rPr>
+            </w:pPr>
+            <w:r>
+              <w:rPr>
+                <w:b/>
+                <w:bCs/>
+                <w:szCs w:val="28"/>
+              </w:rPr>
+              <w:t>Mô tả</w:t>
+            </w:r>
+          </w:p>
+        </w:tc>
+        <w:tc>
+          <w:tcPr>
+            <w:tcW w:w="0" w:type="auto"/>
+            <w:vAlign w:val="center"/>
+            <w:hideMark/>
+          </w:tcPr>
+          <w:p>
+            <w:pPr>
+              <w:jc w:val="center"/>
+              <w:rPr>
+                <w:b/>
+                <w:bCs/>
+                <w:szCs w:val="28"/>
+              </w:rPr>
+            </w:pPr>
+            <w:r>
+              <w:rPr>
+                <w:b/>
+                <w:bCs/>
+                <w:szCs w:val="28"/>
+              </w:rPr>
+              <w:t>Bậc quan hệ</w:t>
+            </w:r>
+          </w:p>
+        </w:tc>
+      </w:tr>
+      <w:tr>
+        <w:tc>
+          <w:tcPr>
+            <w:tcW w:w="0" w:type="auto"/>
+            <w:vAlign w:val="center"/>
+            <w:hideMark/>
+          </w:tcPr>
+          <w:p>
+            <w:pPr>
+              <w:rPr>
+                <w:szCs w:val="28"/>
+              </w:rPr>
+            </w:pPr>
+            <w:r>
+              <w:rPr>
+                <w:szCs w:val="28"/>
+              </w:rPr>
+              <w:t>Kho – ViTri</w:t>
+            </w:r>
+          </w:p>
+        </w:tc>
+        <w:tc>
+          <w:tcPr>
+            <w:tcW w:w="0" w:type="auto"/>
+            <w:vAlign w:val="center"/>
+            <w:hideMark/>
+          </w:tcPr>
+          <w:p>
+            <w:pPr>
+              <w:rPr>
+                <w:szCs w:val="28"/>
+              </w:rPr>
+            </w:pPr>
+            <w:r>
+              <w:rPr>
+                <w:szCs w:val="28"/>
+              </w:rPr>
+              <w:t>1 kho có nhiều vị trí</w:t>
+            </w:r>
+          </w:p>
+        </w:tc>
+        <w:tc>
+          <w:tcPr>
+            <w:tcW w:w="0" w:type="auto"/>
+            <w:vAlign w:val="center"/>
+            <w:hideMark/>
+          </w:tcPr>
+          <w:p>
+            <w:pPr>
+              <w:rPr>
+                <w:szCs w:val="28"/>
+              </w:rPr>
+            </w:pPr>
+            <w:r>
+              <w:rPr>
+                <w:b/>
+                <w:bCs/>
+                <w:szCs w:val="28"/>
+              </w:rPr>
+              <w:t>1 – N</w:t>
+            </w:r>
+          </w:p>
+        </w:tc>
+      </w:tr>
+      <w:tr>
+        <w:tc>
+          <w:tcPr>
+            <w:tcW w:w="0" w:type="auto"/>
+            <w:vAlign w:val="center"/>
+            <w:hideMark/>
+          </w:tcPr>
+          <w:p>
+            <w:pPr>
+              <w:rPr>
+                <w:szCs w:val="28"/>
+              </w:rPr>
+            </w:pPr>
+            <w:r>
+              <w:rPr>
+                <w:szCs w:val="28"/>
+              </w:rPr>
+              <w:t>SanPham – LoHang</w:t>
+            </w:r>
+          </w:p>
+        </w:tc>
+        <w:tc>
+          <w:tcPr>
+            <w:tcW w:w="0" w:type="auto"/>
+            <w:vAlign w:val="center"/>
+            <w:hideMark/>
+          </w:tcPr>
+          <w:p>
+            <w:pPr>
+              <w:rPr>
+                <w:szCs w:val="28"/>
+              </w:rPr>
+            </w:pPr>
+            <w:r>
+              <w:rPr>
+                <w:szCs w:val="28"/>
+              </w:rPr>
+              <w:t>Một SP có nhiều lô</w:t>
+            </w:r>
+          </w:p>
+        </w:tc>
+        <w:tc>
+          <w:tcPr>
+            <w:tcW w:w="0" w:type="auto"/>
+            <w:vAlign w:val="center"/>
+            <w:hideMark/>
+          </w:tcPr>
+          <w:p>
+            <w:pPr>
+              <w:rPr>
+                <w:szCs w:val="28"/>
+              </w:rPr>
+            </w:pPr>
+            <w:r>
+              <w:rPr>
+                <w:b/>
+                <w:bCs/>
+                <w:szCs w:val="28"/>
+              </w:rPr>
+              <w:t>1 – N</w:t>
+            </w:r>
+          </w:p>
+        </w:tc>
+      </w:tr>
+      <w:tr>
+        <w:tc>
+          <w:tcPr>
+            <w:tcW w:w="0" w:type="auto"/>
+            <w:vAlign w:val="center"/>
+            <w:hideMark/>
+          </w:tcPr>
+          <w:p>
+            <w:pPr>
+              <w:rPr>
+                <w:szCs w:val="28"/>
+              </w:rPr>
+            </w:pPr>
+            <w:r>
+              <w:rPr>
+                <w:szCs w:val="28"/>
+              </w:rPr>
+              <w:t>Kho+ViTri+LoHang – TonKho</w:t>
+            </w:r>
+          </w:p>
+        </w:tc>
+        <w:tc>
+          <w:tcPr>
+            <w:tcW w:w="0" w:type="auto"/>
+            <w:vAlign w:val="center"/>
+            <w:hideMark/>
+          </w:tcPr>
+          <w:p>
+            <w:pPr>
+              <w:rPr>
+                <w:szCs w:val="28"/>
+              </w:rPr>
+            </w:pPr>
+            <w:r>
+              <w:rPr>
+                <w:szCs w:val="28"/>
+              </w:rPr>
+              <w:t>Mỗi tổ hợp = một dòng tồn</w:t>
+            </w:r>
+          </w:p>
+        </w:tc>
+        <w:tc>
+          <w:tcPr>
+            <w:tcW w:w="0" w:type="auto"/>
+            <w:vAlign w:val="center"/>
+            <w:hideMark/>
+          </w:tcPr>
+          <w:p>
+            <w:pPr>
+              <w:rPr>
+                <w:szCs w:val="28"/>
+              </w:rPr>
+            </w:pPr>
+            <w:r>
+              <w:rPr>
+                <w:b/>
+                <w:bCs/>
+                <w:szCs w:val="28"/>
+              </w:rPr>
+              <w:t>N – 1 – 1 – 1 (PK gộp)</w:t>
+            </w:r>
+          </w:p>
+        </w:tc>
+      </w:tr>
+      <w:tr>
+        <w:tc>
+          <w:tcPr>
+            <w:tcW w:w="0" w:type="auto"/>
+            <w:vAlign w:val="center"/>
+            <w:hideMark/>
+          </w:tcPr>
+          <w:p>
+            <w:pPr>
+              <w:rPr>
+                <w:szCs w:val="28"/>
+              </w:rPr>
+            </w:pPr>
+            <w:r>
+              <w:rPr>
+                <w:szCs w:val="28"/>
+              </w:rPr>
+              <w:t>PhieuNhap – CT_PhieuNhap</w:t>
+            </w:r>
+          </w:p>
+        </w:tc>
+        <w:tc>
+          <w:tcPr>
+            <w:tcW w:w="0" w:type="auto"/>
+            <w:vAlign w:val="center"/>
+            <w:hideMark/>
+          </w:tcPr>
+          <w:p>
+            <w:pPr>
+              <w:rPr>
+                <w:szCs w:val="28"/>
+              </w:rPr>
+            </w:pPr>
+            <w:r>
+              <w:rPr>
+                <w:szCs w:val="28"/>
+              </w:rPr>
+              <w:t>Một phiếu nhập gồm nhiều dòng</w:t>
+            </w:r>
+          </w:p>
+        </w:tc>
+        <w:tc>
+          <w:tcPr>
+            <w:tcW w:w="0" w:type="auto"/>
+            <w:vAlign w:val="center"/>
+            <w:hideMark/>
+          </w:tcPr>
+          <w:p>
+            <w:pPr>
+              <w:rPr>
+                <w:szCs w:val="28"/>
+              </w:rPr>
+            </w:pPr>
+            <w:r>
+              <w:rPr>
+                <w:b/>
+                <w:bCs/>
+                <w:szCs w:val="28"/>
+              </w:rPr>
+              <w:t>1 – N</w:t>
+            </w:r>
+          </w:p>
+        </w:tc>
+      </w:tr>
+      <w:tr>
+        <w:tc>
+          <w:tcPr>
+            <w:tcW w:w="0" w:type="auto"/>
+            <w:vAlign w:val="center"/>
+            <w:hideMark/>
+          </w:tcPr>
+          <w:p>
+            <w:pPr>
+              <w:rPr>
+                <w:szCs w:val="28"/>
+              </w:rPr>
+            </w:pPr>
+            <w:r>
+              <w:rPr>
+                <w:szCs w:val="28"/>
+              </w:rPr>
+              <w:t>PhieuXuat – CT_PhieuXuat</w:t>
+            </w:r>
+          </w:p>
+        </w:tc>
+        <w:tc>
+          <w:tcPr>
+            <w:tcW w:w="0" w:type="auto"/>
+            <w:vAlign w:val="center"/>
+            <w:hideMark/>
+          </w:tcPr>
+          <w:p>
+            <w:pPr>
+              <w:rPr>
+                <w:szCs w:val="28"/>
+              </w:rPr>
+            </w:pPr>
+            <w:r>
+              <w:rPr>
+                <w:szCs w:val="28"/>
+              </w:rPr>
+              <w:t>Một phiếu xuất gồm nhiều dòng</w:t>
+            </w:r>
+          </w:p>
+        </w:tc>
+        <w:tc>
+          <w:tcPr>
+            <w:tcW w:w="0" w:type="auto"/>
+            <w:vAlign w:val="center"/>
+            <w:hideMark/>
+          </w:tcPr>
+          <w:p>
+            <w:pPr>
+              <w:rPr>
+                <w:szCs w:val="28"/>
+              </w:rPr>
+            </w:pPr>
+            <w:r>
+              <w:rPr>
+                <w:b/>
+                <w:bCs/>
+                <w:szCs w:val="28"/>
+              </w:rPr>
+              <w:t>1 – N</w:t>
+            </w:r>
+          </w:p>
+        </w:tc>
+      </w:tr>
+      <w:tr>
+        <w:tc>
+          <w:tcPr>
+            <w:tcW w:w="0" w:type="auto"/>
+            <w:vAlign w:val="center"/>
+            <w:hideMark/>
+          </w:tcPr>
+          <w:p>
+            <w:pPr>
+              <w:rPr>
+                <w:szCs w:val="28"/>
+              </w:rPr>
+            </w:pPr>
+            <w:r>
+              <w:rPr>
+                <w:szCs w:val="28"/>
+              </w:rPr>
+              <w:t>KiemKe – CT_KiemKe</w:t>
+            </w:r>
+          </w:p>
+        </w:tc>
+        <w:tc>
+          <w:tcPr>
+            <w:tcW w:w="0" w:type="auto"/>
+            <w:vAlign w:val="center"/>
+            <w:hideMark/>
+          </w:tcPr>
+          <w:p>
+            <w:pPr>
+              <w:rPr>
+                <w:szCs w:val="28"/>
+              </w:rPr>
+            </w:pPr>
+            <w:r>
+              <w:rPr>
+                <w:szCs w:val="28"/>
+              </w:rPr>
+              <w:t>Một phiếu kiểm kê có nhiều dòng</w:t>
+            </w:r>
+          </w:p>
+        </w:tc>
+        <w:tc>
+          <w:tcPr>
+            <w:tcW w:w="0" w:type="auto"/>
+            <w:vAlign w:val="center"/>
+            <w:hideMark/>
+          </w:tcPr>
+          <w:p>
+            <w:pPr>
+              <w:rPr>
+                <w:szCs w:val="28"/>
+              </w:rPr>
+            </w:pPr>
+            <w:r>
+              <w:rPr>
+                <w:b/>
+                <w:bCs/>
+                <w:szCs w:val="28"/>
+              </w:rPr>
+              <w:t>1 – N</w:t>
+            </w:r>
+          </w:p>
+        </w:tc>
+      </w:tr>
+      <w:tr>
+        <w:tc>
+          <w:tcPr>
+            <w:tcW w:w="0" w:type="auto"/>
+            <w:vAlign w:val="center"/>
+            <w:hideMark/>
+          </w:tcPr>
+          <w:p>
+            <w:pPr>
+              <w:rPr>
+                <w:szCs w:val="28"/>
+              </w:rPr>
+            </w:pPr>
+            <w:r>
+              <w:rPr>
+                <w:szCs w:val="28"/>
+              </w:rPr>
+              <w:t>ViTri – CT_PhieuNhap / CT_PhieuXuat / CT_KiemKe</w:t>
+            </w:r>
+          </w:p>
+        </w:tc>
+        <w:tc>
+          <w:tcPr>
+            <w:tcW w:w="0" w:type="auto"/>
+            <w:vAlign w:val="center"/>
+            <w:hideMark/>
+          </w:tcPr>
+          <w:p>
+            <w:pPr>
+              <w:rPr>
+                <w:szCs w:val="28"/>
+              </w:rPr>
+            </w:pPr>
+            <w:r>
+              <w:rPr>
+                <w:szCs w:val="28"/>
+              </w:rPr>
+              <w:t>Chi tiết bắt buộc phải có vị trí</w:t>
+            </w:r>
+          </w:p>
+        </w:tc>
+        <w:tc>
+          <w:tcPr>
+            <w:tcW w:w="0" w:type="auto"/>
+            <w:vAlign w:val="center"/>
+            <w:hideMark/>
+          </w:tcPr>
+          <w:p>
+            <w:pPr>
+              <w:rPr>
+                <w:szCs w:val="28"/>
+              </w:rPr>
+            </w:pPr>
+            <w:r>
+              <w:rPr>
+                <w:b/>
+                <w:bCs/>
+                <w:szCs w:val="28"/>
+              </w:rPr>
+              <w:t>1 – N</w:t>
+            </w:r>
+          </w:p>
+        </w:tc>
+      </w:tr>
+      <w:tr>
+        <w:tc>
+          <w:tcPr>
+            <w:tcW w:w="0" w:type="auto"/>
+            <w:vAlign w:val="center"/>
+            <w:hideMark/>
+          </w:tcPr>
+          <w:p>
+            <w:pPr>
+              <w:rPr>
+                <w:szCs w:val="28"/>
+              </w:rPr>
+            </w:pPr>
+            <w:r>
+              <w:rPr>
+                <w:szCs w:val="28"/>
+              </w:rPr>
+              <w:t>LoHang – CT_PhieuNhap / CT_PhieuXuat / CT_KiemKe</w:t>
+            </w:r>
+          </w:p>
+        </w:tc>
+        <w:tc>
+          <w:tcPr>
+            <w:tcW w:w="0" w:type="auto"/>
+            <w:vAlign w:val="center"/>
+            <w:hideMark/>
+          </w:tcPr>
+          <w:p>
+            <w:pPr>
+              <w:rPr>
+                <w:szCs w:val="28"/>
+              </w:rPr>
+            </w:pPr>
+            <w:r>
+              <w:rPr>
+                <w:szCs w:val="28"/>
+              </w:rPr>
+              <w:t>Mỗi dòng nghiệp vụ tham chiếu 1 lô</w:t>
+            </w:r>
+          </w:p>
+        </w:tc>
+        <w:tc>
+          <w:tcPr>
+            <w:tcW w:w="0" w:type="auto"/>
+            <w:vAlign w:val="center"/>
+            <w:hideMark/>
+          </w:tcPr>
+          <w:p>
+            <w:pPr>
+              <w:rPr>
+                <w:szCs w:val="28"/>
+              </w:rPr>
+            </w:pPr>
+            <w:r>
+              <w:rPr>
+                <w:b/>
+                <w:bCs/>
+                <w:szCs w:val="28"/>
+              </w:rPr>
+              <w:t>1 – N</w:t>
+            </w:r>
+          </w:p>
+        </w:tc>
+      </w:tr>
+      <w:tr>
+        <w:tc>
+          <w:tcPr>
+            <w:tcW w:w="0" w:type="auto"/>
+            <w:vAlign w:val="center"/>
+            <w:hideMark/>
+          </w:tcPr>
+          <w:p>
+            <w:pPr>
+              <w:rPr>
+                <w:szCs w:val="28"/>
+              </w:rPr>
+            </w:pPr>
+            <w:r>
+              <w:rPr>
+                <w:szCs w:val="28"/>
+              </w:rPr>
+              <w:t>NguoiDung – PhieuNhap/Xuat/KiemKe</w:t>
+            </w:r>
+          </w:p>
+        </w:tc>
+        <w:tc>
+          <w:tcPr>
+            <w:tcW w:w="0" w:type="auto"/>
+            <w:vAlign w:val="center"/>
+            <w:hideMark/>
+          </w:tcPr>
+          <w:p>
+            <w:pPr>
+              <w:rPr>
+                <w:szCs w:val="28"/>
+              </w:rPr>
+            </w:pPr>
+            <w:r>
+              <w:rPr>
+                <w:szCs w:val="28"/>
+              </w:rPr>
+              <w:t>Người dùng lập nhiều phiếu</w:t>
+            </w:r>
+          </w:p>
+        </w:tc>
+        <w:tc>
+          <w:tcPr>
+            <w:tcW w:w="0" w:type="auto"/>
+            <w:vAlign w:val="center"/>
+            <w:hideMark/>
+          </w:tcPr>
+          <w:p>
+            <w:pPr>
+              <w:rPr>
+                <w:szCs w:val="28"/>
+              </w:rPr>
+            </w:pPr>
+            <w:r>
+              <w:rPr>
+                <w:b/>
+                <w:bCs/>
+                <w:szCs w:val="28"/>
+              </w:rPr>
+              <w:t>1 – N</w:t>
+            </w:r>
+          </w:p>
+        </w:tc>
+      </w:tr>
+      <w:tr>
+        <w:tc>
+          <w:tcPr>
+            <w:tcW w:w="0" w:type="auto"/>
+            <w:vAlign w:val="center"/>
+            <w:hideMark/>
+          </w:tcPr>
+          <w:p>
+            <w:pPr>
+              <w:rPr>
+                <w:szCs w:val="28"/>
+              </w:rPr>
+            </w:pPr>
+            <w:r>
+              <w:rPr>
+                <w:szCs w:val="28"/>
+              </w:rPr>
+              <w:t>VaiTro – NguoiDung</w:t>
+            </w:r>
+          </w:p>
+        </w:tc>
+        <w:tc>
+          <w:tcPr>
+            <w:tcW w:w="0" w:type="auto"/>
+            <w:vAlign w:val="center"/>
+            <w:hideMark/>
+          </w:tcPr>
+          <w:p>
+            <w:pPr>
+              <w:rPr>
+                <w:szCs w:val="28"/>
+              </w:rPr>
+            </w:pPr>
+            <w:r>
+              <w:rPr>
+                <w:szCs w:val="28"/>
+              </w:rPr>
+              <w:t>Một vai trò có nhiều người dùng</w:t>
+            </w:r>
+          </w:p>
+        </w:tc>
+        <w:tc>
+          <w:tcPr>
+            <w:tcW w:w="0" w:type="auto"/>
+            <w:vAlign w:val="center"/>
+            <w:hideMark/>
+          </w:tcPr>
+          <w:p>
+            <w:pPr>
+              <w:rPr>
+                <w:szCs w:val="28"/>
+              </w:rPr>
+            </w:pPr>
+            <w:r>
+              <w:rPr>
+                <w:b/>
+                <w:bCs/>
+                <w:szCs w:val="28"/>
+              </w:rPr>
+              <w:t>1 – N</w:t>
+            </w:r>
+          </w:p>
+        </w:tc>
+      </w:tr>
+    </w:tbl>
+    <w:p>
+      <w:pPr>
+        <w:rPr>
+          <w:sz w:val="24"/>
+        </w:rPr>
+      </w:pPr>
+    </w:p>
     <w:sectPr>
-      <w:footerReference w:type="default" r:id="rId15"/>
+      <w:footerReference w:type="default" r:id="rId22"/>
       <w:pgSz w:w="11907" w:h="16840" w:code="9"/>
       <w:pgMar w:top="1134" w:right="1134" w:bottom="1134" w:left="1701" w:header="720" w:footer="720" w:gutter="0"/>
       <w:cols w:space="720"/>
@@ -6624,6 +9734,119 @@
 <file path=word/numbering.xml><?xml version="1.0" encoding="utf-8"?>
 <w:numbering xmlns:wpc="http://schemas.microsoft.com/office/word/2010/wordprocessingCanvas" xmlns:cx="http://schemas.microsoft.com/office/drawing/2014/chartex" xmlns:cx1="http://schemas.microsoft.com/office/drawing/2015/9/8/chartex" xmlns:cx2="http://schemas.microsoft.com/office/drawing/2015/10/21/chartex" xmlns:cx3="http://schemas.microsoft.com/office/drawing/2016/5/9/chartex" xmlns:cx4="http://schemas.microsoft.com/office/drawing/2016/5/10/chartex" xmlns:cx5="http://schemas.microsoft.com/office/drawing/2016/5/11/chartex" xmlns:cx6="http://schemas.microsoft.com/office/drawing/2016/5/12/chartex" xmlns:cx7="http://schemas.microsoft.com/office/drawing/2016/5/13/chartex" xmlns:cx8="http://schemas.microsoft.com/office/drawing/2016/5/14/chartex" xmlns:mc="http://schemas.openxmlformats.org/markup-compatibility/2006" xmlns:aink="http://schemas.microsoft.com/office/drawing/2016/ink" xmlns:am3d="http://schemas.microsoft.com/office/drawing/2017/model3d" xmlns:o="urn:schemas-microsoft-com:office:office" xmlns:oel="http://schemas.microsoft.com/office/2019/extlst" xmlns:r="http://schemas.openxmlformats.org/officeDocument/2006/relationships" xmlns:m="http://schemas.openxmlformats.org/officeDocument/2006/math" xmlns:v="urn:schemas-microsoft-com:vml" xmlns:wp14="http://schemas.microsoft.com/office/word/2010/wordprocessingDrawing" xmlns:wp="http://schemas.openxmlformats.org/drawingml/2006/wordprocessingDrawing" xmlns:w10="urn:schemas-microsoft-com:office:word" xmlns:w="http://schemas.openxmlformats.org/wordprocessingml/2006/main" xmlns:w14="http://schemas.microsoft.com/office/word/2010/wordml" xmlns:w15="http://schemas.microsoft.com/office/word/2012/wordml" xmlns:w16cex="http://schemas.microsoft.com/office/word/2018/wordml/cex" xmlns:w16cid="http://schemas.microsoft.com/office/word/2016/wordml/cid" xmlns:w16="http://schemas.microsoft.com/office/word/2018/wordml" xmlns:w16du="http://schemas.microsoft.com/office/word/2023/wordml/word16du" xmlns:w16sdtdh="http://schemas.microsoft.com/office/word/2020/wordml/sdtdatahash" xmlns:w16sdtfl="http://schemas.microsoft.com/office/word/2024/wordml/sdtformatlock" xmlns:w16se="http://schemas.microsoft.com/office/word/2015/wordml/symex" xmlns:wpg="http://schemas.microsoft.com/office/word/2010/wordprocessingGroup" xmlns:wpi="http://schemas.microsoft.com/office/word/2010/wordprocessingInk" xmlns:wne="http://schemas.microsoft.com/office/word/2006/wordml" xmlns:wps="http://schemas.microsoft.com/office/word/2010/wordprocessingShape" mc:Ignorable="w14 w15 w16se w16cid w16 w16cex w16sdtdh w16sdtfl w16du wp14">
   <w:abstractNum w:abstractNumId="0" w15:restartNumberingAfterBreak="0">
+    <w:nsid w:val="051D4A53"/>
+    <w:multiLevelType w:val="hybridMultilevel"/>
+    <w:tmpl w:val="BD5CF354"/>
+    <w:lvl w:ilvl="0" w:tplc="03E610D0">
+      <w:start w:val="1"/>
+      <w:numFmt w:val="bullet"/>
+      <w:lvlText w:val=""/>
+      <w:lvlJc w:val="left"/>
+      <w:pPr>
+        <w:ind w:left="720" w:hanging="360"/>
+      </w:pPr>
+      <w:rPr>
+        <w:rFonts w:ascii="Symbol" w:hAnsi="Symbol" w:hint="default"/>
+      </w:rPr>
+    </w:lvl>
+    <w:lvl w:ilvl="1" w:tplc="042A0003" w:tentative="1">
+      <w:start w:val="1"/>
+      <w:numFmt w:val="bullet"/>
+      <w:lvlText w:val="o"/>
+      <w:lvlJc w:val="left"/>
+      <w:pPr>
+        <w:ind w:left="1440" w:hanging="360"/>
+      </w:pPr>
+      <w:rPr>
+        <w:rFonts w:ascii="Courier New" w:hAnsi="Courier New" w:cs="Courier New" w:hint="default"/>
+      </w:rPr>
+    </w:lvl>
+    <w:lvl w:ilvl="2" w:tplc="042A0005" w:tentative="1">
+      <w:start w:val="1"/>
+      <w:numFmt w:val="bullet"/>
+      <w:lvlText w:val=""/>
+      <w:lvlJc w:val="left"/>
+      <w:pPr>
+        <w:ind w:left="2160" w:hanging="360"/>
+      </w:pPr>
+      <w:rPr>
+        <w:rFonts w:ascii="Wingdings" w:hAnsi="Wingdings" w:hint="default"/>
+      </w:rPr>
+    </w:lvl>
+    <w:lvl w:ilvl="3" w:tplc="042A0001" w:tentative="1">
+      <w:start w:val="1"/>
+      <w:numFmt w:val="bullet"/>
+      <w:lvlText w:val=""/>
+      <w:lvlJc w:val="left"/>
+      <w:pPr>
+        <w:ind w:left="2880" w:hanging="360"/>
+      </w:pPr>
+      <w:rPr>
+        <w:rFonts w:ascii="Symbol" w:hAnsi="Symbol" w:hint="default"/>
+      </w:rPr>
+    </w:lvl>
+    <w:lvl w:ilvl="4" w:tplc="042A0003" w:tentative="1">
+      <w:start w:val="1"/>
+      <w:numFmt w:val="bullet"/>
+      <w:lvlText w:val="o"/>
+      <w:lvlJc w:val="left"/>
+      <w:pPr>
+        <w:ind w:left="3600" w:hanging="360"/>
+      </w:pPr>
+      <w:rPr>
+        <w:rFonts w:ascii="Courier New" w:hAnsi="Courier New" w:cs="Courier New" w:hint="default"/>
+      </w:rPr>
+    </w:lvl>
+    <w:lvl w:ilvl="5" w:tplc="042A0005" w:tentative="1">
+      <w:start w:val="1"/>
+      <w:numFmt w:val="bullet"/>
+      <w:lvlText w:val=""/>
+      <w:lvlJc w:val="left"/>
+      <w:pPr>
+        <w:ind w:left="4320" w:hanging="360"/>
+      </w:pPr>
+      <w:rPr>
+        <w:rFonts w:ascii="Wingdings" w:hAnsi="Wingdings" w:hint="default"/>
+      </w:rPr>
+    </w:lvl>
+    <w:lvl w:ilvl="6" w:tplc="042A0001" w:tentative="1">
+      <w:start w:val="1"/>
+      <w:numFmt w:val="bullet"/>
+      <w:lvlText w:val=""/>
+      <w:lvlJc w:val="left"/>
+      <w:pPr>
+        <w:ind w:left="5040" w:hanging="360"/>
+      </w:pPr>
+      <w:rPr>
+        <w:rFonts w:ascii="Symbol" w:hAnsi="Symbol" w:hint="default"/>
+      </w:rPr>
+    </w:lvl>
+    <w:lvl w:ilvl="7" w:tplc="042A0003" w:tentative="1">
+      <w:start w:val="1"/>
+      <w:numFmt w:val="bullet"/>
+      <w:lvlText w:val="o"/>
+      <w:lvlJc w:val="left"/>
+      <w:pPr>
+        <w:ind w:left="5760" w:hanging="360"/>
+      </w:pPr>
+      <w:rPr>
+        <w:rFonts w:ascii="Courier New" w:hAnsi="Courier New" w:cs="Courier New" w:hint="default"/>
+      </w:rPr>
+    </w:lvl>
+    <w:lvl w:ilvl="8" w:tplc="042A0005" w:tentative="1">
+      <w:start w:val="1"/>
+      <w:numFmt w:val="bullet"/>
+      <w:lvlText w:val=""/>
+      <w:lvlJc w:val="left"/>
+      <w:pPr>
+        <w:ind w:left="6480" w:hanging="360"/>
+      </w:pPr>
+      <w:rPr>
+        <w:rFonts w:ascii="Wingdings" w:hAnsi="Wingdings" w:hint="default"/>
+      </w:rPr>
+    </w:lvl>
+  </w:abstractNum>
+  <w:abstractNum w:abstractNumId="1" w15:restartNumberingAfterBreak="0">
     <w:nsid w:val="0953783D"/>
     <w:multiLevelType w:val="hybridMultilevel"/>
     <w:tmpl w:val="1230193E"/>
@@ -6709,7 +9932,265 @@
       </w:pPr>
     </w:lvl>
   </w:abstractNum>
-  <w:abstractNum w:abstractNumId="1" w15:restartNumberingAfterBreak="0">
+  <w:abstractNum w:abstractNumId="2" w15:restartNumberingAfterBreak="0">
+    <w:nsid w:val="0AA17460"/>
+    <w:multiLevelType w:val="hybridMultilevel"/>
+    <w:tmpl w:val="915E3892"/>
+    <w:lvl w:ilvl="0" w:tplc="042A000F">
+      <w:start w:val="1"/>
+      <w:numFmt w:val="decimal"/>
+      <w:lvlText w:val="%1."/>
+      <w:lvlJc w:val="left"/>
+      <w:pPr>
+        <w:ind w:left="720" w:hanging="360"/>
+      </w:pPr>
+    </w:lvl>
+    <w:lvl w:ilvl="1" w:tplc="042A0019" w:tentative="1">
+      <w:start w:val="1"/>
+      <w:numFmt w:val="lowerLetter"/>
+      <w:lvlText w:val="%2."/>
+      <w:lvlJc w:val="left"/>
+      <w:pPr>
+        <w:ind w:left="1440" w:hanging="360"/>
+      </w:pPr>
+    </w:lvl>
+    <w:lvl w:ilvl="2" w:tplc="042A001B" w:tentative="1">
+      <w:start w:val="1"/>
+      <w:numFmt w:val="lowerRoman"/>
+      <w:lvlText w:val="%3."/>
+      <w:lvlJc w:val="right"/>
+      <w:pPr>
+        <w:ind w:left="2160" w:hanging="180"/>
+      </w:pPr>
+    </w:lvl>
+    <w:lvl w:ilvl="3" w:tplc="042A000F" w:tentative="1">
+      <w:start w:val="1"/>
+      <w:numFmt w:val="decimal"/>
+      <w:lvlText w:val="%4."/>
+      <w:lvlJc w:val="left"/>
+      <w:pPr>
+        <w:ind w:left="2880" w:hanging="360"/>
+      </w:pPr>
+    </w:lvl>
+    <w:lvl w:ilvl="4" w:tplc="042A0019" w:tentative="1">
+      <w:start w:val="1"/>
+      <w:numFmt w:val="lowerLetter"/>
+      <w:lvlText w:val="%5."/>
+      <w:lvlJc w:val="left"/>
+      <w:pPr>
+        <w:ind w:left="3600" w:hanging="360"/>
+      </w:pPr>
+    </w:lvl>
+    <w:lvl w:ilvl="5" w:tplc="042A001B" w:tentative="1">
+      <w:start w:val="1"/>
+      <w:numFmt w:val="lowerRoman"/>
+      <w:lvlText w:val="%6."/>
+      <w:lvlJc w:val="right"/>
+      <w:pPr>
+        <w:ind w:left="4320" w:hanging="180"/>
+      </w:pPr>
+    </w:lvl>
+    <w:lvl w:ilvl="6" w:tplc="042A000F" w:tentative="1">
+      <w:start w:val="1"/>
+      <w:numFmt w:val="decimal"/>
+      <w:lvlText w:val="%7."/>
+      <w:lvlJc w:val="left"/>
+      <w:pPr>
+        <w:ind w:left="5040" w:hanging="360"/>
+      </w:pPr>
+    </w:lvl>
+    <w:lvl w:ilvl="7" w:tplc="042A0019" w:tentative="1">
+      <w:start w:val="1"/>
+      <w:numFmt w:val="lowerLetter"/>
+      <w:lvlText w:val="%8."/>
+      <w:lvlJc w:val="left"/>
+      <w:pPr>
+        <w:ind w:left="5760" w:hanging="360"/>
+      </w:pPr>
+    </w:lvl>
+    <w:lvl w:ilvl="8" w:tplc="042A001B" w:tentative="1">
+      <w:start w:val="1"/>
+      <w:numFmt w:val="lowerRoman"/>
+      <w:lvlText w:val="%9."/>
+      <w:lvlJc w:val="right"/>
+      <w:pPr>
+        <w:ind w:left="6480" w:hanging="180"/>
+      </w:pPr>
+    </w:lvl>
+  </w:abstractNum>
+  <w:abstractNum w:abstractNumId="3" w15:restartNumberingAfterBreak="0">
+    <w:nsid w:val="18727DE1"/>
+    <w:multiLevelType w:val="hybridMultilevel"/>
+    <w:tmpl w:val="C9705954"/>
+    <w:lvl w:ilvl="0" w:tplc="042A000F">
+      <w:start w:val="1"/>
+      <w:numFmt w:val="decimal"/>
+      <w:lvlText w:val="%1."/>
+      <w:lvlJc w:val="left"/>
+      <w:pPr>
+        <w:ind w:left="1440" w:hanging="360"/>
+      </w:pPr>
+    </w:lvl>
+    <w:lvl w:ilvl="1" w:tplc="042A0019" w:tentative="1">
+      <w:start w:val="1"/>
+      <w:numFmt w:val="lowerLetter"/>
+      <w:lvlText w:val="%2."/>
+      <w:lvlJc w:val="left"/>
+      <w:pPr>
+        <w:ind w:left="2160" w:hanging="360"/>
+      </w:pPr>
+    </w:lvl>
+    <w:lvl w:ilvl="2" w:tplc="042A001B" w:tentative="1">
+      <w:start w:val="1"/>
+      <w:numFmt w:val="lowerRoman"/>
+      <w:lvlText w:val="%3."/>
+      <w:lvlJc w:val="right"/>
+      <w:pPr>
+        <w:ind w:left="2880" w:hanging="180"/>
+      </w:pPr>
+    </w:lvl>
+    <w:lvl w:ilvl="3" w:tplc="042A000F" w:tentative="1">
+      <w:start w:val="1"/>
+      <w:numFmt w:val="decimal"/>
+      <w:lvlText w:val="%4."/>
+      <w:lvlJc w:val="left"/>
+      <w:pPr>
+        <w:ind w:left="3600" w:hanging="360"/>
+      </w:pPr>
+    </w:lvl>
+    <w:lvl w:ilvl="4" w:tplc="042A0019" w:tentative="1">
+      <w:start w:val="1"/>
+      <w:numFmt w:val="lowerLetter"/>
+      <w:lvlText w:val="%5."/>
+      <w:lvlJc w:val="left"/>
+      <w:pPr>
+        <w:ind w:left="4320" w:hanging="360"/>
+      </w:pPr>
+    </w:lvl>
+    <w:lvl w:ilvl="5" w:tplc="042A001B" w:tentative="1">
+      <w:start w:val="1"/>
+      <w:numFmt w:val="lowerRoman"/>
+      <w:lvlText w:val="%6."/>
+      <w:lvlJc w:val="right"/>
+      <w:pPr>
+        <w:ind w:left="5040" w:hanging="180"/>
+      </w:pPr>
+    </w:lvl>
+    <w:lvl w:ilvl="6" w:tplc="042A000F" w:tentative="1">
+      <w:start w:val="1"/>
+      <w:numFmt w:val="decimal"/>
+      <w:lvlText w:val="%7."/>
+      <w:lvlJc w:val="left"/>
+      <w:pPr>
+        <w:ind w:left="5760" w:hanging="360"/>
+      </w:pPr>
+    </w:lvl>
+    <w:lvl w:ilvl="7" w:tplc="042A0019" w:tentative="1">
+      <w:start w:val="1"/>
+      <w:numFmt w:val="lowerLetter"/>
+      <w:lvlText w:val="%8."/>
+      <w:lvlJc w:val="left"/>
+      <w:pPr>
+        <w:ind w:left="6480" w:hanging="360"/>
+      </w:pPr>
+    </w:lvl>
+    <w:lvl w:ilvl="8" w:tplc="042A001B" w:tentative="1">
+      <w:start w:val="1"/>
+      <w:numFmt w:val="lowerRoman"/>
+      <w:lvlText w:val="%9."/>
+      <w:lvlJc w:val="right"/>
+      <w:pPr>
+        <w:ind w:left="7200" w:hanging="180"/>
+      </w:pPr>
+    </w:lvl>
+  </w:abstractNum>
+  <w:abstractNum w:abstractNumId="4" w15:restartNumberingAfterBreak="0">
+    <w:nsid w:val="18EA0694"/>
+    <w:multiLevelType w:val="hybridMultilevel"/>
+    <w:tmpl w:val="00D0A972"/>
+    <w:lvl w:ilvl="0" w:tplc="042A000F">
+      <w:start w:val="1"/>
+      <w:numFmt w:val="decimal"/>
+      <w:lvlText w:val="%1."/>
+      <w:lvlJc w:val="left"/>
+      <w:pPr>
+        <w:ind w:left="1440" w:hanging="360"/>
+      </w:pPr>
+    </w:lvl>
+    <w:lvl w:ilvl="1" w:tplc="042A0019" w:tentative="1">
+      <w:start w:val="1"/>
+      <w:numFmt w:val="lowerLetter"/>
+      <w:lvlText w:val="%2."/>
+      <w:lvlJc w:val="left"/>
+      <w:pPr>
+        <w:ind w:left="2160" w:hanging="360"/>
+      </w:pPr>
+    </w:lvl>
+    <w:lvl w:ilvl="2" w:tplc="042A001B" w:tentative="1">
+      <w:start w:val="1"/>
+      <w:numFmt w:val="lowerRoman"/>
+      <w:lvlText w:val="%3."/>
+      <w:lvlJc w:val="right"/>
+      <w:pPr>
+        <w:ind w:left="2880" w:hanging="180"/>
+      </w:pPr>
+    </w:lvl>
+    <w:lvl w:ilvl="3" w:tplc="042A000F" w:tentative="1">
+      <w:start w:val="1"/>
+      <w:numFmt w:val="decimal"/>
+      <w:lvlText w:val="%4."/>
+      <w:lvlJc w:val="left"/>
+      <w:pPr>
+        <w:ind w:left="3600" w:hanging="360"/>
+      </w:pPr>
+    </w:lvl>
+    <w:lvl w:ilvl="4" w:tplc="042A0019" w:tentative="1">
+      <w:start w:val="1"/>
+      <w:numFmt w:val="lowerLetter"/>
+      <w:lvlText w:val="%5."/>
+      <w:lvlJc w:val="left"/>
+      <w:pPr>
+        <w:ind w:left="4320" w:hanging="360"/>
+      </w:pPr>
+    </w:lvl>
+    <w:lvl w:ilvl="5" w:tplc="042A001B" w:tentative="1">
+      <w:start w:val="1"/>
+      <w:numFmt w:val="lowerRoman"/>
+      <w:lvlText w:val="%6."/>
+      <w:lvlJc w:val="right"/>
+      <w:pPr>
+        <w:ind w:left="5040" w:hanging="180"/>
+      </w:pPr>
+    </w:lvl>
+    <w:lvl w:ilvl="6" w:tplc="042A000F" w:tentative="1">
+      <w:start w:val="1"/>
+      <w:numFmt w:val="decimal"/>
+      <w:lvlText w:val="%7."/>
+      <w:lvlJc w:val="left"/>
+      <w:pPr>
+        <w:ind w:left="5760" w:hanging="360"/>
+      </w:pPr>
+    </w:lvl>
+    <w:lvl w:ilvl="7" w:tplc="042A0019" w:tentative="1">
+      <w:start w:val="1"/>
+      <w:numFmt w:val="lowerLetter"/>
+      <w:lvlText w:val="%8."/>
+      <w:lvlJc w:val="left"/>
+      <w:pPr>
+        <w:ind w:left="6480" w:hanging="360"/>
+      </w:pPr>
+    </w:lvl>
+    <w:lvl w:ilvl="8" w:tplc="042A001B" w:tentative="1">
+      <w:start w:val="1"/>
+      <w:numFmt w:val="lowerRoman"/>
+      <w:lvlText w:val="%9."/>
+      <w:lvlJc w:val="right"/>
+      <w:pPr>
+        <w:ind w:left="7200" w:hanging="180"/>
+      </w:pPr>
+    </w:lvl>
+  </w:abstractNum>
+  <w:abstractNum w:abstractNumId="5" w15:restartNumberingAfterBreak="0">
     <w:nsid w:val="1BF6729B"/>
     <w:multiLevelType w:val="hybridMultilevel"/>
     <w:tmpl w:val="E32A582E"/>
@@ -6795,7 +10276,179 @@
       </w:pPr>
     </w:lvl>
   </w:abstractNum>
-  <w:abstractNum w:abstractNumId="2" w15:restartNumberingAfterBreak="0">
+  <w:abstractNum w:abstractNumId="6" w15:restartNumberingAfterBreak="0">
+    <w:nsid w:val="211F4FFF"/>
+    <w:multiLevelType w:val="hybridMultilevel"/>
+    <w:tmpl w:val="74901600"/>
+    <w:lvl w:ilvl="0" w:tplc="042A000F">
+      <w:start w:val="1"/>
+      <w:numFmt w:val="decimal"/>
+      <w:lvlText w:val="%1."/>
+      <w:lvlJc w:val="left"/>
+      <w:pPr>
+        <w:ind w:left="1440" w:hanging="360"/>
+      </w:pPr>
+    </w:lvl>
+    <w:lvl w:ilvl="1" w:tplc="042A0019" w:tentative="1">
+      <w:start w:val="1"/>
+      <w:numFmt w:val="lowerLetter"/>
+      <w:lvlText w:val="%2."/>
+      <w:lvlJc w:val="left"/>
+      <w:pPr>
+        <w:ind w:left="2160" w:hanging="360"/>
+      </w:pPr>
+    </w:lvl>
+    <w:lvl w:ilvl="2" w:tplc="042A001B" w:tentative="1">
+      <w:start w:val="1"/>
+      <w:numFmt w:val="lowerRoman"/>
+      <w:lvlText w:val="%3."/>
+      <w:lvlJc w:val="right"/>
+      <w:pPr>
+        <w:ind w:left="2880" w:hanging="180"/>
+      </w:pPr>
+    </w:lvl>
+    <w:lvl w:ilvl="3" w:tplc="042A000F" w:tentative="1">
+      <w:start w:val="1"/>
+      <w:numFmt w:val="decimal"/>
+      <w:lvlText w:val="%4."/>
+      <w:lvlJc w:val="left"/>
+      <w:pPr>
+        <w:ind w:left="3600" w:hanging="360"/>
+      </w:pPr>
+    </w:lvl>
+    <w:lvl w:ilvl="4" w:tplc="042A0019" w:tentative="1">
+      <w:start w:val="1"/>
+      <w:numFmt w:val="lowerLetter"/>
+      <w:lvlText w:val="%5."/>
+      <w:lvlJc w:val="left"/>
+      <w:pPr>
+        <w:ind w:left="4320" w:hanging="360"/>
+      </w:pPr>
+    </w:lvl>
+    <w:lvl w:ilvl="5" w:tplc="042A001B" w:tentative="1">
+      <w:start w:val="1"/>
+      <w:numFmt w:val="lowerRoman"/>
+      <w:lvlText w:val="%6."/>
+      <w:lvlJc w:val="right"/>
+      <w:pPr>
+        <w:ind w:left="5040" w:hanging="180"/>
+      </w:pPr>
+    </w:lvl>
+    <w:lvl w:ilvl="6" w:tplc="042A000F" w:tentative="1">
+      <w:start w:val="1"/>
+      <w:numFmt w:val="decimal"/>
+      <w:lvlText w:val="%7."/>
+      <w:lvlJc w:val="left"/>
+      <w:pPr>
+        <w:ind w:left="5760" w:hanging="360"/>
+      </w:pPr>
+    </w:lvl>
+    <w:lvl w:ilvl="7" w:tplc="042A0019" w:tentative="1">
+      <w:start w:val="1"/>
+      <w:numFmt w:val="lowerLetter"/>
+      <w:lvlText w:val="%8."/>
+      <w:lvlJc w:val="left"/>
+      <w:pPr>
+        <w:ind w:left="6480" w:hanging="360"/>
+      </w:pPr>
+    </w:lvl>
+    <w:lvl w:ilvl="8" w:tplc="042A001B" w:tentative="1">
+      <w:start w:val="1"/>
+      <w:numFmt w:val="lowerRoman"/>
+      <w:lvlText w:val="%9."/>
+      <w:lvlJc w:val="right"/>
+      <w:pPr>
+        <w:ind w:left="7200" w:hanging="180"/>
+      </w:pPr>
+    </w:lvl>
+  </w:abstractNum>
+  <w:abstractNum w:abstractNumId="7" w15:restartNumberingAfterBreak="0">
+    <w:nsid w:val="2366457A"/>
+    <w:multiLevelType w:val="hybridMultilevel"/>
+    <w:tmpl w:val="1D8624A8"/>
+    <w:lvl w:ilvl="0" w:tplc="042A000F">
+      <w:start w:val="1"/>
+      <w:numFmt w:val="decimal"/>
+      <w:lvlText w:val="%1."/>
+      <w:lvlJc w:val="left"/>
+      <w:pPr>
+        <w:ind w:left="1440" w:hanging="360"/>
+      </w:pPr>
+    </w:lvl>
+    <w:lvl w:ilvl="1" w:tplc="042A0019" w:tentative="1">
+      <w:start w:val="1"/>
+      <w:numFmt w:val="lowerLetter"/>
+      <w:lvlText w:val="%2."/>
+      <w:lvlJc w:val="left"/>
+      <w:pPr>
+        <w:ind w:left="2160" w:hanging="360"/>
+      </w:pPr>
+    </w:lvl>
+    <w:lvl w:ilvl="2" w:tplc="042A001B" w:tentative="1">
+      <w:start w:val="1"/>
+      <w:numFmt w:val="lowerRoman"/>
+      <w:lvlText w:val="%3."/>
+      <w:lvlJc w:val="right"/>
+      <w:pPr>
+        <w:ind w:left="2880" w:hanging="180"/>
+      </w:pPr>
+    </w:lvl>
+    <w:lvl w:ilvl="3" w:tplc="042A000F" w:tentative="1">
+      <w:start w:val="1"/>
+      <w:numFmt w:val="decimal"/>
+      <w:lvlText w:val="%4."/>
+      <w:lvlJc w:val="left"/>
+      <w:pPr>
+        <w:ind w:left="3600" w:hanging="360"/>
+      </w:pPr>
+    </w:lvl>
+    <w:lvl w:ilvl="4" w:tplc="042A0019" w:tentative="1">
+      <w:start w:val="1"/>
+      <w:numFmt w:val="lowerLetter"/>
+      <w:lvlText w:val="%5."/>
+      <w:lvlJc w:val="left"/>
+      <w:pPr>
+        <w:ind w:left="4320" w:hanging="360"/>
+      </w:pPr>
+    </w:lvl>
+    <w:lvl w:ilvl="5" w:tplc="042A001B" w:tentative="1">
+      <w:start w:val="1"/>
+      <w:numFmt w:val="lowerRoman"/>
+      <w:lvlText w:val="%6."/>
+      <w:lvlJc w:val="right"/>
+      <w:pPr>
+        <w:ind w:left="5040" w:hanging="180"/>
+      </w:pPr>
+    </w:lvl>
+    <w:lvl w:ilvl="6" w:tplc="042A000F" w:tentative="1">
+      <w:start w:val="1"/>
+      <w:numFmt w:val="decimal"/>
+      <w:lvlText w:val="%7."/>
+      <w:lvlJc w:val="left"/>
+      <w:pPr>
+        <w:ind w:left="5760" w:hanging="360"/>
+      </w:pPr>
+    </w:lvl>
+    <w:lvl w:ilvl="7" w:tplc="042A0019" w:tentative="1">
+      <w:start w:val="1"/>
+      <w:numFmt w:val="lowerLetter"/>
+      <w:lvlText w:val="%8."/>
+      <w:lvlJc w:val="left"/>
+      <w:pPr>
+        <w:ind w:left="6480" w:hanging="360"/>
+      </w:pPr>
+    </w:lvl>
+    <w:lvl w:ilvl="8" w:tplc="042A001B" w:tentative="1">
+      <w:start w:val="1"/>
+      <w:numFmt w:val="lowerRoman"/>
+      <w:lvlText w:val="%9."/>
+      <w:lvlJc w:val="right"/>
+      <w:pPr>
+        <w:ind w:left="7200" w:hanging="180"/>
+      </w:pPr>
+    </w:lvl>
+  </w:abstractNum>
+  <w:abstractNum w:abstractNumId="8" w15:restartNumberingAfterBreak="0">
     <w:nsid w:val="369E1B81"/>
     <w:multiLevelType w:val="hybridMultilevel"/>
     <w:tmpl w:val="9754DCFE"/>
@@ -6881,7 +10534,7 @@
       </w:pPr>
     </w:lvl>
   </w:abstractNum>
-  <w:abstractNum w:abstractNumId="3" w15:restartNumberingAfterBreak="0">
+  <w:abstractNum w:abstractNumId="9" w15:restartNumberingAfterBreak="0">
     <w:nsid w:val="408D2E7A"/>
     <w:multiLevelType w:val="hybridMultilevel"/>
     <w:tmpl w:val="7DE65E06"/>
@@ -6967,7 +10620,179 @@
       </w:pPr>
     </w:lvl>
   </w:abstractNum>
-  <w:abstractNum w:abstractNumId="4" w15:restartNumberingAfterBreak="0">
+  <w:abstractNum w:abstractNumId="10" w15:restartNumberingAfterBreak="0">
+    <w:nsid w:val="52607D65"/>
+    <w:multiLevelType w:val="hybridMultilevel"/>
+    <w:tmpl w:val="B1A241B4"/>
+    <w:lvl w:ilvl="0" w:tplc="042A000F">
+      <w:start w:val="1"/>
+      <w:numFmt w:val="decimal"/>
+      <w:lvlText w:val="%1."/>
+      <w:lvlJc w:val="left"/>
+      <w:pPr>
+        <w:ind w:left="1440" w:hanging="360"/>
+      </w:pPr>
+    </w:lvl>
+    <w:lvl w:ilvl="1" w:tplc="042A0019" w:tentative="1">
+      <w:start w:val="1"/>
+      <w:numFmt w:val="lowerLetter"/>
+      <w:lvlText w:val="%2."/>
+      <w:lvlJc w:val="left"/>
+      <w:pPr>
+        <w:ind w:left="2160" w:hanging="360"/>
+      </w:pPr>
+    </w:lvl>
+    <w:lvl w:ilvl="2" w:tplc="042A001B" w:tentative="1">
+      <w:start w:val="1"/>
+      <w:numFmt w:val="lowerRoman"/>
+      <w:lvlText w:val="%3."/>
+      <w:lvlJc w:val="right"/>
+      <w:pPr>
+        <w:ind w:left="2880" w:hanging="180"/>
+      </w:pPr>
+    </w:lvl>
+    <w:lvl w:ilvl="3" w:tplc="042A000F" w:tentative="1">
+      <w:start w:val="1"/>
+      <w:numFmt w:val="decimal"/>
+      <w:lvlText w:val="%4."/>
+      <w:lvlJc w:val="left"/>
+      <w:pPr>
+        <w:ind w:left="3600" w:hanging="360"/>
+      </w:pPr>
+    </w:lvl>
+    <w:lvl w:ilvl="4" w:tplc="042A0019" w:tentative="1">
+      <w:start w:val="1"/>
+      <w:numFmt w:val="lowerLetter"/>
+      <w:lvlText w:val="%5."/>
+      <w:lvlJc w:val="left"/>
+      <w:pPr>
+        <w:ind w:left="4320" w:hanging="360"/>
+      </w:pPr>
+    </w:lvl>
+    <w:lvl w:ilvl="5" w:tplc="042A001B" w:tentative="1">
+      <w:start w:val="1"/>
+      <w:numFmt w:val="lowerRoman"/>
+      <w:lvlText w:val="%6."/>
+      <w:lvlJc w:val="right"/>
+      <w:pPr>
+        <w:ind w:left="5040" w:hanging="180"/>
+      </w:pPr>
+    </w:lvl>
+    <w:lvl w:ilvl="6" w:tplc="042A000F" w:tentative="1">
+      <w:start w:val="1"/>
+      <w:numFmt w:val="decimal"/>
+      <w:lvlText w:val="%7."/>
+      <w:lvlJc w:val="left"/>
+      <w:pPr>
+        <w:ind w:left="5760" w:hanging="360"/>
+      </w:pPr>
+    </w:lvl>
+    <w:lvl w:ilvl="7" w:tplc="042A0019" w:tentative="1">
+      <w:start w:val="1"/>
+      <w:numFmt w:val="lowerLetter"/>
+      <w:lvlText w:val="%8."/>
+      <w:lvlJc w:val="left"/>
+      <w:pPr>
+        <w:ind w:left="6480" w:hanging="360"/>
+      </w:pPr>
+    </w:lvl>
+    <w:lvl w:ilvl="8" w:tplc="042A001B" w:tentative="1">
+      <w:start w:val="1"/>
+      <w:numFmt w:val="lowerRoman"/>
+      <w:lvlText w:val="%9."/>
+      <w:lvlJc w:val="right"/>
+      <w:pPr>
+        <w:ind w:left="7200" w:hanging="180"/>
+      </w:pPr>
+    </w:lvl>
+  </w:abstractNum>
+  <w:abstractNum w:abstractNumId="11" w15:restartNumberingAfterBreak="0">
+    <w:nsid w:val="56431943"/>
+    <w:multiLevelType w:val="hybridMultilevel"/>
+    <w:tmpl w:val="928A1AE0"/>
+    <w:lvl w:ilvl="0" w:tplc="042A000F">
+      <w:start w:val="1"/>
+      <w:numFmt w:val="decimal"/>
+      <w:lvlText w:val="%1."/>
+      <w:lvlJc w:val="left"/>
+      <w:pPr>
+        <w:ind w:left="1440" w:hanging="360"/>
+      </w:pPr>
+    </w:lvl>
+    <w:lvl w:ilvl="1" w:tplc="042A0019" w:tentative="1">
+      <w:start w:val="1"/>
+      <w:numFmt w:val="lowerLetter"/>
+      <w:lvlText w:val="%2."/>
+      <w:lvlJc w:val="left"/>
+      <w:pPr>
+        <w:ind w:left="2160" w:hanging="360"/>
+      </w:pPr>
+    </w:lvl>
+    <w:lvl w:ilvl="2" w:tplc="042A001B" w:tentative="1">
+      <w:start w:val="1"/>
+      <w:numFmt w:val="lowerRoman"/>
+      <w:lvlText w:val="%3."/>
+      <w:lvlJc w:val="right"/>
+      <w:pPr>
+        <w:ind w:left="2880" w:hanging="180"/>
+      </w:pPr>
+    </w:lvl>
+    <w:lvl w:ilvl="3" w:tplc="042A000F" w:tentative="1">
+      <w:start w:val="1"/>
+      <w:numFmt w:val="decimal"/>
+      <w:lvlText w:val="%4."/>
+      <w:lvlJc w:val="left"/>
+      <w:pPr>
+        <w:ind w:left="3600" w:hanging="360"/>
+      </w:pPr>
+    </w:lvl>
+    <w:lvl w:ilvl="4" w:tplc="042A0019" w:tentative="1">
+      <w:start w:val="1"/>
+      <w:numFmt w:val="lowerLetter"/>
+      <w:lvlText w:val="%5."/>
+      <w:lvlJc w:val="left"/>
+      <w:pPr>
+        <w:ind w:left="4320" w:hanging="360"/>
+      </w:pPr>
+    </w:lvl>
+    <w:lvl w:ilvl="5" w:tplc="042A001B" w:tentative="1">
+      <w:start w:val="1"/>
+      <w:numFmt w:val="lowerRoman"/>
+      <w:lvlText w:val="%6."/>
+      <w:lvlJc w:val="right"/>
+      <w:pPr>
+        <w:ind w:left="5040" w:hanging="180"/>
+      </w:pPr>
+    </w:lvl>
+    <w:lvl w:ilvl="6" w:tplc="042A000F" w:tentative="1">
+      <w:start w:val="1"/>
+      <w:numFmt w:val="decimal"/>
+      <w:lvlText w:val="%7."/>
+      <w:lvlJc w:val="left"/>
+      <w:pPr>
+        <w:ind w:left="5760" w:hanging="360"/>
+      </w:pPr>
+    </w:lvl>
+    <w:lvl w:ilvl="7" w:tplc="042A0019" w:tentative="1">
+      <w:start w:val="1"/>
+      <w:numFmt w:val="lowerLetter"/>
+      <w:lvlText w:val="%8."/>
+      <w:lvlJc w:val="left"/>
+      <w:pPr>
+        <w:ind w:left="6480" w:hanging="360"/>
+      </w:pPr>
+    </w:lvl>
+    <w:lvl w:ilvl="8" w:tplc="042A001B" w:tentative="1">
+      <w:start w:val="1"/>
+      <w:numFmt w:val="lowerRoman"/>
+      <w:lvlText w:val="%9."/>
+      <w:lvlJc w:val="right"/>
+      <w:pPr>
+        <w:ind w:left="7200" w:hanging="180"/>
+      </w:pPr>
+    </w:lvl>
+  </w:abstractNum>
+  <w:abstractNum w:abstractNumId="12" w15:restartNumberingAfterBreak="0">
     <w:nsid w:val="573F4BDD"/>
     <w:multiLevelType w:val="hybridMultilevel"/>
     <w:tmpl w:val="247C3492"/>
@@ -7053,7 +10878,156 @@
       </w:pPr>
     </w:lvl>
   </w:abstractNum>
-  <w:abstractNum w:abstractNumId="5" w15:restartNumberingAfterBreak="0">
+  <w:abstractNum w:abstractNumId="13" w15:restartNumberingAfterBreak="0">
+    <w:nsid w:val="60F313D9"/>
+    <w:multiLevelType w:val="multilevel"/>
+    <w:tmpl w:val="2B560A62"/>
+    <w:lvl w:ilvl="0">
+      <w:start w:val="1"/>
+      <w:numFmt w:val="bullet"/>
+      <w:lvlText w:val=""/>
+      <w:lvlJc w:val="left"/>
+      <w:pPr>
+        <w:tabs>
+          <w:tab w:val="num" w:pos="720"/>
+        </w:tabs>
+        <w:ind w:left="720" w:hanging="360"/>
+      </w:pPr>
+      <w:rPr>
+        <w:rFonts w:ascii="Symbol" w:hAnsi="Symbol" w:hint="default"/>
+        <w:sz w:val="20"/>
+      </w:rPr>
+    </w:lvl>
+    <w:lvl w:ilvl="1" w:tentative="1">
+      <w:start w:val="1"/>
+      <w:numFmt w:val="bullet"/>
+      <w:lvlText w:val="o"/>
+      <w:lvlJc w:val="left"/>
+      <w:pPr>
+        <w:tabs>
+          <w:tab w:val="num" w:pos="1440"/>
+        </w:tabs>
+        <w:ind w:left="1440" w:hanging="360"/>
+      </w:pPr>
+      <w:rPr>
+        <w:rFonts w:ascii="Courier New" w:hAnsi="Courier New" w:hint="default"/>
+        <w:sz w:val="20"/>
+      </w:rPr>
+    </w:lvl>
+    <w:lvl w:ilvl="2" w:tentative="1">
+      <w:start w:val="1"/>
+      <w:numFmt w:val="bullet"/>
+      <w:lvlText w:val=""/>
+      <w:lvlJc w:val="left"/>
+      <w:pPr>
+        <w:tabs>
+          <w:tab w:val="num" w:pos="2160"/>
+        </w:tabs>
+        <w:ind w:left="2160" w:hanging="360"/>
+      </w:pPr>
+      <w:rPr>
+        <w:rFonts w:ascii="Wingdings" w:hAnsi="Wingdings" w:hint="default"/>
+        <w:sz w:val="20"/>
+      </w:rPr>
+    </w:lvl>
+    <w:lvl w:ilvl="3" w:tentative="1">
+      <w:start w:val="1"/>
+      <w:numFmt w:val="bullet"/>
+      <w:lvlText w:val=""/>
+      <w:lvlJc w:val="left"/>
+      <w:pPr>
+        <w:tabs>
+          <w:tab w:val="num" w:pos="2880"/>
+        </w:tabs>
+        <w:ind w:left="2880" w:hanging="360"/>
+      </w:pPr>
+      <w:rPr>
+        <w:rFonts w:ascii="Wingdings" w:hAnsi="Wingdings" w:hint="default"/>
+        <w:sz w:val="20"/>
+      </w:rPr>
+    </w:lvl>
+    <w:lvl w:ilvl="4" w:tentative="1">
+      <w:start w:val="1"/>
+      <w:numFmt w:val="bullet"/>
+      <w:lvlText w:val=""/>
+      <w:lvlJc w:val="left"/>
+      <w:pPr>
+        <w:tabs>
+          <w:tab w:val="num" w:pos="3600"/>
+        </w:tabs>
+        <w:ind w:left="3600" w:hanging="360"/>
+      </w:pPr>
+      <w:rPr>
+        <w:rFonts w:ascii="Wingdings" w:hAnsi="Wingdings" w:hint="default"/>
+        <w:sz w:val="20"/>
+      </w:rPr>
+    </w:lvl>
+    <w:lvl w:ilvl="5" w:tentative="1">
+      <w:start w:val="1"/>
+      <w:numFmt w:val="bullet"/>
+      <w:lvlText w:val=""/>
+      <w:lvlJc w:val="left"/>
+      <w:pPr>
+        <w:tabs>
+          <w:tab w:val="num" w:pos="4320"/>
+        </w:tabs>
+        <w:ind w:left="4320" w:hanging="360"/>
+      </w:pPr>
+      <w:rPr>
+        <w:rFonts w:ascii="Wingdings" w:hAnsi="Wingdings" w:hint="default"/>
+        <w:sz w:val="20"/>
+      </w:rPr>
+    </w:lvl>
+    <w:lvl w:ilvl="6" w:tentative="1">
+      <w:start w:val="1"/>
+      <w:numFmt w:val="bullet"/>
+      <w:lvlText w:val=""/>
+      <w:lvlJc w:val="left"/>
+      <w:pPr>
+        <w:tabs>
+          <w:tab w:val="num" w:pos="5040"/>
+        </w:tabs>
+        <w:ind w:left="5040" w:hanging="360"/>
+      </w:pPr>
+      <w:rPr>
+        <w:rFonts w:ascii="Wingdings" w:hAnsi="Wingdings" w:hint="default"/>
+        <w:sz w:val="20"/>
+      </w:rPr>
+    </w:lvl>
+    <w:lvl w:ilvl="7" w:tentative="1">
+      <w:start w:val="1"/>
+      <w:numFmt w:val="bullet"/>
+      <w:lvlText w:val=""/>
+      <w:lvlJc w:val="left"/>
+      <w:pPr>
+        <w:tabs>
+          <w:tab w:val="num" w:pos="5760"/>
+        </w:tabs>
+        <w:ind w:left="5760" w:hanging="360"/>
+      </w:pPr>
+      <w:rPr>
+        <w:rFonts w:ascii="Wingdings" w:hAnsi="Wingdings" w:hint="default"/>
+        <w:sz w:val="20"/>
+      </w:rPr>
+    </w:lvl>
+    <w:lvl w:ilvl="8" w:tentative="1">
+      <w:start w:val="1"/>
+      <w:numFmt w:val="bullet"/>
+      <w:lvlText w:val=""/>
+      <w:lvlJc w:val="left"/>
+      <w:pPr>
+        <w:tabs>
+          <w:tab w:val="num" w:pos="6480"/>
+        </w:tabs>
+        <w:ind w:left="6480" w:hanging="360"/>
+      </w:pPr>
+      <w:rPr>
+        <w:rFonts w:ascii="Wingdings" w:hAnsi="Wingdings" w:hint="default"/>
+        <w:sz w:val="20"/>
+      </w:rPr>
+    </w:lvl>
+  </w:abstractNum>
+  <w:abstractNum w:abstractNumId="14" w15:restartNumberingAfterBreak="0">
     <w:nsid w:val="6FB70866"/>
     <w:multiLevelType w:val="hybridMultilevel"/>
     <w:tmpl w:val="AD0C58B6"/>
@@ -7139,7 +11113,7 @@
       </w:pPr>
     </w:lvl>
   </w:abstractNum>
-  <w:abstractNum w:abstractNumId="6" w15:restartNumberingAfterBreak="0">
+  <w:abstractNum w:abstractNumId="15" w15:restartNumberingAfterBreak="0">
     <w:nsid w:val="750464C2"/>
     <w:multiLevelType w:val="hybridMultilevel"/>
     <w:tmpl w:val="7F16D1CE"/>
@@ -7225,26 +11199,142 @@
       </w:pPr>
     </w:lvl>
   </w:abstractNum>
+  <w:abstractNum w:abstractNumId="16" w15:restartNumberingAfterBreak="0">
+    <w:nsid w:val="7627118B"/>
+    <w:multiLevelType w:val="hybridMultilevel"/>
+    <w:tmpl w:val="88C8D864"/>
+    <w:lvl w:ilvl="0" w:tplc="042A000F">
+      <w:start w:val="1"/>
+      <w:numFmt w:val="decimal"/>
+      <w:lvlText w:val="%1."/>
+      <w:lvlJc w:val="left"/>
+      <w:pPr>
+        <w:ind w:left="1440" w:hanging="360"/>
+      </w:pPr>
+    </w:lvl>
+    <w:lvl w:ilvl="1" w:tplc="042A0019" w:tentative="1">
+      <w:start w:val="1"/>
+      <w:numFmt w:val="lowerLetter"/>
+      <w:lvlText w:val="%2."/>
+      <w:lvlJc w:val="left"/>
+      <w:pPr>
+        <w:ind w:left="2160" w:hanging="360"/>
+      </w:pPr>
+    </w:lvl>
+    <w:lvl w:ilvl="2" w:tplc="042A001B" w:tentative="1">
+      <w:start w:val="1"/>
+      <w:numFmt w:val="lowerRoman"/>
+      <w:lvlText w:val="%3."/>
+      <w:lvlJc w:val="right"/>
+      <w:pPr>
+        <w:ind w:left="2880" w:hanging="180"/>
+      </w:pPr>
+    </w:lvl>
+    <w:lvl w:ilvl="3" w:tplc="042A000F" w:tentative="1">
+      <w:start w:val="1"/>
+      <w:numFmt w:val="decimal"/>
+      <w:lvlText w:val="%4."/>
+      <w:lvlJc w:val="left"/>
+      <w:pPr>
+        <w:ind w:left="3600" w:hanging="360"/>
+      </w:pPr>
+    </w:lvl>
+    <w:lvl w:ilvl="4" w:tplc="042A0019" w:tentative="1">
+      <w:start w:val="1"/>
+      <w:numFmt w:val="lowerLetter"/>
+      <w:lvlText w:val="%5."/>
+      <w:lvlJc w:val="left"/>
+      <w:pPr>
+        <w:ind w:left="4320" w:hanging="360"/>
+      </w:pPr>
+    </w:lvl>
+    <w:lvl w:ilvl="5" w:tplc="042A001B" w:tentative="1">
+      <w:start w:val="1"/>
+      <w:numFmt w:val="lowerRoman"/>
+      <w:lvlText w:val="%6."/>
+      <w:lvlJc w:val="right"/>
+      <w:pPr>
+        <w:ind w:left="5040" w:hanging="180"/>
+      </w:pPr>
+    </w:lvl>
+    <w:lvl w:ilvl="6" w:tplc="042A000F" w:tentative="1">
+      <w:start w:val="1"/>
+      <w:numFmt w:val="decimal"/>
+      <w:lvlText w:val="%7."/>
+      <w:lvlJc w:val="left"/>
+      <w:pPr>
+        <w:ind w:left="5760" w:hanging="360"/>
+      </w:pPr>
+    </w:lvl>
+    <w:lvl w:ilvl="7" w:tplc="042A0019" w:tentative="1">
+      <w:start w:val="1"/>
+      <w:numFmt w:val="lowerLetter"/>
+      <w:lvlText w:val="%8."/>
+      <w:lvlJc w:val="left"/>
+      <w:pPr>
+        <w:ind w:left="6480" w:hanging="360"/>
+      </w:pPr>
+    </w:lvl>
+    <w:lvl w:ilvl="8" w:tplc="042A001B" w:tentative="1">
+      <w:start w:val="1"/>
+      <w:numFmt w:val="lowerRoman"/>
+      <w:lvlText w:val="%9."/>
+      <w:lvlJc w:val="right"/>
+      <w:pPr>
+        <w:ind w:left="7200" w:hanging="180"/>
+      </w:pPr>
+    </w:lvl>
+  </w:abstractNum>
   <w:num w:numId="1" w16cid:durableId="1275013144">
+    <w:abstractNumId w:val="12"/>
+  </w:num>
+  <w:num w:numId="2" w16cid:durableId="1872761848">
+    <w:abstractNumId w:val="8"/>
+  </w:num>
+  <w:num w:numId="3" w16cid:durableId="2083797725">
+    <w:abstractNumId w:val="15"/>
+  </w:num>
+  <w:num w:numId="4" w16cid:durableId="650672577">
+    <w:abstractNumId w:val="9"/>
+  </w:num>
+  <w:num w:numId="5" w16cid:durableId="1506824053">
+    <w:abstractNumId w:val="1"/>
+  </w:num>
+  <w:num w:numId="6" w16cid:durableId="1849169650">
+    <w:abstractNumId w:val="14"/>
+  </w:num>
+  <w:num w:numId="7" w16cid:durableId="1406142754">
+    <w:abstractNumId w:val="5"/>
+  </w:num>
+  <w:num w:numId="8" w16cid:durableId="1460144263">
+    <w:abstractNumId w:val="13"/>
+  </w:num>
+  <w:num w:numId="9" w16cid:durableId="867641369">
+    <w:abstractNumId w:val="0"/>
+  </w:num>
+  <w:num w:numId="10" w16cid:durableId="1401441879">
     <w:abstractNumId w:val="4"/>
   </w:num>
-  <w:num w:numId="2" w16cid:durableId="1872761848">
-    <w:abstractNumId w:val="2"/>
+  <w:num w:numId="11" w16cid:durableId="1658070208">
+    <w:abstractNumId w:val="3"/>
   </w:num>
-  <w:num w:numId="3" w16cid:durableId="2083797725">
+  <w:num w:numId="12" w16cid:durableId="1835367566">
+    <w:abstractNumId w:val="7"/>
+  </w:num>
+  <w:num w:numId="13" w16cid:durableId="1730686384">
+    <w:abstractNumId w:val="16"/>
+  </w:num>
+  <w:num w:numId="14" w16cid:durableId="1754428230">
     <w:abstractNumId w:val="6"/>
   </w:num>
-  <w:num w:numId="4" w16cid:durableId="650672577">
-    <w:abstractNumId w:val="3"/>
+  <w:num w:numId="15" w16cid:durableId="1203175882">
+    <w:abstractNumId w:val="11"/>
   </w:num>
-  <w:num w:numId="5" w16cid:durableId="1506824053">
-    <w:abstractNumId w:val="0"/>
+  <w:num w:numId="16" w16cid:durableId="1886062804">
+    <w:abstractNumId w:val="10"/>
   </w:num>
-  <w:num w:numId="6" w16cid:durableId="1849169650">
-    <w:abstractNumId w:val="5"/>
-  </w:num>
-  <w:num w:numId="7" w16cid:durableId="1406142754">
-    <w:abstractNumId w:val="1"/>
+  <w:num w:numId="17" w16cid:durableId="1679691576">
+    <w:abstractNumId w:val="2"/>
   </w:num>
 </w:numbering>
 </file>
@@ -7649,7 +11739,7 @@
   <w:style w:type="paragraph" w:default="1" w:styleId="Normal">
     <w:name w:val="Normal"/>
     <w:qFormat/>
-    <w:rsid w:val="00E0280C"/>
+    <w:rsid w:val="002962CE"/>
   </w:style>
   <w:style w:type="paragraph" w:styleId="Heading1">
     <w:name w:val="heading 1"/>
@@ -7849,7 +11939,6 @@
   <w:style w:type="character" w:default="1" w:styleId="DefaultParagraphFont">
     <w:name w:val="Default Paragraph Font"/>
     <w:uiPriority w:val="1"/>
-    <w:semiHidden/>
     <w:unhideWhenUsed/>
   </w:style>
   <w:style w:type="table" w:default="1" w:styleId="TableNormal">
@@ -8298,6 +12387,23 @@
     <w:uiPriority w:val="99"/>
     <w:rsid w:val="00AF3588"/>
   </w:style>
+  <w:style w:type="paragraph" w:styleId="NormalWeb">
+    <w:name w:val="Normal (Web)"/>
+    <w:basedOn w:val="Normal"/>
+    <w:uiPriority w:val="99"/>
+    <w:unhideWhenUsed/>
+    <w:rsid w:val="0082399B"/>
+    <w:pPr>
+      <w:spacing w:before="100" w:beforeAutospacing="1" w:after="100" w:afterAutospacing="1" w:line="240" w:lineRule="auto"/>
+    </w:pPr>
+    <w:rPr>
+      <w:rFonts w:eastAsia="Times New Roman" w:cs="Times New Roman"/>
+      <w:kern w:val="0"/>
+      <w:sz w:val="24"/>
+      <w:lang w:eastAsia="vi-VN"/>
+      <w14:ligatures w14:val="none"/>
+    </w:rPr>
+  </w:style>
 </w:styles>
 </file>
 
